--- a/osnovi/KR/5130904_30103_punkt2.docx
+++ b/osnovi/KR/5130904_30103_punkt2.docx
@@ -9,11 +9,12 @@
       </w:pPr>
       <w:r>
         <w:rPr>
-          <w:rFonts w:ascii="Times New Roman" w:hAnsi="Times New Roman"/>
           <w:b/>
-          <w:sz w:val="32"/>
+          <w:i w:val="0"/>
         </w:rPr>
-        <w:t>2. РЕСУРСЫ ПРОЕКТА</w:t>
+        <w:t>КУРСОВАЯ РАБОТА</w:t>
+        <w:br/>
+        <w:t>Пункты 1–4</w:t>
       </w:r>
     </w:p>
     <w:p>
@@ -23,11 +24,26 @@
       </w:pPr>
       <w:r>
         <w:rPr>
-          <w:rFonts w:ascii="Times New Roman" w:hAnsi="Times New Roman"/>
           <w:i/>
-          <w:sz w:val="24"/>
         </w:rPr>
         <w:t>Вариант 3. Разработка MVP мобильного приложения для интернет-магазина</w:t>
+      </w:r>
+    </w:p>
+    <w:p>
+      <w:pPr>
+        <w:ind w:firstLine="0"/>
+        <w:jc w:val="center"/>
+      </w:pPr>
+      <w:r>
+        <w:rPr>
+          <w:i/>
+        </w:rPr>
+        <w:t>Рабочая версия отчёта</w:t>
+      </w:r>
+    </w:p>
+    <w:p>
+      <w:r>
+        <w:br w:type="page"/>
       </w:r>
     </w:p>
     <w:p>
@@ -35,22 +51,23 @@
         <w:pStyle w:val="Heading1"/>
       </w:pPr>
       <w:r>
-        <w:t>2.1. Исходные данные и принятые допущения</w:t>
+        <w:t>1. Цель программного проекта</w:t>
       </w:r>
     </w:p>
     <w:p>
       <w:r>
-        <w:t>Согласно варианту 3 исходных данных для курсовой работы, проектная команда создаёт MVP (Minimum Viable Product — минимально жизнеспособный продукт) мобильного приложения для интернет-магазина. Предварительная оценка продолжительности проекта составляет 2,5 месяца; в разработке участвуют три разработчика. Заказчик предоставляет формальные требования к характеристикам MVP и сценарии его использования (Use Cases).</w:t>
+        <w:rPr>
+          <w:i w:val="0"/>
+        </w:rPr>
+        <w:t>Целью программного проекта является разработка и выпуск минимально жизнеспособного продукта (MVP) мобильного приложения для интернет-магазина, обеспечивающего регистрацию и авторизацию пользователей, просмотр каталога товаров, поиск и фильтрацию товаров, добавление товаров в корзину, оформление заказа и получение уведомлений о статусе заказа.</w:t>
       </w:r>
     </w:p>
     <w:p>
       <w:r>
-        <w:t>MVP должен обеспечивать регистрацию и авторизацию пользователей, просмотр каталога товаров, поиск и фильтрацию товаров, добавление товаров в корзину, оформление заказа и уведомления о статусе заказа. После разработки заказчик организует проверку продукта целевой группой пользователей продолжительностью два дня. Выпуск текущей версии допускается только при получении положительного консолидированного отзыва. Руководитель команды отвечает за взаимодействие с целевой группой и согласование графика проверки.</w:t>
-      </w:r>
-    </w:p>
-    <w:p>
-      <w:r>
-        <w:t>В качестве плановой длительности принимается 2,5 месяца, указанная в варианте. Ограничение методических указаний в 3,5 месяца рассматривается как максимально допустимое, а не как обязательная длительность. В состав ресурсов дополнительно включены роли руководителя команды и специалиста по тестированию. Это проектные допущения: исходные данные гарантируют наличие трёх разработчиков, но не определяют штат остальных ролей. Предполагается, что дополнительные специалисты привлекаются частично или их функции совмещаются с обязанностями участников команды.</w:t>
+        <w:rPr>
+          <w:i w:val="0"/>
+        </w:rPr>
+        <w:t>Проект планируется выполнить командой из трёх разработчиков за 2,5 месяца. После реализации MVP заказчик организует проверку целевой группой пользователей в течение двух дней. Выпуск допускается только при положительном консолидированном отзыве. При отрицательном отзыве команда анализирует замечания, выполняет необходимые доработки и согласует повторную проверку.</w:t>
       </w:r>
     </w:p>
     <w:p>
@@ -58,12 +75,31 @@
         <w:pStyle w:val="Heading1"/>
       </w:pPr>
       <w:r>
-        <w:t>2.2. Людские ресурсы</w:t>
+        <w:t>2. Ресурсы проекта</w:t>
+      </w:r>
+    </w:p>
+    <w:p>
+      <w:pPr>
+        <w:pStyle w:val="Heading2"/>
+      </w:pPr>
+      <w:r>
+        <w:t>2.1. Исходные данные и допущения</w:t>
       </w:r>
     </w:p>
     <w:p>
       <w:r>
-        <w:t>Людские ресурсы определяют состав исполнителей, распределение ответственности и периоды участия в проекте. Количество разработчиков соответствует исходным данным варианта; остальные роли являются предлагаемой организацией работ.</w:t>
+        <w:rPr>
+          <w:i w:val="0"/>
+        </w:rPr>
+        <w:t>Согласно варианту 3, заказчик предоставляет формальные требования к характеристикам MVP и сценарии использования (Use Cases). Предварительная длительность проекта — 2,5 месяца; в разработке участвуют три разработчика. Планирование ниже исходит из десяти недель (пять спринтов по две недели), что является приближением к 2,5 календарным месяцам. Руководитель команды и специалист QA включены как проектные допущения; они могут участвовать частично или совмещать обязанности.</w:t>
+      </w:r>
+    </w:p>
+    <w:p>
+      <w:pPr>
+        <w:pStyle w:val="Heading2"/>
+      </w:pPr>
+      <w:r>
+        <w:t>2.2. Людские ресурсы</w:t>
       </w:r>
     </w:p>
     <w:tbl>
@@ -83,127 +119,14 @@
       <w:tr>
         <w:tc>
           <w:tcPr>
-            <w:tcW w:type="dxa" w:w="1814"/>
+            <w:tcW w:type="dxa" w:w="1701"/>
+            <w:vAlign w:val="center"/>
             <w:shd w:fill="D9E2F3"/>
-            <w:vAlign w:val="center"/>
             <w:tcMar>
-              <w:top w:w="80" w:type="dxa"/>
-              <w:start w:w="90" w:type="dxa"/>
-              <w:bottom w:w="80" w:type="dxa"/>
-              <w:end w:w="90" w:type="dxa"/>
-            </w:tcMar>
-          </w:tcPr>
-          <w:p>
-            <w:pPr>
-              <w:spacing w:line="240" w:lineRule="auto"/>
-              <w:ind w:firstLine="0"/>
-              <w:jc w:val="center"/>
-            </w:pPr>
-            <w:r>
-              <w:rPr>
-                <w:rFonts w:ascii="Times New Roman" w:hAnsi="Times New Roman"/>
-                <w:b/>
-                <w:sz w:val="16"/>
-              </w:rPr>
-              <w:t>Ресурс / роль</w:t>
-            </w:r>
-          </w:p>
-        </w:tc>
-        <w:tc>
-          <w:tcPr>
-            <w:tcW w:type="dxa" w:w="1814"/>
-            <w:shd w:fill="D9E2F3"/>
-            <w:vAlign w:val="center"/>
-            <w:tcMar>
-              <w:top w:w="80" w:type="dxa"/>
-              <w:start w:w="90" w:type="dxa"/>
-              <w:bottom w:w="80" w:type="dxa"/>
-              <w:end w:w="90" w:type="dxa"/>
-            </w:tcMar>
-          </w:tcPr>
-          <w:p>
-            <w:pPr>
-              <w:spacing w:line="240" w:lineRule="auto"/>
-              <w:ind w:firstLine="0"/>
-              <w:jc w:val="center"/>
-            </w:pPr>
-            <w:r>
-              <w:rPr>
-                <w:rFonts w:ascii="Times New Roman" w:hAnsi="Times New Roman"/>
-                <w:b/>
-                <w:sz w:val="16"/>
-              </w:rPr>
-              <w:t>Количество и участие</w:t>
-            </w:r>
-          </w:p>
-        </w:tc>
-        <w:tc>
-          <w:tcPr>
-            <w:tcW w:type="dxa" w:w="3515"/>
-            <w:shd w:fill="D9E2F3"/>
-            <w:vAlign w:val="center"/>
-            <w:tcMar>
-              <w:top w:w="80" w:type="dxa"/>
-              <w:start w:w="90" w:type="dxa"/>
-              <w:bottom w:w="80" w:type="dxa"/>
-              <w:end w:w="90" w:type="dxa"/>
-            </w:tcMar>
-          </w:tcPr>
-          <w:p>
-            <w:pPr>
-              <w:spacing w:line="240" w:lineRule="auto"/>
-              <w:ind w:firstLine="0"/>
-              <w:jc w:val="center"/>
-            </w:pPr>
-            <w:r>
-              <w:rPr>
-                <w:rFonts w:ascii="Times New Roman" w:hAnsi="Times New Roman"/>
-                <w:b/>
-                <w:sz w:val="16"/>
-              </w:rPr>
-              <w:t>Основные обязанности</w:t>
-            </w:r>
-          </w:p>
-        </w:tc>
-        <w:tc>
-          <w:tcPr>
-            <w:tcW w:type="dxa" w:w="1531"/>
-            <w:shd w:fill="D9E2F3"/>
-            <w:vAlign w:val="center"/>
-            <w:tcMar>
-              <w:top w:w="80" w:type="dxa"/>
-              <w:start w:w="90" w:type="dxa"/>
-              <w:bottom w:w="80" w:type="dxa"/>
-              <w:end w:w="90" w:type="dxa"/>
-            </w:tcMar>
-          </w:tcPr>
-          <w:p>
-            <w:pPr>
-              <w:spacing w:line="240" w:lineRule="auto"/>
-              <w:ind w:firstLine="0"/>
-              <w:jc w:val="center"/>
-            </w:pPr>
-            <w:r>
-              <w:rPr>
-                <w:rFonts w:ascii="Times New Roman" w:hAnsi="Times New Roman"/>
-                <w:b/>
-                <w:sz w:val="16"/>
-              </w:rPr>
-              <w:t>Период</w:t>
-            </w:r>
-          </w:p>
-        </w:tc>
-      </w:tr>
-      <w:tr>
-        <w:tc>
-          <w:tcPr>
-            <w:tcW w:type="dxa" w:w="1814"/>
-            <w:vAlign w:val="center"/>
-            <w:tcMar>
-              <w:top w:w="80" w:type="dxa"/>
-              <w:start w:w="90" w:type="dxa"/>
-              <w:bottom w:w="80" w:type="dxa"/>
-              <w:end w:w="90" w:type="dxa"/>
+              <w:top w:w="60" w:type="dxa"/>
+              <w:start w:w="60" w:type="dxa"/>
+              <w:bottom w:w="60" w:type="dxa"/>
+              <w:end w:w="60" w:type="dxa"/>
             </w:tcMar>
           </w:tcPr>
           <w:p>
@@ -216,19 +139,20 @@
                 <w:rFonts w:ascii="Times New Roman" w:hAnsi="Times New Roman"/>
                 <w:sz w:val="16"/>
               </w:rPr>
-              <w:t>Разработчик № 1</w:t>
+              <w:t>Роль</w:t>
             </w:r>
           </w:p>
         </w:tc>
         <w:tc>
           <w:tcPr>
-            <w:tcW w:type="dxa" w:w="1814"/>
+            <w:tcW w:type="dxa" w:w="1701"/>
             <w:vAlign w:val="center"/>
+            <w:shd w:fill="D9E2F3"/>
             <w:tcMar>
-              <w:top w:w="80" w:type="dxa"/>
-              <w:start w:w="90" w:type="dxa"/>
-              <w:bottom w:w="80" w:type="dxa"/>
-              <w:end w:w="90" w:type="dxa"/>
+              <w:top w:w="60" w:type="dxa"/>
+              <w:start w:w="60" w:type="dxa"/>
+              <w:bottom w:w="60" w:type="dxa"/>
+              <w:end w:w="60" w:type="dxa"/>
             </w:tcMar>
           </w:tcPr>
           <w:p>
@@ -241,19 +165,20 @@
                 <w:rFonts w:ascii="Times New Roman" w:hAnsi="Times New Roman"/>
                 <w:sz w:val="16"/>
               </w:rPr>
-              <w:t>1 человек; полная занятость</w:t>
+              <w:t>Количество / участие</w:t>
             </w:r>
           </w:p>
         </w:tc>
         <w:tc>
           <w:tcPr>
-            <w:tcW w:type="dxa" w:w="3515"/>
+            <w:tcW w:type="dxa" w:w="3628"/>
             <w:vAlign w:val="center"/>
+            <w:shd w:fill="D9E2F3"/>
             <w:tcMar>
-              <w:top w:w="80" w:type="dxa"/>
-              <w:start w:w="90" w:type="dxa"/>
-              <w:bottom w:w="80" w:type="dxa"/>
-              <w:end w:w="90" w:type="dxa"/>
+              <w:top w:w="60" w:type="dxa"/>
+              <w:start w:w="60" w:type="dxa"/>
+              <w:bottom w:w="60" w:type="dxa"/>
+              <w:end w:w="60" w:type="dxa"/>
             </w:tcMar>
           </w:tcPr>
           <w:p>
@@ -266,19 +191,122 @@
                 <w:rFonts w:ascii="Times New Roman" w:hAnsi="Times New Roman"/>
                 <w:sz w:val="16"/>
               </w:rPr>
-              <w:t>Серверная логика, API и работа с данными</w:t>
+              <w:t>Обязанности</w:t>
             </w:r>
           </w:p>
         </w:tc>
         <w:tc>
           <w:tcPr>
-            <w:tcW w:type="dxa" w:w="1531"/>
+            <w:tcW w:type="dxa" w:w="1417"/>
+            <w:vAlign w:val="center"/>
+            <w:shd w:fill="D9E2F3"/>
+            <w:tcMar>
+              <w:top w:w="60" w:type="dxa"/>
+              <w:start w:w="60" w:type="dxa"/>
+              <w:bottom w:w="60" w:type="dxa"/>
+              <w:end w:w="60" w:type="dxa"/>
+            </w:tcMar>
+          </w:tcPr>
+          <w:p>
+            <w:pPr>
+              <w:spacing w:line="240" w:lineRule="auto" w:after="0"/>
+              <w:ind w:firstLine="0"/>
+            </w:pPr>
+            <w:r>
+              <w:rPr>
+                <w:rFonts w:ascii="Times New Roman" w:hAnsi="Times New Roman"/>
+                <w:sz w:val="16"/>
+              </w:rPr>
+              <w:t>Период</w:t>
+            </w:r>
+          </w:p>
+        </w:tc>
+      </w:tr>
+      <w:tr>
+        <w:tc>
+          <w:tcPr>
+            <w:tcW w:type="dxa" w:w="1701"/>
             <w:vAlign w:val="center"/>
             <w:tcMar>
-              <w:top w:w="80" w:type="dxa"/>
-              <w:start w:w="90" w:type="dxa"/>
-              <w:bottom w:w="80" w:type="dxa"/>
-              <w:end w:w="90" w:type="dxa"/>
+              <w:top w:w="60" w:type="dxa"/>
+              <w:start w:w="60" w:type="dxa"/>
+              <w:bottom w:w="60" w:type="dxa"/>
+              <w:end w:w="60" w:type="dxa"/>
+            </w:tcMar>
+          </w:tcPr>
+          <w:p>
+            <w:pPr>
+              <w:spacing w:line="240" w:lineRule="auto" w:after="0"/>
+              <w:ind w:firstLine="0"/>
+            </w:pPr>
+            <w:r>
+              <w:rPr>
+                <w:rFonts w:ascii="Times New Roman" w:hAnsi="Times New Roman"/>
+                <w:sz w:val="16"/>
+              </w:rPr>
+              <w:t>Разработчик 1</w:t>
+            </w:r>
+          </w:p>
+        </w:tc>
+        <w:tc>
+          <w:tcPr>
+            <w:tcW w:type="dxa" w:w="1701"/>
+            <w:vAlign w:val="center"/>
+            <w:tcMar>
+              <w:top w:w="60" w:type="dxa"/>
+              <w:start w:w="60" w:type="dxa"/>
+              <w:bottom w:w="60" w:type="dxa"/>
+              <w:end w:w="60" w:type="dxa"/>
+            </w:tcMar>
+          </w:tcPr>
+          <w:p>
+            <w:pPr>
+              <w:spacing w:line="240" w:lineRule="auto" w:after="0"/>
+              <w:ind w:firstLine="0"/>
+            </w:pPr>
+            <w:r>
+              <w:rPr>
+                <w:rFonts w:ascii="Times New Roman" w:hAnsi="Times New Roman"/>
+                <w:sz w:val="16"/>
+              </w:rPr>
+              <w:t>1, полная занятость</w:t>
+            </w:r>
+          </w:p>
+        </w:tc>
+        <w:tc>
+          <w:tcPr>
+            <w:tcW w:type="dxa" w:w="3628"/>
+            <w:vAlign w:val="center"/>
+            <w:tcMar>
+              <w:top w:w="60" w:type="dxa"/>
+              <w:start w:w="60" w:type="dxa"/>
+              <w:bottom w:w="60" w:type="dxa"/>
+              <w:end w:w="60" w:type="dxa"/>
+            </w:tcMar>
+          </w:tcPr>
+          <w:p>
+            <w:pPr>
+              <w:spacing w:line="240" w:lineRule="auto" w:after="0"/>
+              <w:ind w:firstLine="0"/>
+            </w:pPr>
+            <w:r>
+              <w:rPr>
+                <w:rFonts w:ascii="Times New Roman" w:hAnsi="Times New Roman"/>
+                <w:sz w:val="16"/>
+              </w:rPr>
+              <w:t>Серверная логика, API, данные</w:t>
+            </w:r>
+          </w:p>
+        </w:tc>
+        <w:tc>
+          <w:tcPr>
+            <w:tcW w:type="dxa" w:w="1417"/>
+            <w:vAlign w:val="center"/>
+            <w:tcMar>
+              <w:top w:w="60" w:type="dxa"/>
+              <w:start w:w="60" w:type="dxa"/>
+              <w:bottom w:w="60" w:type="dxa"/>
+              <w:end w:w="60" w:type="dxa"/>
             </w:tcMar>
           </w:tcPr>
           <w:p>
@@ -299,13 +327,13 @@
       <w:tr>
         <w:tc>
           <w:tcPr>
-            <w:tcW w:type="dxa" w:w="1814"/>
+            <w:tcW w:type="dxa" w:w="1701"/>
             <w:vAlign w:val="center"/>
             <w:tcMar>
-              <w:top w:w="80" w:type="dxa"/>
-              <w:start w:w="90" w:type="dxa"/>
-              <w:bottom w:w="80" w:type="dxa"/>
-              <w:end w:w="90" w:type="dxa"/>
+              <w:top w:w="60" w:type="dxa"/>
+              <w:start w:w="60" w:type="dxa"/>
+              <w:bottom w:w="60" w:type="dxa"/>
+              <w:end w:w="60" w:type="dxa"/>
             </w:tcMar>
           </w:tcPr>
           <w:p>
@@ -318,19 +346,19 @@
                 <w:rFonts w:ascii="Times New Roman" w:hAnsi="Times New Roman"/>
                 <w:sz w:val="16"/>
               </w:rPr>
-              <w:t>Разработчик № 2</w:t>
+              <w:t>Разработчик 2</w:t>
             </w:r>
           </w:p>
         </w:tc>
         <w:tc>
           <w:tcPr>
-            <w:tcW w:type="dxa" w:w="1814"/>
+            <w:tcW w:type="dxa" w:w="1701"/>
             <w:vAlign w:val="center"/>
             <w:tcMar>
-              <w:top w:w="80" w:type="dxa"/>
-              <w:start w:w="90" w:type="dxa"/>
-              <w:bottom w:w="80" w:type="dxa"/>
-              <w:end w:w="90" w:type="dxa"/>
+              <w:top w:w="60" w:type="dxa"/>
+              <w:start w:w="60" w:type="dxa"/>
+              <w:bottom w:w="60" w:type="dxa"/>
+              <w:end w:w="60" w:type="dxa"/>
             </w:tcMar>
           </w:tcPr>
           <w:p>
@@ -343,19 +371,19 @@
                 <w:rFonts w:ascii="Times New Roman" w:hAnsi="Times New Roman"/>
                 <w:sz w:val="16"/>
               </w:rPr>
-              <w:t>1 человек; полная занятость</w:t>
+              <w:t>1, полная занятость</w:t>
             </w:r>
           </w:p>
         </w:tc>
         <w:tc>
           <w:tcPr>
-            <w:tcW w:type="dxa" w:w="3515"/>
+            <w:tcW w:type="dxa" w:w="3628"/>
             <w:vAlign w:val="center"/>
             <w:tcMar>
-              <w:top w:w="80" w:type="dxa"/>
-              <w:start w:w="90" w:type="dxa"/>
-              <w:bottom w:w="80" w:type="dxa"/>
-              <w:end w:w="90" w:type="dxa"/>
+              <w:top w:w="60" w:type="dxa"/>
+              <w:start w:w="60" w:type="dxa"/>
+              <w:bottom w:w="60" w:type="dxa"/>
+              <w:end w:w="60" w:type="dxa"/>
             </w:tcMar>
           </w:tcPr>
           <w:p>
@@ -368,19 +396,19 @@
                 <w:rFonts w:ascii="Times New Roman" w:hAnsi="Times New Roman"/>
                 <w:sz w:val="16"/>
               </w:rPr>
-              <w:t>Мобильный интерфейс, экраны и навигация</w:t>
+              <w:t>Мобильный интерфейс и навигация</w:t>
             </w:r>
           </w:p>
         </w:tc>
         <w:tc>
           <w:tcPr>
-            <w:tcW w:type="dxa" w:w="1531"/>
+            <w:tcW w:type="dxa" w:w="1417"/>
             <w:vAlign w:val="center"/>
             <w:tcMar>
-              <w:top w:w="80" w:type="dxa"/>
-              <w:start w:w="90" w:type="dxa"/>
-              <w:bottom w:w="80" w:type="dxa"/>
-              <w:end w:w="90" w:type="dxa"/>
+              <w:top w:w="60" w:type="dxa"/>
+              <w:start w:w="60" w:type="dxa"/>
+              <w:bottom w:w="60" w:type="dxa"/>
+              <w:end w:w="60" w:type="dxa"/>
             </w:tcMar>
           </w:tcPr>
           <w:p>
@@ -401,13 +429,13 @@
       <w:tr>
         <w:tc>
           <w:tcPr>
-            <w:tcW w:type="dxa" w:w="1814"/>
+            <w:tcW w:type="dxa" w:w="1701"/>
             <w:vAlign w:val="center"/>
             <w:tcMar>
-              <w:top w:w="80" w:type="dxa"/>
-              <w:start w:w="90" w:type="dxa"/>
-              <w:bottom w:w="80" w:type="dxa"/>
-              <w:end w:w="90" w:type="dxa"/>
+              <w:top w:w="60" w:type="dxa"/>
+              <w:start w:w="60" w:type="dxa"/>
+              <w:bottom w:w="60" w:type="dxa"/>
+              <w:end w:w="60" w:type="dxa"/>
             </w:tcMar>
           </w:tcPr>
           <w:p>
@@ -420,19 +448,19 @@
                 <w:rFonts w:ascii="Times New Roman" w:hAnsi="Times New Roman"/>
                 <w:sz w:val="16"/>
               </w:rPr>
-              <w:t>Разработчик № 3</w:t>
+              <w:t>Разработчик 3</w:t>
             </w:r>
           </w:p>
         </w:tc>
         <w:tc>
           <w:tcPr>
-            <w:tcW w:type="dxa" w:w="1814"/>
+            <w:tcW w:type="dxa" w:w="1701"/>
             <w:vAlign w:val="center"/>
             <w:tcMar>
-              <w:top w:w="80" w:type="dxa"/>
-              <w:start w:w="90" w:type="dxa"/>
-              <w:bottom w:w="80" w:type="dxa"/>
-              <w:end w:w="90" w:type="dxa"/>
+              <w:top w:w="60" w:type="dxa"/>
+              <w:start w:w="60" w:type="dxa"/>
+              <w:bottom w:w="60" w:type="dxa"/>
+              <w:end w:w="60" w:type="dxa"/>
             </w:tcMar>
           </w:tcPr>
           <w:p>
@@ -445,19 +473,19 @@
                 <w:rFonts w:ascii="Times New Roman" w:hAnsi="Times New Roman"/>
                 <w:sz w:val="16"/>
               </w:rPr>
-              <w:t>1 человек; полная занятость</w:t>
+              <w:t>1, полная занятость</w:t>
             </w:r>
           </w:p>
         </w:tc>
         <w:tc>
           <w:tcPr>
-            <w:tcW w:type="dxa" w:w="3515"/>
+            <w:tcW w:type="dxa" w:w="3628"/>
             <w:vAlign w:val="center"/>
             <w:tcMar>
-              <w:top w:w="80" w:type="dxa"/>
-              <w:start w:w="90" w:type="dxa"/>
-              <w:bottom w:w="80" w:type="dxa"/>
-              <w:end w:w="90" w:type="dxa"/>
+              <w:top w:w="60" w:type="dxa"/>
+              <w:start w:w="60" w:type="dxa"/>
+              <w:bottom w:w="60" w:type="dxa"/>
+              <w:end w:w="60" w:type="dxa"/>
             </w:tcMar>
           </w:tcPr>
           <w:p>
@@ -470,19 +498,19 @@
                 <w:rFonts w:ascii="Times New Roman" w:hAnsi="Times New Roman"/>
                 <w:sz w:val="16"/>
               </w:rPr>
-              <w:t>Интеграция компонентов, корзина, оформление заказа и уведомления</w:t>
+              <w:t>Интеграция, корзина, заказ, уведомления</w:t>
             </w:r>
           </w:p>
         </w:tc>
         <w:tc>
           <w:tcPr>
-            <w:tcW w:type="dxa" w:w="1531"/>
+            <w:tcW w:type="dxa" w:w="1417"/>
             <w:vAlign w:val="center"/>
             <w:tcMar>
-              <w:top w:w="80" w:type="dxa"/>
-              <w:start w:w="90" w:type="dxa"/>
-              <w:bottom w:w="80" w:type="dxa"/>
-              <w:end w:w="90" w:type="dxa"/>
+              <w:top w:w="60" w:type="dxa"/>
+              <w:start w:w="60" w:type="dxa"/>
+              <w:bottom w:w="60" w:type="dxa"/>
+              <w:end w:w="60" w:type="dxa"/>
             </w:tcMar>
           </w:tcPr>
           <w:p>
@@ -503,13 +531,13 @@
       <w:tr>
         <w:tc>
           <w:tcPr>
-            <w:tcW w:type="dxa" w:w="1814"/>
+            <w:tcW w:type="dxa" w:w="1701"/>
             <w:vAlign w:val="center"/>
             <w:tcMar>
-              <w:top w:w="80" w:type="dxa"/>
-              <w:start w:w="90" w:type="dxa"/>
-              <w:bottom w:w="80" w:type="dxa"/>
-              <w:end w:w="90" w:type="dxa"/>
+              <w:top w:w="60" w:type="dxa"/>
+              <w:start w:w="60" w:type="dxa"/>
+              <w:bottom w:w="60" w:type="dxa"/>
+              <w:end w:w="60" w:type="dxa"/>
             </w:tcMar>
           </w:tcPr>
           <w:p>
@@ -522,19 +550,19 @@
                 <w:rFonts w:ascii="Times New Roman" w:hAnsi="Times New Roman"/>
                 <w:sz w:val="16"/>
               </w:rPr>
-              <w:t>Руководитель команды (Project Lead / Scrum Master)</w:t>
+              <w:t>Руководитель / Scrum Master</w:t>
             </w:r>
           </w:p>
         </w:tc>
         <w:tc>
           <w:tcPr>
-            <w:tcW w:type="dxa" w:w="1814"/>
+            <w:tcW w:type="dxa" w:w="1701"/>
             <w:vAlign w:val="center"/>
             <w:tcMar>
-              <w:top w:w="80" w:type="dxa"/>
-              <w:start w:w="90" w:type="dxa"/>
-              <w:bottom w:w="80" w:type="dxa"/>
-              <w:end w:w="90" w:type="dxa"/>
+              <w:top w:w="60" w:type="dxa"/>
+              <w:start w:w="60" w:type="dxa"/>
+              <w:bottom w:w="60" w:type="dxa"/>
+              <w:end w:w="60" w:type="dxa"/>
             </w:tcMar>
           </w:tcPr>
           <w:p>
@@ -547,19 +575,19 @@
                 <w:rFonts w:ascii="Times New Roman" w:hAnsi="Times New Roman"/>
                 <w:sz w:val="16"/>
               </w:rPr>
-              <w:t>1 человек; частичная занятость либо совмещение</w:t>
+              <w:t>1, частичная занятость или совмещение</w:t>
             </w:r>
           </w:p>
         </w:tc>
         <w:tc>
           <w:tcPr>
-            <w:tcW w:type="dxa" w:w="3515"/>
+            <w:tcW w:type="dxa" w:w="3628"/>
             <w:vAlign w:val="center"/>
             <w:tcMar>
-              <w:top w:w="80" w:type="dxa"/>
-              <w:start w:w="90" w:type="dxa"/>
-              <w:bottom w:w="80" w:type="dxa"/>
-              <w:end w:w="90" w:type="dxa"/>
+              <w:top w:w="60" w:type="dxa"/>
+              <w:start w:w="60" w:type="dxa"/>
+              <w:bottom w:w="60" w:type="dxa"/>
+              <w:end w:w="60" w:type="dxa"/>
             </w:tcMar>
           </w:tcPr>
           <w:p>
@@ -572,19 +600,19 @@
                 <w:rFonts w:ascii="Times New Roman" w:hAnsi="Times New Roman"/>
                 <w:sz w:val="16"/>
               </w:rPr>
-              <w:t>Планирование спринтов, координация работ, контроль сроков, взаимодействие с заказчиком и целевой группой</w:t>
+              <w:t>Планирование, контроль сроков, связь с заказчиком и пользователями</w:t>
             </w:r>
           </w:p>
         </w:tc>
         <w:tc>
           <w:tcPr>
-            <w:tcW w:type="dxa" w:w="1531"/>
+            <w:tcW w:type="dxa" w:w="1417"/>
             <w:vAlign w:val="center"/>
             <w:tcMar>
-              <w:top w:w="80" w:type="dxa"/>
-              <w:start w:w="90" w:type="dxa"/>
-              <w:bottom w:w="80" w:type="dxa"/>
-              <w:end w:w="90" w:type="dxa"/>
+              <w:top w:w="60" w:type="dxa"/>
+              <w:start w:w="60" w:type="dxa"/>
+              <w:bottom w:w="60" w:type="dxa"/>
+              <w:end w:w="60" w:type="dxa"/>
             </w:tcMar>
           </w:tcPr>
           <w:p>
@@ -605,13 +633,13 @@
       <w:tr>
         <w:tc>
           <w:tcPr>
-            <w:tcW w:type="dxa" w:w="1814"/>
+            <w:tcW w:type="dxa" w:w="1701"/>
             <w:vAlign w:val="center"/>
             <w:tcMar>
-              <w:top w:w="80" w:type="dxa"/>
-              <w:start w:w="90" w:type="dxa"/>
-              <w:bottom w:w="80" w:type="dxa"/>
-              <w:end w:w="90" w:type="dxa"/>
+              <w:top w:w="60" w:type="dxa"/>
+              <w:start w:w="60" w:type="dxa"/>
+              <w:bottom w:w="60" w:type="dxa"/>
+              <w:end w:w="60" w:type="dxa"/>
             </w:tcMar>
           </w:tcPr>
           <w:p>
@@ -624,19 +652,19 @@
                 <w:rFonts w:ascii="Times New Roman" w:hAnsi="Times New Roman"/>
                 <w:sz w:val="16"/>
               </w:rPr>
-              <w:t>Специалист по тестированию (QA)</w:t>
+              <w:t>QA-специалист</w:t>
             </w:r>
           </w:p>
         </w:tc>
         <w:tc>
           <w:tcPr>
-            <w:tcW w:type="dxa" w:w="1814"/>
+            <w:tcW w:type="dxa" w:w="1701"/>
             <w:vAlign w:val="center"/>
             <w:tcMar>
-              <w:top w:w="80" w:type="dxa"/>
-              <w:start w:w="90" w:type="dxa"/>
-              <w:bottom w:w="80" w:type="dxa"/>
-              <w:end w:w="90" w:type="dxa"/>
+              <w:top w:w="60" w:type="dxa"/>
+              <w:start w:w="60" w:type="dxa"/>
+              <w:bottom w:w="60" w:type="dxa"/>
+              <w:end w:w="60" w:type="dxa"/>
             </w:tcMar>
           </w:tcPr>
           <w:p>
@@ -649,19 +677,19 @@
                 <w:rFonts w:ascii="Times New Roman" w:hAnsi="Times New Roman"/>
                 <w:sz w:val="16"/>
               </w:rPr>
-              <w:t>1 человек; частичная занятость</w:t>
+              <w:t>1, частичная занятость</w:t>
             </w:r>
           </w:p>
         </w:tc>
         <w:tc>
           <w:tcPr>
-            <w:tcW w:type="dxa" w:w="3515"/>
+            <w:tcW w:type="dxa" w:w="3628"/>
             <w:vAlign w:val="center"/>
             <w:tcMar>
-              <w:top w:w="80" w:type="dxa"/>
-              <w:start w:w="90" w:type="dxa"/>
-              <w:bottom w:w="80" w:type="dxa"/>
-              <w:end w:w="90" w:type="dxa"/>
+              <w:top w:w="60" w:type="dxa"/>
+              <w:start w:w="60" w:type="dxa"/>
+              <w:bottom w:w="60" w:type="dxa"/>
+              <w:end w:w="60" w:type="dxa"/>
             </w:tcMar>
           </w:tcPr>
           <w:p>
@@ -674,19 +702,19 @@
                 <w:rFonts w:ascii="Times New Roman" w:hAnsi="Times New Roman"/>
                 <w:sz w:val="16"/>
               </w:rPr>
-              <w:t>Подготовка тестов, функциональное и интеграционное тестирование, регрессионная проверка</w:t>
+              <w:t>Тестирование и анализ дефектов</w:t>
             </w:r>
           </w:p>
         </w:tc>
         <w:tc>
           <w:tcPr>
-            <w:tcW w:type="dxa" w:w="1531"/>
+            <w:tcW w:type="dxa" w:w="1417"/>
             <w:vAlign w:val="center"/>
             <w:tcMar>
-              <w:top w:w="80" w:type="dxa"/>
-              <w:start w:w="90" w:type="dxa"/>
-              <w:bottom w:w="80" w:type="dxa"/>
-              <w:end w:w="90" w:type="dxa"/>
+              <w:top w:w="60" w:type="dxa"/>
+              <w:start w:w="60" w:type="dxa"/>
+              <w:bottom w:w="60" w:type="dxa"/>
+              <w:end w:w="60" w:type="dxa"/>
             </w:tcMar>
           </w:tcPr>
           <w:p>
@@ -699,7 +727,7 @@
                 <w:rFonts w:ascii="Times New Roman" w:hAnsi="Times New Roman"/>
                 <w:sz w:val="16"/>
               </w:rPr>
-              <w:t>Преимущественно со стадии интеграции до выпуска</w:t>
+              <w:t>Преимущественно спринты 3–5</w:t>
             </w:r>
           </w:p>
         </w:tc>
@@ -707,13 +735,13 @@
       <w:tr>
         <w:tc>
           <w:tcPr>
-            <w:tcW w:type="dxa" w:w="1814"/>
+            <w:tcW w:type="dxa" w:w="1701"/>
             <w:vAlign w:val="center"/>
             <w:tcMar>
-              <w:top w:w="80" w:type="dxa"/>
-              <w:start w:w="90" w:type="dxa"/>
-              <w:bottom w:w="80" w:type="dxa"/>
-              <w:end w:w="90" w:type="dxa"/>
+              <w:top w:w="60" w:type="dxa"/>
+              <w:start w:w="60" w:type="dxa"/>
+              <w:bottom w:w="60" w:type="dxa"/>
+              <w:end w:w="60" w:type="dxa"/>
             </w:tcMar>
           </w:tcPr>
           <w:p>
@@ -732,13 +760,13 @@
         </w:tc>
         <w:tc>
           <w:tcPr>
-            <w:tcW w:type="dxa" w:w="1814"/>
+            <w:tcW w:type="dxa" w:w="1701"/>
             <w:vAlign w:val="center"/>
             <w:tcMar>
-              <w:top w:w="80" w:type="dxa"/>
-              <w:start w:w="90" w:type="dxa"/>
-              <w:bottom w:w="80" w:type="dxa"/>
-              <w:end w:w="90" w:type="dxa"/>
+              <w:top w:w="60" w:type="dxa"/>
+              <w:start w:w="60" w:type="dxa"/>
+              <w:bottom w:w="60" w:type="dxa"/>
+              <w:end w:w="60" w:type="dxa"/>
             </w:tcMar>
           </w:tcPr>
           <w:p>
@@ -751,19 +779,19 @@
                 <w:rFonts w:ascii="Times New Roman" w:hAnsi="Times New Roman"/>
                 <w:sz w:val="16"/>
               </w:rPr>
-              <w:t>1 представитель; периодическое участие</w:t>
+              <w:t>1, периодическое участие</w:t>
             </w:r>
           </w:p>
         </w:tc>
         <w:tc>
           <w:tcPr>
-            <w:tcW w:type="dxa" w:w="3515"/>
+            <w:tcW w:type="dxa" w:w="3628"/>
             <w:vAlign w:val="center"/>
             <w:tcMar>
-              <w:top w:w="80" w:type="dxa"/>
-              <w:start w:w="90" w:type="dxa"/>
-              <w:bottom w:w="80" w:type="dxa"/>
-              <w:end w:w="90" w:type="dxa"/>
+              <w:top w:w="60" w:type="dxa"/>
+              <w:start w:w="60" w:type="dxa"/>
+              <w:bottom w:w="60" w:type="dxa"/>
+              <w:end w:w="60" w:type="dxa"/>
             </w:tcMar>
           </w:tcPr>
           <w:p>
@@ -776,19 +804,19 @@
                 <w:rFonts w:ascii="Times New Roman" w:hAnsi="Times New Roman"/>
                 <w:sz w:val="16"/>
               </w:rPr>
-              <w:t>Разъяснение требований, согласование промежуточных результатов и организация пользовательской проверки</w:t>
+              <w:t>Уточнение требований и согласование результатов</w:t>
             </w:r>
           </w:p>
         </w:tc>
         <w:tc>
           <w:tcPr>
-            <w:tcW w:type="dxa" w:w="1531"/>
+            <w:tcW w:type="dxa" w:w="1417"/>
             <w:vAlign w:val="center"/>
             <w:tcMar>
-              <w:top w:w="80" w:type="dxa"/>
-              <w:start w:w="90" w:type="dxa"/>
-              <w:bottom w:w="80" w:type="dxa"/>
-              <w:end w:w="90" w:type="dxa"/>
+              <w:top w:w="60" w:type="dxa"/>
+              <w:start w:w="60" w:type="dxa"/>
+              <w:bottom w:w="60" w:type="dxa"/>
+              <w:end w:w="60" w:type="dxa"/>
             </w:tcMar>
           </w:tcPr>
           <w:p>
@@ -809,13 +837,13 @@
       <w:tr>
         <w:tc>
           <w:tcPr>
-            <w:tcW w:type="dxa" w:w="1814"/>
+            <w:tcW w:type="dxa" w:w="1701"/>
             <w:vAlign w:val="center"/>
             <w:tcMar>
-              <w:top w:w="80" w:type="dxa"/>
-              <w:start w:w="90" w:type="dxa"/>
-              <w:bottom w:w="80" w:type="dxa"/>
-              <w:end w:w="90" w:type="dxa"/>
+              <w:top w:w="60" w:type="dxa"/>
+              <w:start w:w="60" w:type="dxa"/>
+              <w:bottom w:w="60" w:type="dxa"/>
+              <w:end w:w="60" w:type="dxa"/>
             </w:tcMar>
           </w:tcPr>
           <w:p>
@@ -834,13 +862,13 @@
         </w:tc>
         <w:tc>
           <w:tcPr>
-            <w:tcW w:type="dxa" w:w="1814"/>
+            <w:tcW w:type="dxa" w:w="1701"/>
             <w:vAlign w:val="center"/>
             <w:tcMar>
-              <w:top w:w="80" w:type="dxa"/>
-              <w:start w:w="90" w:type="dxa"/>
-              <w:bottom w:w="80" w:type="dxa"/>
-              <w:end w:w="90" w:type="dxa"/>
+              <w:top w:w="60" w:type="dxa"/>
+              <w:start w:w="60" w:type="dxa"/>
+              <w:bottom w:w="60" w:type="dxa"/>
+              <w:end w:w="60" w:type="dxa"/>
             </w:tcMar>
           </w:tcPr>
           <w:p>
@@ -859,13 +887,13 @@
         </w:tc>
         <w:tc>
           <w:tcPr>
-            <w:tcW w:type="dxa" w:w="3515"/>
+            <w:tcW w:type="dxa" w:w="3628"/>
             <w:vAlign w:val="center"/>
             <w:tcMar>
-              <w:top w:w="80" w:type="dxa"/>
-              <w:start w:w="90" w:type="dxa"/>
-              <w:bottom w:w="80" w:type="dxa"/>
-              <w:end w:w="90" w:type="dxa"/>
+              <w:top w:w="60" w:type="dxa"/>
+              <w:start w:w="60" w:type="dxa"/>
+              <w:bottom w:w="60" w:type="dxa"/>
+              <w:end w:w="60" w:type="dxa"/>
             </w:tcMar>
           </w:tcPr>
           <w:p>
@@ -878,19 +906,19 @@
                 <w:rFonts w:ascii="Times New Roman" w:hAnsi="Times New Roman"/>
                 <w:sz w:val="16"/>
               </w:rPr>
-              <w:t>Проверка MVP, предоставление консолидированного отзыва и перечня доработок при отрицательном результате</w:t>
+              <w:t>Проверка MVP и консолидированный отзыв</w:t>
             </w:r>
           </w:p>
         </w:tc>
         <w:tc>
           <w:tcPr>
-            <w:tcW w:type="dxa" w:w="1531"/>
+            <w:tcW w:type="dxa" w:w="1417"/>
             <w:vAlign w:val="center"/>
             <w:tcMar>
-              <w:top w:w="80" w:type="dxa"/>
-              <w:start w:w="90" w:type="dxa"/>
-              <w:bottom w:w="80" w:type="dxa"/>
-              <w:end w:w="90" w:type="dxa"/>
+              <w:top w:w="60" w:type="dxa"/>
+              <w:start w:w="60" w:type="dxa"/>
+              <w:bottom w:w="60" w:type="dxa"/>
+              <w:end w:w="60" w:type="dxa"/>
             </w:tcMar>
           </w:tcPr>
           <w:p>
@@ -903,25 +931,16 @@
                 <w:rFonts w:ascii="Times New Roman" w:hAnsi="Times New Roman"/>
                 <w:sz w:val="16"/>
               </w:rPr>
-              <w:t>2 дня в конце разработки; при необходимости — повторная проверка</w:t>
+              <w:t>2 дня в конце проекта</w:t>
             </w:r>
           </w:p>
         </w:tc>
       </w:tr>
     </w:tbl>
+    <w:p/>
     <w:p>
       <w:pPr>
-        <w:spacing w:after="0"/>
-      </w:pPr>
-    </w:p>
-    <w:p>
-      <w:r>
-        <w:t>Для снижения затрат руководитель команды и разработчики могут совмещать отдельные организационные функции, если это не мешает выполнению технических задач. Специалист QA может привлекаться частично, однако проверка критических сценариев — авторизации, оформления заказа и изменения статуса заказа — должна быть завершена до передачи MVP целевой группе пользователей.</w:t>
-      </w:r>
-    </w:p>
-    <w:p>
-      <w:pPr>
-        <w:pStyle w:val="Heading1"/>
+        <w:pStyle w:val="Heading2"/>
       </w:pPr>
       <w:r>
         <w:t>2.3. Материальные ресурсы</w:t>
@@ -944,26 +963,24 @@
         <w:tc>
           <w:tcPr>
             <w:tcW w:type="dxa" w:w="1928"/>
+            <w:vAlign w:val="center"/>
             <w:shd w:fill="D9E2F3"/>
-            <w:vAlign w:val="center"/>
             <w:tcMar>
-              <w:top w:w="80" w:type="dxa"/>
-              <w:start w:w="90" w:type="dxa"/>
-              <w:bottom w:w="80" w:type="dxa"/>
-              <w:end w:w="90" w:type="dxa"/>
+              <w:top w:w="60" w:type="dxa"/>
+              <w:start w:w="60" w:type="dxa"/>
+              <w:bottom w:w="60" w:type="dxa"/>
+              <w:end w:w="60" w:type="dxa"/>
             </w:tcMar>
           </w:tcPr>
           <w:p>
             <w:pPr>
-              <w:spacing w:line="240" w:lineRule="auto"/>
+              <w:spacing w:line="240" w:lineRule="auto" w:after="0"/>
               <w:ind w:firstLine="0"/>
-              <w:jc w:val="center"/>
             </w:pPr>
             <w:r>
               <w:rPr>
                 <w:rFonts w:ascii="Times New Roman" w:hAnsi="Times New Roman"/>
-                <w:b/>
-                <w:sz w:val="17"/>
+                <w:sz w:val="16"/>
               </w:rPr>
               <w:t>Ресурс</w:t>
             </w:r>
@@ -971,57 +988,53 @@
         </w:tc>
         <w:tc>
           <w:tcPr>
-            <w:tcW w:type="dxa" w:w="4989"/>
+            <w:tcW w:type="dxa" w:w="4876"/>
+            <w:vAlign w:val="center"/>
             <w:shd w:fill="D9E2F3"/>
-            <w:vAlign w:val="center"/>
             <w:tcMar>
-              <w:top w:w="80" w:type="dxa"/>
-              <w:start w:w="90" w:type="dxa"/>
-              <w:bottom w:w="80" w:type="dxa"/>
-              <w:end w:w="90" w:type="dxa"/>
+              <w:top w:w="60" w:type="dxa"/>
+              <w:start w:w="60" w:type="dxa"/>
+              <w:bottom w:w="60" w:type="dxa"/>
+              <w:end w:w="60" w:type="dxa"/>
             </w:tcMar>
           </w:tcPr>
           <w:p>
             <w:pPr>
-              <w:spacing w:line="240" w:lineRule="auto"/>
+              <w:spacing w:line="240" w:lineRule="auto" w:after="0"/>
               <w:ind w:firstLine="0"/>
-              <w:jc w:val="center"/>
             </w:pPr>
             <w:r>
               <w:rPr>
                 <w:rFonts w:ascii="Times New Roman" w:hAnsi="Times New Roman"/>
-                <w:b/>
-                <w:sz w:val="17"/>
+                <w:sz w:val="16"/>
               </w:rPr>
-              <w:t>Источник и условия доступности</w:t>
+              <w:t>Источник и условия</w:t>
             </w:r>
           </w:p>
         </w:tc>
         <w:tc>
           <w:tcPr>
-            <w:tcW w:type="dxa" w:w="1757"/>
+            <w:tcW w:type="dxa" w:w="1644"/>
+            <w:vAlign w:val="center"/>
             <w:shd w:fill="D9E2F3"/>
-            <w:vAlign w:val="center"/>
             <w:tcMar>
-              <w:top w:w="80" w:type="dxa"/>
-              <w:start w:w="90" w:type="dxa"/>
-              <w:bottom w:w="80" w:type="dxa"/>
-              <w:end w:w="90" w:type="dxa"/>
+              <w:top w:w="60" w:type="dxa"/>
+              <w:start w:w="60" w:type="dxa"/>
+              <w:bottom w:w="60" w:type="dxa"/>
+              <w:end w:w="60" w:type="dxa"/>
             </w:tcMar>
           </w:tcPr>
           <w:p>
             <w:pPr>
-              <w:spacing w:line="240" w:lineRule="auto"/>
+              <w:spacing w:line="240" w:lineRule="auto" w:after="0"/>
               <w:ind w:firstLine="0"/>
-              <w:jc w:val="center"/>
             </w:pPr>
             <w:r>
               <w:rPr>
                 <w:rFonts w:ascii="Times New Roman" w:hAnsi="Times New Roman"/>
-                <w:b/>
-                <w:sz w:val="17"/>
+                <w:sz w:val="16"/>
               </w:rPr>
-              <w:t>Период использования</w:t>
+              <w:t>Период</w:t>
             </w:r>
           </w:p>
         </w:tc>
@@ -1032,10 +1045,10 @@
             <w:tcW w:type="dxa" w:w="1928"/>
             <w:vAlign w:val="center"/>
             <w:tcMar>
-              <w:top w:w="80" w:type="dxa"/>
-              <w:start w:w="90" w:type="dxa"/>
-              <w:bottom w:w="80" w:type="dxa"/>
-              <w:end w:w="90" w:type="dxa"/>
+              <w:top w:w="60" w:type="dxa"/>
+              <w:start w:w="60" w:type="dxa"/>
+              <w:bottom w:w="60" w:type="dxa"/>
+              <w:end w:w="60" w:type="dxa"/>
             </w:tcMar>
           </w:tcPr>
           <w:p>
@@ -1046,21 +1059,21 @@
             <w:r>
               <w:rPr>
                 <w:rFonts w:ascii="Times New Roman" w:hAnsi="Times New Roman"/>
-                <w:sz w:val="17"/>
+                <w:sz w:val="16"/>
               </w:rPr>
-              <w:t>Рабочие компьютеры разработчиков</w:t>
+              <w:t>Рабочие компьютеры</w:t>
             </w:r>
           </w:p>
         </w:tc>
         <w:tc>
           <w:tcPr>
-            <w:tcW w:type="dxa" w:w="4989"/>
+            <w:tcW w:type="dxa" w:w="4876"/>
             <w:vAlign w:val="center"/>
             <w:tcMar>
-              <w:top w:w="80" w:type="dxa"/>
-              <w:start w:w="90" w:type="dxa"/>
-              <w:bottom w:w="80" w:type="dxa"/>
-              <w:end w:w="90" w:type="dxa"/>
+              <w:top w:w="60" w:type="dxa"/>
+              <w:start w:w="60" w:type="dxa"/>
+              <w:bottom w:w="60" w:type="dxa"/>
+              <w:end w:w="60" w:type="dxa"/>
             </w:tcMar>
           </w:tcPr>
           <w:p>
@@ -1071,21 +1084,21 @@
             <w:r>
               <w:rPr>
                 <w:rFonts w:ascii="Times New Roman" w:hAnsi="Times New Roman"/>
-                <w:sz w:val="17"/>
+                <w:sz w:val="16"/>
               </w:rPr>
-              <w:t>Личное оборудование сотрудников или оборудование стартапа; характеристики должны обеспечивать работу выбранных средств разработки</w:t>
+              <w:t>Оборудование сотрудников или стартапа</w:t>
             </w:r>
           </w:p>
         </w:tc>
         <w:tc>
           <w:tcPr>
-            <w:tcW w:type="dxa" w:w="1757"/>
+            <w:tcW w:type="dxa" w:w="1644"/>
             <w:vAlign w:val="center"/>
             <w:tcMar>
-              <w:top w:w="80" w:type="dxa"/>
-              <w:start w:w="90" w:type="dxa"/>
-              <w:bottom w:w="80" w:type="dxa"/>
-              <w:end w:w="90" w:type="dxa"/>
+              <w:top w:w="60" w:type="dxa"/>
+              <w:start w:w="60" w:type="dxa"/>
+              <w:bottom w:w="60" w:type="dxa"/>
+              <w:end w:w="60" w:type="dxa"/>
             </w:tcMar>
           </w:tcPr>
           <w:p>
@@ -1096,7 +1109,7 @@
             <w:r>
               <w:rPr>
                 <w:rFonts w:ascii="Times New Roman" w:hAnsi="Times New Roman"/>
-                <w:sz w:val="17"/>
+                <w:sz w:val="16"/>
               </w:rPr>
               <w:t>Весь проект</w:t>
             </w:r>
@@ -1109,10 +1122,10 @@
             <w:tcW w:type="dxa" w:w="1928"/>
             <w:vAlign w:val="center"/>
             <w:tcMar>
-              <w:top w:w="80" w:type="dxa"/>
-              <w:start w:w="90" w:type="dxa"/>
-              <w:bottom w:w="80" w:type="dxa"/>
-              <w:end w:w="90" w:type="dxa"/>
+              <w:top w:w="60" w:type="dxa"/>
+              <w:start w:w="60" w:type="dxa"/>
+              <w:bottom w:w="60" w:type="dxa"/>
+              <w:end w:w="60" w:type="dxa"/>
             </w:tcMar>
           </w:tcPr>
           <w:p>
@@ -1123,21 +1136,21 @@
             <w:r>
               <w:rPr>
                 <w:rFonts w:ascii="Times New Roman" w:hAnsi="Times New Roman"/>
-                <w:sz w:val="17"/>
+                <w:sz w:val="16"/>
               </w:rPr>
-              <w:t>Смартфоны для проверки приложения</w:t>
+              <w:t>Смартфоны для проверки</w:t>
             </w:r>
           </w:p>
         </w:tc>
         <w:tc>
           <w:tcPr>
-            <w:tcW w:type="dxa" w:w="4989"/>
+            <w:tcW w:type="dxa" w:w="4876"/>
             <w:vAlign w:val="center"/>
             <w:tcMar>
-              <w:top w:w="80" w:type="dxa"/>
-              <w:start w:w="90" w:type="dxa"/>
-              <w:bottom w:w="80" w:type="dxa"/>
-              <w:end w:w="90" w:type="dxa"/>
+              <w:top w:w="60" w:type="dxa"/>
+              <w:start w:w="60" w:type="dxa"/>
+              <w:bottom w:w="60" w:type="dxa"/>
+              <w:end w:w="60" w:type="dxa"/>
             </w:tcMar>
           </w:tcPr>
           <w:p>
@@ -1148,21 +1161,21 @@
             <w:r>
               <w:rPr>
                 <w:rFonts w:ascii="Times New Roman" w:hAnsi="Times New Roman"/>
-                <w:sz w:val="17"/>
+                <w:sz w:val="16"/>
               </w:rPr>
-              <w:t>Устройства сотрудников и, при необходимости, устройства, предоставленные заказчиком; набор должен покрывать согласованные целевые платформы</w:t>
+              <w:t>Устройства команды и/или заказчика, соответствующие целевым платформам</w:t>
             </w:r>
           </w:p>
         </w:tc>
         <w:tc>
           <w:tcPr>
-            <w:tcW w:type="dxa" w:w="1757"/>
+            <w:tcW w:type="dxa" w:w="1644"/>
             <w:vAlign w:val="center"/>
             <w:tcMar>
-              <w:top w:w="80" w:type="dxa"/>
-              <w:start w:w="90" w:type="dxa"/>
-              <w:bottom w:w="80" w:type="dxa"/>
-              <w:end w:w="90" w:type="dxa"/>
+              <w:top w:w="60" w:type="dxa"/>
+              <w:start w:w="60" w:type="dxa"/>
+              <w:bottom w:w="60" w:type="dxa"/>
+              <w:end w:w="60" w:type="dxa"/>
             </w:tcMar>
           </w:tcPr>
           <w:p>
@@ -1173,9 +1186,9 @@
             <w:r>
               <w:rPr>
                 <w:rFonts w:ascii="Times New Roman" w:hAnsi="Times New Roman"/>
-                <w:sz w:val="17"/>
+                <w:sz w:val="16"/>
               </w:rPr>
-              <w:t>Разработка, интеграционное и пользовательское тестирование</w:t>
+              <w:t>Разработка и тестирование</w:t>
             </w:r>
           </w:p>
         </w:tc>
@@ -1186,10 +1199,10 @@
             <w:tcW w:type="dxa" w:w="1928"/>
             <w:vAlign w:val="center"/>
             <w:tcMar>
-              <w:top w:w="80" w:type="dxa"/>
-              <w:start w:w="90" w:type="dxa"/>
-              <w:bottom w:w="80" w:type="dxa"/>
-              <w:end w:w="90" w:type="dxa"/>
+              <w:top w:w="60" w:type="dxa"/>
+              <w:start w:w="60" w:type="dxa"/>
+              <w:bottom w:w="60" w:type="dxa"/>
+              <w:end w:w="60" w:type="dxa"/>
             </w:tcMar>
           </w:tcPr>
           <w:p>
@@ -1200,21 +1213,21 @@
             <w:r>
               <w:rPr>
                 <w:rFonts w:ascii="Times New Roman" w:hAnsi="Times New Roman"/>
-                <w:sz w:val="17"/>
+                <w:sz w:val="16"/>
               </w:rPr>
-              <w:t>Рабочее место и доступ в интернет</w:t>
+              <w:t>Рабочее место и интернет</w:t>
             </w:r>
           </w:p>
         </w:tc>
         <w:tc>
           <w:tcPr>
-            <w:tcW w:type="dxa" w:w="4989"/>
+            <w:tcW w:type="dxa" w:w="4876"/>
             <w:vAlign w:val="center"/>
             <w:tcMar>
-              <w:top w:w="80" w:type="dxa"/>
-              <w:start w:w="90" w:type="dxa"/>
-              <w:bottom w:w="80" w:type="dxa"/>
-              <w:end w:w="90" w:type="dxa"/>
+              <w:top w:w="60" w:type="dxa"/>
+              <w:start w:w="60" w:type="dxa"/>
+              <w:bottom w:w="60" w:type="dxa"/>
+              <w:end w:w="60" w:type="dxa"/>
             </w:tcMar>
           </w:tcPr>
           <w:p>
@@ -1225,21 +1238,21 @@
             <w:r>
               <w:rPr>
                 <w:rFonts w:ascii="Times New Roman" w:hAnsi="Times New Roman"/>
-                <w:sz w:val="17"/>
+                <w:sz w:val="16"/>
               </w:rPr>
-              <w:t>Удалённая работа либо офис; доступ к репозиторию, системе задач и тестовой среде</w:t>
+              <w:t>Офис или удалённая работа; доступ к репозиторию и тестовой среде</w:t>
             </w:r>
           </w:p>
         </w:tc>
         <w:tc>
           <w:tcPr>
-            <w:tcW w:type="dxa" w:w="1757"/>
+            <w:tcW w:type="dxa" w:w="1644"/>
             <w:vAlign w:val="center"/>
             <w:tcMar>
-              <w:top w:w="80" w:type="dxa"/>
-              <w:start w:w="90" w:type="dxa"/>
-              <w:bottom w:w="80" w:type="dxa"/>
-              <w:end w:w="90" w:type="dxa"/>
+              <w:top w:w="60" w:type="dxa"/>
+              <w:start w:w="60" w:type="dxa"/>
+              <w:bottom w:w="60" w:type="dxa"/>
+              <w:end w:w="60" w:type="dxa"/>
             </w:tcMar>
           </w:tcPr>
           <w:p>
@@ -1250,7 +1263,7 @@
             <w:r>
               <w:rPr>
                 <w:rFonts w:ascii="Times New Roman" w:hAnsi="Times New Roman"/>
-                <w:sz w:val="17"/>
+                <w:sz w:val="16"/>
               </w:rPr>
               <w:t>Весь проект</w:t>
             </w:r>
@@ -1263,10 +1276,10 @@
             <w:tcW w:type="dxa" w:w="1928"/>
             <w:vAlign w:val="center"/>
             <w:tcMar>
-              <w:top w:w="80" w:type="dxa"/>
-              <w:start w:w="90" w:type="dxa"/>
-              <w:bottom w:w="80" w:type="dxa"/>
-              <w:end w:w="90" w:type="dxa"/>
+              <w:top w:w="60" w:type="dxa"/>
+              <w:start w:w="60" w:type="dxa"/>
+              <w:bottom w:w="60" w:type="dxa"/>
+              <w:end w:w="60" w:type="dxa"/>
             </w:tcMar>
           </w:tcPr>
           <w:p>
@@ -1277,21 +1290,21 @@
             <w:r>
               <w:rPr>
                 <w:rFonts w:ascii="Times New Roman" w:hAnsi="Times New Roman"/>
-                <w:sz w:val="17"/>
+                <w:sz w:val="16"/>
               </w:rPr>
-              <w:t>Тестовый сервер или облачная вычислительная среда</w:t>
+              <w:t>Тестовый сервер / облако</w:t>
             </w:r>
           </w:p>
         </w:tc>
         <w:tc>
           <w:tcPr>
-            <w:tcW w:type="dxa" w:w="4989"/>
+            <w:tcW w:type="dxa" w:w="4876"/>
             <w:vAlign w:val="center"/>
             <w:tcMar>
-              <w:top w:w="80" w:type="dxa"/>
-              <w:start w:w="90" w:type="dxa"/>
-              <w:bottom w:w="80" w:type="dxa"/>
-              <w:end w:w="90" w:type="dxa"/>
+              <w:top w:w="60" w:type="dxa"/>
+              <w:start w:w="60" w:type="dxa"/>
+              <w:bottom w:w="60" w:type="dxa"/>
+              <w:end w:w="60" w:type="dxa"/>
             </w:tcMar>
           </w:tcPr>
           <w:p>
@@ -1302,21 +1315,21 @@
             <w:r>
               <w:rPr>
                 <w:rFonts w:ascii="Times New Roman" w:hAnsi="Times New Roman"/>
-                <w:sz w:val="17"/>
+                <w:sz w:val="16"/>
               </w:rPr>
-              <w:t>Облачный провайдер или инфраструктура заказчика; доступ предоставляется участникам проекта по ролям</w:t>
+              <w:t>Облачный провайдер или инфраструктура заказчика</w:t>
             </w:r>
           </w:p>
         </w:tc>
         <w:tc>
           <w:tcPr>
-            <w:tcW w:type="dxa" w:w="1757"/>
+            <w:tcW w:type="dxa" w:w="1644"/>
             <w:vAlign w:val="center"/>
             <w:tcMar>
-              <w:top w:w="80" w:type="dxa"/>
-              <w:start w:w="90" w:type="dxa"/>
-              <w:bottom w:w="80" w:type="dxa"/>
-              <w:end w:w="90" w:type="dxa"/>
+              <w:top w:w="60" w:type="dxa"/>
+              <w:start w:w="60" w:type="dxa"/>
+              <w:bottom w:w="60" w:type="dxa"/>
+              <w:end w:w="60" w:type="dxa"/>
             </w:tcMar>
           </w:tcPr>
           <w:p>
@@ -1327,9 +1340,9 @@
             <w:r>
               <w:rPr>
                 <w:rFonts w:ascii="Times New Roman" w:hAnsi="Times New Roman"/>
-                <w:sz w:val="17"/>
+                <w:sz w:val="16"/>
               </w:rPr>
-              <w:t>Разработка серверной части, интеграция и тестирование</w:t>
+              <w:t>Разработка и тестирование</w:t>
             </w:r>
           </w:p>
         </w:tc>
@@ -1340,10 +1353,10 @@
             <w:tcW w:type="dxa" w:w="1928"/>
             <w:vAlign w:val="center"/>
             <w:tcMar>
-              <w:top w:w="80" w:type="dxa"/>
-              <w:start w:w="90" w:type="dxa"/>
-              <w:bottom w:w="80" w:type="dxa"/>
-              <w:end w:w="90" w:type="dxa"/>
+              <w:top w:w="60" w:type="dxa"/>
+              <w:start w:w="60" w:type="dxa"/>
+              <w:bottom w:w="60" w:type="dxa"/>
+              <w:end w:w="60" w:type="dxa"/>
             </w:tcMar>
           </w:tcPr>
           <w:p>
@@ -1354,21 +1367,21 @@
             <w:r>
               <w:rPr>
                 <w:rFonts w:ascii="Times New Roman" w:hAnsi="Times New Roman"/>
-                <w:sz w:val="17"/>
+                <w:sz w:val="16"/>
               </w:rPr>
-              <w:t>Среда для базы данных и серверных компонентов</w:t>
+              <w:t>Тестовая база данных</w:t>
             </w:r>
           </w:p>
         </w:tc>
         <w:tc>
           <w:tcPr>
-            <w:tcW w:type="dxa" w:w="4989"/>
+            <w:tcW w:type="dxa" w:w="4876"/>
             <w:vAlign w:val="center"/>
             <w:tcMar>
-              <w:top w:w="80" w:type="dxa"/>
-              <w:start w:w="90" w:type="dxa"/>
-              <w:bottom w:w="80" w:type="dxa"/>
-              <w:end w:w="90" w:type="dxa"/>
+              <w:top w:w="60" w:type="dxa"/>
+              <w:start w:w="60" w:type="dxa"/>
+              <w:bottom w:w="60" w:type="dxa"/>
+              <w:end w:w="60" w:type="dxa"/>
             </w:tcMar>
           </w:tcPr>
           <w:p>
@@ -1379,21 +1392,21 @@
             <w:r>
               <w:rPr>
                 <w:rFonts w:ascii="Times New Roman" w:hAnsi="Times New Roman"/>
-                <w:sz w:val="17"/>
+                <w:sz w:val="16"/>
               </w:rPr>
-              <w:t>Развёртывается на тестовом сервере или в облаке; используются тестовые данные, не содержащие реальных персональных данных пользователей</w:t>
+              <w:t>Тестовый экземпляр с синтетическими или обезличенными данными</w:t>
             </w:r>
           </w:p>
         </w:tc>
         <w:tc>
           <w:tcPr>
-            <w:tcW w:type="dxa" w:w="1757"/>
+            <w:tcW w:type="dxa" w:w="1644"/>
             <w:vAlign w:val="center"/>
             <w:tcMar>
-              <w:top w:w="80" w:type="dxa"/>
-              <w:start w:w="90" w:type="dxa"/>
-              <w:bottom w:w="80" w:type="dxa"/>
-              <w:end w:w="90" w:type="dxa"/>
+              <w:top w:w="60" w:type="dxa"/>
+              <w:start w:w="60" w:type="dxa"/>
+              <w:bottom w:w="60" w:type="dxa"/>
+              <w:end w:w="60" w:type="dxa"/>
             </w:tcMar>
           </w:tcPr>
           <w:p>
@@ -1404,7 +1417,7 @@
             <w:r>
               <w:rPr>
                 <w:rFonts w:ascii="Times New Roman" w:hAnsi="Times New Roman"/>
-                <w:sz w:val="17"/>
+                <w:sz w:val="16"/>
               </w:rPr>
               <w:t>Интеграция и тестирование</w:t>
             </w:r>
@@ -1412,27 +1425,13 @@
         </w:tc>
       </w:tr>
     </w:tbl>
+    <w:p/>
     <w:p>
       <w:pPr>
-        <w:spacing w:after="0"/>
-      </w:pPr>
-    </w:p>
-    <w:p>
-      <w:r>
-        <w:t>На начальном этапе отдельная закупка оборудования не планируется, если имеющихся компьютеров и тестовых устройств достаточно. При выявлении несовместимости с целевыми устройствами необходимое оборудование предоставляется заказчиком или арендуется на ограниченный период.</w:t>
-      </w:r>
-    </w:p>
-    <w:p>
-      <w:pPr>
-        <w:pStyle w:val="Heading1"/>
+        <w:pStyle w:val="Heading2"/>
       </w:pPr>
       <w:r>
         <w:t>2.4. Инструментальные ресурсы</w:t>
-      </w:r>
-    </w:p>
-    <w:p>
-      <w:r>
-        <w:t>Инструментальные ресурсы включают программное обеспечение, библиотеки, фреймворки и сервисы, необходимые для реализации, совместной разработки, сборки и проверки MVP. Конкретные технологии выбираются после анализа формальных требований заказчика; поэтому в таблице приведены категории инструментов, а не окончательно утверждённый технологический стек.</w:t>
       </w:r>
     </w:p>
     <w:tbl>
@@ -1451,54 +1450,50 @@
       <w:tr>
         <w:tc>
           <w:tcPr>
-            <w:tcW w:type="dxa" w:w="2268"/>
+            <w:tcW w:type="dxa" w:w="2154"/>
+            <w:vAlign w:val="center"/>
             <w:shd w:fill="D9E2F3"/>
-            <w:vAlign w:val="center"/>
             <w:tcMar>
-              <w:top w:w="80" w:type="dxa"/>
-              <w:start w:w="90" w:type="dxa"/>
-              <w:bottom w:w="80" w:type="dxa"/>
-              <w:end w:w="90" w:type="dxa"/>
+              <w:top w:w="60" w:type="dxa"/>
+              <w:start w:w="60" w:type="dxa"/>
+              <w:bottom w:w="60" w:type="dxa"/>
+              <w:end w:w="60" w:type="dxa"/>
             </w:tcMar>
           </w:tcPr>
           <w:p>
             <w:pPr>
-              <w:spacing w:line="240" w:lineRule="auto"/>
+              <w:spacing w:line="240" w:lineRule="auto" w:after="0"/>
               <w:ind w:firstLine="0"/>
-              <w:jc w:val="center"/>
             </w:pPr>
             <w:r>
               <w:rPr>
                 <w:rFonts w:ascii="Times New Roman" w:hAnsi="Times New Roman"/>
-                <w:b/>
                 <w:sz w:val="16"/>
               </w:rPr>
-              <w:t>Инструмент / категория</w:t>
+              <w:t>Инструмент</w:t>
             </w:r>
           </w:p>
         </w:tc>
         <w:tc>
           <w:tcPr>
-            <w:tcW w:type="dxa" w:w="3515"/>
+            <w:tcW w:type="dxa" w:w="3231"/>
+            <w:vAlign w:val="center"/>
             <w:shd w:fill="D9E2F3"/>
-            <w:vAlign w:val="center"/>
             <w:tcMar>
-              <w:top w:w="80" w:type="dxa"/>
-              <w:start w:w="90" w:type="dxa"/>
-              <w:bottom w:w="80" w:type="dxa"/>
-              <w:end w:w="90" w:type="dxa"/>
+              <w:top w:w="60" w:type="dxa"/>
+              <w:start w:w="60" w:type="dxa"/>
+              <w:bottom w:w="60" w:type="dxa"/>
+              <w:end w:w="60" w:type="dxa"/>
             </w:tcMar>
           </w:tcPr>
           <w:p>
             <w:pPr>
-              <w:spacing w:line="240" w:lineRule="auto"/>
+              <w:spacing w:line="240" w:lineRule="auto" w:after="0"/>
               <w:ind w:firstLine="0"/>
-              <w:jc w:val="center"/>
             </w:pPr>
             <w:r>
               <w:rPr>
                 <w:rFonts w:ascii="Times New Roman" w:hAnsi="Times New Roman"/>
-                <w:b/>
                 <w:sz w:val="16"/>
               </w:rPr>
               <w:t>Назначение</w:t>
@@ -1507,29 +1502,27 @@
         </w:tc>
         <w:tc>
           <w:tcPr>
-            <w:tcW w:type="dxa" w:w="2891"/>
+            <w:tcW w:type="dxa" w:w="3061"/>
+            <w:vAlign w:val="center"/>
             <w:shd w:fill="D9E2F3"/>
-            <w:vAlign w:val="center"/>
             <w:tcMar>
-              <w:top w:w="80" w:type="dxa"/>
-              <w:start w:w="90" w:type="dxa"/>
-              <w:bottom w:w="80" w:type="dxa"/>
-              <w:end w:w="90" w:type="dxa"/>
+              <w:top w:w="60" w:type="dxa"/>
+              <w:start w:w="60" w:type="dxa"/>
+              <w:bottom w:w="60" w:type="dxa"/>
+              <w:end w:w="60" w:type="dxa"/>
             </w:tcMar>
           </w:tcPr>
           <w:p>
             <w:pPr>
-              <w:spacing w:line="240" w:lineRule="auto"/>
+              <w:spacing w:line="240" w:lineRule="auto" w:after="0"/>
               <w:ind w:firstLine="0"/>
-              <w:jc w:val="center"/>
             </w:pPr>
             <w:r>
               <w:rPr>
                 <w:rFonts w:ascii="Times New Roman" w:hAnsi="Times New Roman"/>
-                <w:b/>
                 <w:sz w:val="16"/>
               </w:rPr>
-              <w:t>Источник и условия</w:t>
+              <w:t>Источник / условия</w:t>
             </w:r>
           </w:p>
         </w:tc>
@@ -1537,13 +1530,13 @@
       <w:tr>
         <w:tc>
           <w:tcPr>
-            <w:tcW w:type="dxa" w:w="2268"/>
+            <w:tcW w:type="dxa" w:w="2154"/>
             <w:vAlign w:val="center"/>
             <w:tcMar>
-              <w:top w:w="80" w:type="dxa"/>
-              <w:start w:w="90" w:type="dxa"/>
-              <w:bottom w:w="80" w:type="dxa"/>
-              <w:end w:w="90" w:type="dxa"/>
+              <w:top w:w="60" w:type="dxa"/>
+              <w:start w:w="60" w:type="dxa"/>
+              <w:bottom w:w="60" w:type="dxa"/>
+              <w:end w:w="60" w:type="dxa"/>
             </w:tcMar>
           </w:tcPr>
           <w:p>
@@ -1562,13 +1555,13 @@
         </w:tc>
         <w:tc>
           <w:tcPr>
-            <w:tcW w:type="dxa" w:w="3515"/>
+            <w:tcW w:type="dxa" w:w="3231"/>
             <w:vAlign w:val="center"/>
             <w:tcMar>
-              <w:top w:w="80" w:type="dxa"/>
-              <w:start w:w="90" w:type="dxa"/>
-              <w:bottom w:w="80" w:type="dxa"/>
-              <w:end w:w="90" w:type="dxa"/>
+              <w:top w:w="60" w:type="dxa"/>
+              <w:start w:w="60" w:type="dxa"/>
+              <w:bottom w:w="60" w:type="dxa"/>
+              <w:end w:w="60" w:type="dxa"/>
             </w:tcMar>
           </w:tcPr>
           <w:p>
@@ -1581,19 +1574,19 @@
                 <w:rFonts w:ascii="Times New Roman" w:hAnsi="Times New Roman"/>
                 <w:sz w:val="16"/>
               </w:rPr>
-              <w:t>Разработка, сборка и отладка мобильного приложения</w:t>
+              <w:t>Разработка и отладка</w:t>
             </w:r>
           </w:p>
         </w:tc>
         <w:tc>
           <w:tcPr>
-            <w:tcW w:type="dxa" w:w="2891"/>
+            <w:tcW w:type="dxa" w:w="3061"/>
             <w:vAlign w:val="center"/>
             <w:tcMar>
-              <w:top w:w="80" w:type="dxa"/>
-              <w:start w:w="90" w:type="dxa"/>
-              <w:bottom w:w="80" w:type="dxa"/>
-              <w:end w:w="90" w:type="dxa"/>
+              <w:top w:w="60" w:type="dxa"/>
+              <w:start w:w="60" w:type="dxa"/>
+              <w:bottom w:w="60" w:type="dxa"/>
+              <w:end w:w="60" w:type="dxa"/>
             </w:tcMar>
           </w:tcPr>
           <w:p>
@@ -1606,7 +1599,7 @@
                 <w:rFonts w:ascii="Times New Roman" w:hAnsi="Times New Roman"/>
                 <w:sz w:val="16"/>
               </w:rPr>
-              <w:t>Бесплатные средства разработки либо имеющиеся лицензии; установка на рабочие компьютеры</w:t>
+              <w:t>Бесплатные средства или имеющиеся лицензии</w:t>
             </w:r>
           </w:p>
         </w:tc>
@@ -1614,13 +1607,13 @@
       <w:tr>
         <w:tc>
           <w:tcPr>
-            <w:tcW w:type="dxa" w:w="2268"/>
+            <w:tcW w:type="dxa" w:w="2154"/>
             <w:vAlign w:val="center"/>
             <w:tcMar>
-              <w:top w:w="80" w:type="dxa"/>
-              <w:start w:w="90" w:type="dxa"/>
-              <w:bottom w:w="80" w:type="dxa"/>
-              <w:end w:w="90" w:type="dxa"/>
+              <w:top w:w="60" w:type="dxa"/>
+              <w:start w:w="60" w:type="dxa"/>
+              <w:bottom w:w="60" w:type="dxa"/>
+              <w:end w:w="60" w:type="dxa"/>
             </w:tcMar>
           </w:tcPr>
           <w:p>
@@ -1633,19 +1626,19 @@
                 <w:rFonts w:ascii="Times New Roman" w:hAnsi="Times New Roman"/>
                 <w:sz w:val="16"/>
               </w:rPr>
-              <w:t>Git и удалённый репозиторий</w:t>
+              <w:t>Git и репозиторий</w:t>
             </w:r>
           </w:p>
         </w:tc>
         <w:tc>
           <w:tcPr>
-            <w:tcW w:type="dxa" w:w="3515"/>
+            <w:tcW w:type="dxa" w:w="3231"/>
             <w:vAlign w:val="center"/>
             <w:tcMar>
-              <w:top w:w="80" w:type="dxa"/>
-              <w:start w:w="90" w:type="dxa"/>
-              <w:bottom w:w="80" w:type="dxa"/>
-              <w:end w:w="90" w:type="dxa"/>
+              <w:top w:w="60" w:type="dxa"/>
+              <w:start w:w="60" w:type="dxa"/>
+              <w:bottom w:w="60" w:type="dxa"/>
+              <w:end w:w="60" w:type="dxa"/>
             </w:tcMar>
           </w:tcPr>
           <w:p>
@@ -1658,19 +1651,19 @@
                 <w:rFonts w:ascii="Times New Roman" w:hAnsi="Times New Roman"/>
                 <w:sz w:val="16"/>
               </w:rPr>
-              <w:t>Контроль версий, совместная работа и проверка изменений</w:t>
+              <w:t>Контроль версий и совместная работа</w:t>
             </w:r>
           </w:p>
         </w:tc>
         <w:tc>
           <w:tcPr>
-            <w:tcW w:type="dxa" w:w="2891"/>
+            <w:tcW w:type="dxa" w:w="3061"/>
             <w:vAlign w:val="center"/>
             <w:tcMar>
-              <w:top w:w="80" w:type="dxa"/>
-              <w:start w:w="90" w:type="dxa"/>
-              <w:bottom w:w="80" w:type="dxa"/>
-              <w:end w:w="90" w:type="dxa"/>
+              <w:top w:w="60" w:type="dxa"/>
+              <w:start w:w="60" w:type="dxa"/>
+              <w:bottom w:w="60" w:type="dxa"/>
+              <w:end w:w="60" w:type="dxa"/>
             </w:tcMar>
           </w:tcPr>
           <w:p>
@@ -1683,7 +1676,7 @@
                 <w:rFonts w:ascii="Times New Roman" w:hAnsi="Times New Roman"/>
                 <w:sz w:val="16"/>
               </w:rPr>
-              <w:t>Бесплатный тариф Git-хостинга или инфраструктура заказчика; доступ по учётным записям</w:t>
+              <w:t>Бесплатный тариф или инфраструктура заказчика</w:t>
             </w:r>
           </w:p>
         </w:tc>
@@ -1691,13 +1684,13 @@
       <w:tr>
         <w:tc>
           <w:tcPr>
-            <w:tcW w:type="dxa" w:w="2268"/>
+            <w:tcW w:type="dxa" w:w="2154"/>
             <w:vAlign w:val="center"/>
             <w:tcMar>
-              <w:top w:w="80" w:type="dxa"/>
-              <w:start w:w="90" w:type="dxa"/>
-              <w:bottom w:w="80" w:type="dxa"/>
-              <w:end w:w="90" w:type="dxa"/>
+              <w:top w:w="60" w:type="dxa"/>
+              <w:start w:w="60" w:type="dxa"/>
+              <w:bottom w:w="60" w:type="dxa"/>
+              <w:end w:w="60" w:type="dxa"/>
             </w:tcMar>
           </w:tcPr>
           <w:p>
@@ -1710,19 +1703,19 @@
                 <w:rFonts w:ascii="Times New Roman" w:hAnsi="Times New Roman"/>
                 <w:sz w:val="16"/>
               </w:rPr>
-              <w:t>Средства разработки серверной части и API</w:t>
+              <w:t>Средства разработки API</w:t>
             </w:r>
           </w:p>
         </w:tc>
         <w:tc>
           <w:tcPr>
-            <w:tcW w:type="dxa" w:w="3515"/>
+            <w:tcW w:type="dxa" w:w="3231"/>
             <w:vAlign w:val="center"/>
             <w:tcMar>
-              <w:top w:w="80" w:type="dxa"/>
-              <w:start w:w="90" w:type="dxa"/>
-              <w:bottom w:w="80" w:type="dxa"/>
-              <w:end w:w="90" w:type="dxa"/>
+              <w:top w:w="60" w:type="dxa"/>
+              <w:start w:w="60" w:type="dxa"/>
+              <w:bottom w:w="60" w:type="dxa"/>
+              <w:end w:w="60" w:type="dxa"/>
             </w:tcMar>
           </w:tcPr>
           <w:p>
@@ -1735,19 +1728,19 @@
                 <w:rFonts w:ascii="Times New Roman" w:hAnsi="Times New Roman"/>
                 <w:sz w:val="16"/>
               </w:rPr>
-              <w:t>Реализация бизнес-логики и взаимодействия мобильного приложения с сервером</w:t>
+              <w:t>Серверная логика и обмен данными</w:t>
             </w:r>
           </w:p>
         </w:tc>
         <w:tc>
           <w:tcPr>
-            <w:tcW w:type="dxa" w:w="2891"/>
+            <w:tcW w:type="dxa" w:w="3061"/>
             <w:vAlign w:val="center"/>
             <w:tcMar>
-              <w:top w:w="80" w:type="dxa"/>
-              <w:start w:w="90" w:type="dxa"/>
-              <w:bottom w:w="80" w:type="dxa"/>
-              <w:end w:w="90" w:type="dxa"/>
+              <w:top w:w="60" w:type="dxa"/>
+              <w:start w:w="60" w:type="dxa"/>
+              <w:bottom w:w="60" w:type="dxa"/>
+              <w:end w:w="60" w:type="dxa"/>
             </w:tcMar>
           </w:tcPr>
           <w:p>
@@ -1760,7 +1753,7 @@
                 <w:rFonts w:ascii="Times New Roman" w:hAnsi="Times New Roman"/>
                 <w:sz w:val="16"/>
               </w:rPr>
-              <w:t>Средства с открытым исходным кодом или лицензии, уже доступные стартапу</w:t>
+              <w:t>Открытое ПО или имеющиеся лицензии</w:t>
             </w:r>
           </w:p>
         </w:tc>
@@ -1768,13 +1761,13 @@
       <w:tr>
         <w:tc>
           <w:tcPr>
-            <w:tcW w:type="dxa" w:w="2268"/>
+            <w:tcW w:type="dxa" w:w="2154"/>
             <w:vAlign w:val="center"/>
             <w:tcMar>
-              <w:top w:w="80" w:type="dxa"/>
-              <w:start w:w="90" w:type="dxa"/>
-              <w:bottom w:w="80" w:type="dxa"/>
-              <w:end w:w="90" w:type="dxa"/>
+              <w:top w:w="60" w:type="dxa"/>
+              <w:start w:w="60" w:type="dxa"/>
+              <w:bottom w:w="60" w:type="dxa"/>
+              <w:end w:w="60" w:type="dxa"/>
             </w:tcMar>
           </w:tcPr>
           <w:p>
@@ -1787,19 +1780,19 @@
                 <w:rFonts w:ascii="Times New Roman" w:hAnsi="Times New Roman"/>
                 <w:sz w:val="16"/>
               </w:rPr>
-              <w:t>Система управления базами данных</w:t>
+              <w:t>СУБД</w:t>
             </w:r>
           </w:p>
         </w:tc>
         <w:tc>
           <w:tcPr>
-            <w:tcW w:type="dxa" w:w="3515"/>
+            <w:tcW w:type="dxa" w:w="3231"/>
             <w:vAlign w:val="center"/>
             <w:tcMar>
-              <w:top w:w="80" w:type="dxa"/>
-              <w:start w:w="90" w:type="dxa"/>
-              <w:bottom w:w="80" w:type="dxa"/>
-              <w:end w:w="90" w:type="dxa"/>
+              <w:top w:w="60" w:type="dxa"/>
+              <w:start w:w="60" w:type="dxa"/>
+              <w:bottom w:w="60" w:type="dxa"/>
+              <w:end w:w="60" w:type="dxa"/>
             </w:tcMar>
           </w:tcPr>
           <w:p>
@@ -1812,19 +1805,19 @@
                 <w:rFonts w:ascii="Times New Roman" w:hAnsi="Times New Roman"/>
                 <w:sz w:val="16"/>
               </w:rPr>
-              <w:t>Хранение сведений о пользователях, товарах, корзинах и заказах</w:t>
+              <w:t>Хранение пользователей, товаров, корзин и заказов</w:t>
             </w:r>
           </w:p>
         </w:tc>
         <w:tc>
           <w:tcPr>
-            <w:tcW w:type="dxa" w:w="2891"/>
+            <w:tcW w:type="dxa" w:w="3061"/>
             <w:vAlign w:val="center"/>
             <w:tcMar>
-              <w:top w:w="80" w:type="dxa"/>
-              <w:start w:w="90" w:type="dxa"/>
-              <w:bottom w:w="80" w:type="dxa"/>
-              <w:end w:w="90" w:type="dxa"/>
+              <w:top w:w="60" w:type="dxa"/>
+              <w:start w:w="60" w:type="dxa"/>
+              <w:bottom w:w="60" w:type="dxa"/>
+              <w:end w:w="60" w:type="dxa"/>
             </w:tcMar>
           </w:tcPr>
           <w:p>
@@ -1837,7 +1830,7 @@
                 <w:rFonts w:ascii="Times New Roman" w:hAnsi="Times New Roman"/>
                 <w:sz w:val="16"/>
               </w:rPr>
-              <w:t>СУБД с подходящей лицензией либо управляемый облачный сервис</w:t>
+              <w:t>СУБД с подходящей лицензией или облачный сервис</w:t>
             </w:r>
           </w:p>
         </w:tc>
@@ -1845,13 +1838,13 @@
       <w:tr>
         <w:tc>
           <w:tcPr>
-            <w:tcW w:type="dxa" w:w="2268"/>
+            <w:tcW w:type="dxa" w:w="2154"/>
             <w:vAlign w:val="center"/>
             <w:tcMar>
-              <w:top w:w="80" w:type="dxa"/>
-              <w:start w:w="90" w:type="dxa"/>
-              <w:bottom w:w="80" w:type="dxa"/>
-              <w:end w:w="90" w:type="dxa"/>
+              <w:top w:w="60" w:type="dxa"/>
+              <w:start w:w="60" w:type="dxa"/>
+              <w:bottom w:w="60" w:type="dxa"/>
+              <w:end w:w="60" w:type="dxa"/>
             </w:tcMar>
           </w:tcPr>
           <w:p>
@@ -1864,19 +1857,19 @@
                 <w:rFonts w:ascii="Times New Roman" w:hAnsi="Times New Roman"/>
                 <w:sz w:val="16"/>
               </w:rPr>
-              <w:t>Инструменты автоматизированного тестирования</w:t>
+              <w:t>Инструменты тестирования</w:t>
             </w:r>
           </w:p>
         </w:tc>
         <w:tc>
           <w:tcPr>
-            <w:tcW w:type="dxa" w:w="3515"/>
+            <w:tcW w:type="dxa" w:w="3231"/>
             <w:vAlign w:val="center"/>
             <w:tcMar>
-              <w:top w:w="80" w:type="dxa"/>
-              <w:start w:w="90" w:type="dxa"/>
-              <w:bottom w:w="80" w:type="dxa"/>
-              <w:end w:w="90" w:type="dxa"/>
+              <w:top w:w="60" w:type="dxa"/>
+              <w:start w:w="60" w:type="dxa"/>
+              <w:bottom w:w="60" w:type="dxa"/>
+              <w:end w:w="60" w:type="dxa"/>
             </w:tcMar>
           </w:tcPr>
           <w:p>
@@ -1895,13 +1888,13 @@
         </w:tc>
         <w:tc>
           <w:tcPr>
-            <w:tcW w:type="dxa" w:w="2891"/>
+            <w:tcW w:type="dxa" w:w="3061"/>
             <w:vAlign w:val="center"/>
             <w:tcMar>
-              <w:top w:w="80" w:type="dxa"/>
-              <w:start w:w="90" w:type="dxa"/>
-              <w:bottom w:w="80" w:type="dxa"/>
-              <w:end w:w="90" w:type="dxa"/>
+              <w:top w:w="60" w:type="dxa"/>
+              <w:start w:w="60" w:type="dxa"/>
+              <w:bottom w:w="60" w:type="dxa"/>
+              <w:end w:w="60" w:type="dxa"/>
             </w:tcMar>
           </w:tcPr>
           <w:p>
@@ -1914,7 +1907,7 @@
                 <w:rFonts w:ascii="Times New Roman" w:hAnsi="Times New Roman"/>
                 <w:sz w:val="16"/>
               </w:rPr>
-              <w:t>Бесплатные библиотеки и инструменты либо уже имеющиеся лицензии</w:t>
+              <w:t>Бесплатные библиотеки или имеющиеся лицензии</w:t>
             </w:r>
           </w:p>
         </w:tc>
@@ -1922,13 +1915,13 @@
       <w:tr>
         <w:tc>
           <w:tcPr>
-            <w:tcW w:type="dxa" w:w="2268"/>
+            <w:tcW w:type="dxa" w:w="2154"/>
             <w:vAlign w:val="center"/>
             <w:tcMar>
-              <w:top w:w="80" w:type="dxa"/>
-              <w:start w:w="90" w:type="dxa"/>
-              <w:bottom w:w="80" w:type="dxa"/>
-              <w:end w:w="90" w:type="dxa"/>
+              <w:top w:w="60" w:type="dxa"/>
+              <w:start w:w="60" w:type="dxa"/>
+              <w:bottom w:w="60" w:type="dxa"/>
+              <w:end w:w="60" w:type="dxa"/>
             </w:tcMar>
           </w:tcPr>
           <w:p>
@@ -1947,13 +1940,13 @@
         </w:tc>
         <w:tc>
           <w:tcPr>
-            <w:tcW w:type="dxa" w:w="3515"/>
+            <w:tcW w:type="dxa" w:w="3231"/>
             <w:vAlign w:val="center"/>
             <w:tcMar>
-              <w:top w:w="80" w:type="dxa"/>
-              <w:start w:w="90" w:type="dxa"/>
-              <w:bottom w:w="80" w:type="dxa"/>
-              <w:end w:w="90" w:type="dxa"/>
+              <w:top w:w="60" w:type="dxa"/>
+              <w:start w:w="60" w:type="dxa"/>
+              <w:bottom w:w="60" w:type="dxa"/>
+              <w:end w:w="60" w:type="dxa"/>
             </w:tcMar>
           </w:tcPr>
           <w:p>
@@ -1966,19 +1959,19 @@
                 <w:rFonts w:ascii="Times New Roman" w:hAnsi="Times New Roman"/>
                 <w:sz w:val="16"/>
               </w:rPr>
-              <w:t>Планирование спринтов, ведение бэклога и отслеживание статусов</w:t>
+              <w:t>Бэклог и планирование спринтов</w:t>
             </w:r>
           </w:p>
         </w:tc>
         <w:tc>
           <w:tcPr>
-            <w:tcW w:type="dxa" w:w="2891"/>
+            <w:tcW w:type="dxa" w:w="3061"/>
             <w:vAlign w:val="center"/>
             <w:tcMar>
-              <w:top w:w="80" w:type="dxa"/>
-              <w:start w:w="90" w:type="dxa"/>
-              <w:bottom w:w="80" w:type="dxa"/>
-              <w:end w:w="90" w:type="dxa"/>
+              <w:top w:w="60" w:type="dxa"/>
+              <w:start w:w="60" w:type="dxa"/>
+              <w:bottom w:w="60" w:type="dxa"/>
+              <w:end w:w="60" w:type="dxa"/>
             </w:tcMar>
           </w:tcPr>
           <w:p>
@@ -1991,7 +1984,7 @@
                 <w:rFonts w:ascii="Times New Roman" w:hAnsi="Times New Roman"/>
                 <w:sz w:val="16"/>
               </w:rPr>
-              <w:t>Бесплатный тариф или система заказчика; доступ для команды</w:t>
+              <w:t>Бесплатный тариф или система заказчика</w:t>
             </w:r>
           </w:p>
         </w:tc>
@@ -1999,13 +1992,13 @@
       <w:tr>
         <w:tc>
           <w:tcPr>
-            <w:tcW w:type="dxa" w:w="2268"/>
+            <w:tcW w:type="dxa" w:w="2154"/>
             <w:vAlign w:val="center"/>
             <w:tcMar>
-              <w:top w:w="80" w:type="dxa"/>
-              <w:start w:w="90" w:type="dxa"/>
-              <w:bottom w:w="80" w:type="dxa"/>
-              <w:end w:w="90" w:type="dxa"/>
+              <w:top w:w="60" w:type="dxa"/>
+              <w:start w:w="60" w:type="dxa"/>
+              <w:bottom w:w="60" w:type="dxa"/>
+              <w:end w:w="60" w:type="dxa"/>
             </w:tcMar>
           </w:tcPr>
           <w:p>
@@ -2018,19 +2011,19 @@
                 <w:rFonts w:ascii="Times New Roman" w:hAnsi="Times New Roman"/>
                 <w:sz w:val="16"/>
               </w:rPr>
-              <w:t>Средства CI/CD</w:t>
+              <w:t>CI/CD</w:t>
             </w:r>
           </w:p>
         </w:tc>
         <w:tc>
           <w:tcPr>
-            <w:tcW w:type="dxa" w:w="3515"/>
+            <w:tcW w:type="dxa" w:w="3231"/>
             <w:vAlign w:val="center"/>
             <w:tcMar>
-              <w:top w:w="80" w:type="dxa"/>
-              <w:start w:w="90" w:type="dxa"/>
-              <w:bottom w:w="80" w:type="dxa"/>
-              <w:end w:w="90" w:type="dxa"/>
+              <w:top w:w="60" w:type="dxa"/>
+              <w:start w:w="60" w:type="dxa"/>
+              <w:bottom w:w="60" w:type="dxa"/>
+              <w:end w:w="60" w:type="dxa"/>
             </w:tcMar>
           </w:tcPr>
           <w:p>
@@ -2043,19 +2036,19 @@
                 <w:rFonts w:ascii="Times New Roman" w:hAnsi="Times New Roman"/>
                 <w:sz w:val="16"/>
               </w:rPr>
-              <w:t>Автоматизация сборки, запуска проверок и подготовки тестовых версий</w:t>
+              <w:t>Автоматизация сборки и проверок</w:t>
             </w:r>
           </w:p>
         </w:tc>
         <w:tc>
           <w:tcPr>
-            <w:tcW w:type="dxa" w:w="2891"/>
+            <w:tcW w:type="dxa" w:w="3061"/>
             <w:vAlign w:val="center"/>
             <w:tcMar>
-              <w:top w:w="80" w:type="dxa"/>
-              <w:start w:w="90" w:type="dxa"/>
-              <w:bottom w:w="80" w:type="dxa"/>
-              <w:end w:w="90" w:type="dxa"/>
+              <w:top w:w="60" w:type="dxa"/>
+              <w:start w:w="60" w:type="dxa"/>
+              <w:bottom w:w="60" w:type="dxa"/>
+              <w:end w:w="60" w:type="dxa"/>
             </w:tcMar>
           </w:tcPr>
           <w:p>
@@ -2068,7 +2061,7 @@
                 <w:rFonts w:ascii="Times New Roman" w:hAnsi="Times New Roman"/>
                 <w:sz w:val="16"/>
               </w:rPr>
-              <w:t>Бесплатный тариф или собственный сервер; использование по мере интеграции</w:t>
+              <w:t>Бесплатный тариф или собственный сервер</w:t>
             </w:r>
           </w:p>
         </w:tc>
@@ -2076,13 +2069,13 @@
       <w:tr>
         <w:tc>
           <w:tcPr>
-            <w:tcW w:type="dxa" w:w="2268"/>
+            <w:tcW w:type="dxa" w:w="2154"/>
             <w:vAlign w:val="center"/>
             <w:tcMar>
-              <w:top w:w="80" w:type="dxa"/>
-              <w:start w:w="90" w:type="dxa"/>
-              <w:bottom w:w="80" w:type="dxa"/>
-              <w:end w:w="90" w:type="dxa"/>
+              <w:top w:w="60" w:type="dxa"/>
+              <w:start w:w="60" w:type="dxa"/>
+              <w:bottom w:w="60" w:type="dxa"/>
+              <w:end w:w="60" w:type="dxa"/>
             </w:tcMar>
           </w:tcPr>
           <w:p>
@@ -2095,19 +2088,19 @@
                 <w:rFonts w:ascii="Times New Roman" w:hAnsi="Times New Roman"/>
                 <w:sz w:val="16"/>
               </w:rPr>
-              <w:t>Средства уведомлений</w:t>
+              <w:t>Сервис уведомлений</w:t>
             </w:r>
           </w:p>
         </w:tc>
         <w:tc>
           <w:tcPr>
-            <w:tcW w:type="dxa" w:w="3515"/>
+            <w:tcW w:type="dxa" w:w="3231"/>
             <w:vAlign w:val="center"/>
             <w:tcMar>
-              <w:top w:w="80" w:type="dxa"/>
-              <w:start w:w="90" w:type="dxa"/>
-              <w:bottom w:w="80" w:type="dxa"/>
-              <w:end w:w="90" w:type="dxa"/>
+              <w:top w:w="60" w:type="dxa"/>
+              <w:start w:w="60" w:type="dxa"/>
+              <w:bottom w:w="60" w:type="dxa"/>
+              <w:end w:w="60" w:type="dxa"/>
             </w:tcMar>
           </w:tcPr>
           <w:p>
@@ -2120,19 +2113,19 @@
                 <w:rFonts w:ascii="Times New Roman" w:hAnsi="Times New Roman"/>
                 <w:sz w:val="16"/>
               </w:rPr>
-              <w:t>Передача уведомлений о статусе заказа</w:t>
+              <w:t>Уведомления о статусе заказа</w:t>
             </w:r>
           </w:p>
         </w:tc>
         <w:tc>
           <w:tcPr>
-            <w:tcW w:type="dxa" w:w="2891"/>
+            <w:tcW w:type="dxa" w:w="3061"/>
             <w:vAlign w:val="center"/>
             <w:tcMar>
-              <w:top w:w="80" w:type="dxa"/>
-              <w:start w:w="90" w:type="dxa"/>
-              <w:bottom w:w="80" w:type="dxa"/>
-              <w:end w:w="90" w:type="dxa"/>
+              <w:top w:w="60" w:type="dxa"/>
+              <w:start w:w="60" w:type="dxa"/>
+              <w:bottom w:w="60" w:type="dxa"/>
+              <w:end w:w="60" w:type="dxa"/>
             </w:tcMar>
           </w:tcPr>
           <w:p>
@@ -2145,25 +2138,24 @@
                 <w:rFonts w:ascii="Times New Roman" w:hAnsi="Times New Roman"/>
                 <w:sz w:val="16"/>
               </w:rPr>
-              <w:t>Тестовый сервис или тариф с бесплатным лимитом; условия проверяются перед выбором</w:t>
+              <w:t>Тестовый сервис или подходящий тариф</w:t>
             </w:r>
           </w:p>
         </w:tc>
       </w:tr>
     </w:tbl>
-    <w:p>
-      <w:pPr>
-        <w:spacing w:after="0"/>
-      </w:pPr>
-    </w:p>
+    <w:p/>
     <w:p>
       <w:r>
-        <w:t>До начала активной разработки команда должна проверить совместимость выбранных инструментов, доступность необходимых лицензий и ограничения бесплатных тарифов. Если для публикации приложения или отправки уведомлений потребуется платная услуга, её стоимость учитывается в бюджете проекта.</w:t>
+        <w:rPr>
+          <w:i w:val="0"/>
+        </w:rPr>
+        <w:t>Окончательный технологический стек выбирается после анализа требований. До начала разработки необходимо проверить совместимость инструментов, лицензии и ограничения бесплатных тарифов.</w:t>
       </w:r>
     </w:p>
     <w:p>
       <w:pPr>
-        <w:pStyle w:val="Heading1"/>
+        <w:pStyle w:val="Heading2"/>
       </w:pPr>
       <w:r>
         <w:t>2.5. Финансовые ресурсы</w:t>
@@ -2171,7 +2163,10 @@
     </w:p>
     <w:p>
       <w:r>
-        <w:t>В соответствии с методическими указаниями финансовые ресурсы представлены в относительном выражении — в процентах от общего планового бюджета проекта. Конкретные денежные суммы не указываются. Распределение ниже является предварительным допущением для планирования и подлежит уточнению после определения ставок оплаты труда, технологического стека и условий использования инфраструктуры.</w:t>
+        <w:rPr>
+          <w:i w:val="0"/>
+        </w:rPr>
+        <w:t>Расходы планируются в процентах от общего бюджета, без указания денежных сумм. Доли являются предварительными оценками и уточняются после выбора технологий и условий инфраструктуры.</w:t>
       </w:r>
     </w:p>
     <w:tbl>
@@ -2183,33 +2178,30 @@
         <w:tblLook w:firstColumn="1" w:firstRow="1" w:lastColumn="0" w:lastRow="0" w:noHBand="0" w:noVBand="1" w:val="04A0"/>
       </w:tblPr>
       <w:tblGrid>
-        <w:gridCol w:w="3230"/>
-        <w:gridCol w:w="3230"/>
-        <w:gridCol w:w="3230"/>
+        <w:gridCol w:w="4844"/>
+        <w:gridCol w:w="4844"/>
       </w:tblGrid>
       <w:tr>
         <w:tc>
           <w:tcPr>
-            <w:tcW w:type="dxa" w:w="2438"/>
+            <w:tcW w:type="dxa" w:w="5953"/>
+            <w:vAlign w:val="center"/>
             <w:shd w:fill="D9E2F3"/>
-            <w:vAlign w:val="center"/>
             <w:tcMar>
-              <w:top w:w="80" w:type="dxa"/>
-              <w:start w:w="90" w:type="dxa"/>
-              <w:bottom w:w="80" w:type="dxa"/>
-              <w:end w:w="90" w:type="dxa"/>
+              <w:top w:w="60" w:type="dxa"/>
+              <w:start w:w="60" w:type="dxa"/>
+              <w:bottom w:w="60" w:type="dxa"/>
+              <w:end w:w="60" w:type="dxa"/>
             </w:tcMar>
           </w:tcPr>
           <w:p>
             <w:pPr>
-              <w:spacing w:line="240" w:lineRule="auto"/>
+              <w:spacing w:line="240" w:lineRule="auto" w:after="0"/>
               <w:ind w:firstLine="0"/>
-              <w:jc w:val="center"/>
             </w:pPr>
             <w:r>
               <w:rPr>
                 <w:rFonts w:ascii="Times New Roman" w:hAnsi="Times New Roman"/>
-                <w:b/>
                 <w:sz w:val="17"/>
               </w:rPr>
               <w:t>Статья расходов</w:t>
@@ -2218,57 +2210,27 @@
         </w:tc>
         <w:tc>
           <w:tcPr>
-            <w:tcW w:type="dxa" w:w="1191"/>
+            <w:tcW w:type="dxa" w:w="2494"/>
+            <w:vAlign w:val="center"/>
             <w:shd w:fill="D9E2F3"/>
-            <w:vAlign w:val="center"/>
             <w:tcMar>
-              <w:top w:w="80" w:type="dxa"/>
-              <w:start w:w="90" w:type="dxa"/>
-              <w:bottom w:w="80" w:type="dxa"/>
-              <w:end w:w="90" w:type="dxa"/>
+              <w:top w:w="60" w:type="dxa"/>
+              <w:start w:w="60" w:type="dxa"/>
+              <w:bottom w:w="60" w:type="dxa"/>
+              <w:end w:w="60" w:type="dxa"/>
             </w:tcMar>
           </w:tcPr>
           <w:p>
             <w:pPr>
-              <w:spacing w:line="240" w:lineRule="auto"/>
+              <w:spacing w:line="240" w:lineRule="auto" w:after="0"/>
               <w:ind w:firstLine="0"/>
-              <w:jc w:val="center"/>
             </w:pPr>
             <w:r>
               <w:rPr>
                 <w:rFonts w:ascii="Times New Roman" w:hAnsi="Times New Roman"/>
-                <w:b/>
                 <w:sz w:val="17"/>
               </w:rPr>
               <w:t>Доля бюджета</w:t>
-            </w:r>
-          </w:p>
-        </w:tc>
-        <w:tc>
-          <w:tcPr>
-            <w:tcW w:type="dxa" w:w="5046"/>
-            <w:shd w:fill="D9E2F3"/>
-            <w:vAlign w:val="center"/>
-            <w:tcMar>
-              <w:top w:w="80" w:type="dxa"/>
-              <w:start w:w="90" w:type="dxa"/>
-              <w:bottom w:w="80" w:type="dxa"/>
-              <w:end w:w="90" w:type="dxa"/>
-            </w:tcMar>
-          </w:tcPr>
-          <w:p>
-            <w:pPr>
-              <w:spacing w:line="240" w:lineRule="auto"/>
-              <w:ind w:firstLine="0"/>
-              <w:jc w:val="center"/>
-            </w:pPr>
-            <w:r>
-              <w:rPr>
-                <w:rFonts w:ascii="Times New Roman" w:hAnsi="Times New Roman"/>
-                <w:b/>
-                <w:sz w:val="17"/>
-              </w:rPr>
-              <w:t>Содержание</w:t>
             </w:r>
           </w:p>
         </w:tc>
@@ -2276,13 +2238,13 @@
       <w:tr>
         <w:tc>
           <w:tcPr>
-            <w:tcW w:type="dxa" w:w="2438"/>
+            <w:tcW w:type="dxa" w:w="5953"/>
             <w:vAlign w:val="center"/>
             <w:tcMar>
-              <w:top w:w="80" w:type="dxa"/>
-              <w:start w:w="90" w:type="dxa"/>
-              <w:bottom w:w="80" w:type="dxa"/>
-              <w:end w:w="90" w:type="dxa"/>
+              <w:top w:w="60" w:type="dxa"/>
+              <w:start w:w="60" w:type="dxa"/>
+              <w:bottom w:w="60" w:type="dxa"/>
+              <w:end w:w="60" w:type="dxa"/>
             </w:tcMar>
           </w:tcPr>
           <w:p>
@@ -2301,13 +2263,13 @@
         </w:tc>
         <w:tc>
           <w:tcPr>
-            <w:tcW w:type="dxa" w:w="1191"/>
+            <w:tcW w:type="dxa" w:w="2494"/>
             <w:vAlign w:val="center"/>
             <w:tcMar>
-              <w:top w:w="80" w:type="dxa"/>
-              <w:start w:w="90" w:type="dxa"/>
-              <w:bottom w:w="80" w:type="dxa"/>
-              <w:end w:w="90" w:type="dxa"/>
+              <w:top w:w="60" w:type="dxa"/>
+              <w:start w:w="60" w:type="dxa"/>
+              <w:bottom w:w="60" w:type="dxa"/>
+              <w:end w:w="60" w:type="dxa"/>
             </w:tcMar>
           </w:tcPr>
           <w:p>
@@ -2324,42 +2286,17 @@
             </w:r>
           </w:p>
         </w:tc>
-        <w:tc>
-          <w:tcPr>
-            <w:tcW w:type="dxa" w:w="5046"/>
-            <w:vAlign w:val="center"/>
-            <w:tcMar>
-              <w:top w:w="80" w:type="dxa"/>
-              <w:start w:w="90" w:type="dxa"/>
-              <w:bottom w:w="80" w:type="dxa"/>
-              <w:end w:w="90" w:type="dxa"/>
-            </w:tcMar>
-          </w:tcPr>
-          <w:p>
-            <w:pPr>
-              <w:spacing w:line="240" w:lineRule="auto" w:after="0"/>
-              <w:ind w:firstLine="0"/>
-            </w:pPr>
-            <w:r>
-              <w:rPr>
-                <w:rFonts w:ascii="Times New Roman" w:hAnsi="Times New Roman"/>
-                <w:sz w:val="17"/>
-              </w:rPr>
-              <w:t>Разработка мобильного приложения, серверной логики и интеграция компонентов</w:t>
-            </w:r>
-          </w:p>
-        </w:tc>
       </w:tr>
       <w:tr>
         <w:tc>
           <w:tcPr>
-            <w:tcW w:type="dxa" w:w="2438"/>
+            <w:tcW w:type="dxa" w:w="5953"/>
             <w:vAlign w:val="center"/>
             <w:tcMar>
-              <w:top w:w="80" w:type="dxa"/>
-              <w:start w:w="90" w:type="dxa"/>
-              <w:bottom w:w="80" w:type="dxa"/>
-              <w:end w:w="90" w:type="dxa"/>
+              <w:top w:w="60" w:type="dxa"/>
+              <w:start w:w="60" w:type="dxa"/>
+              <w:bottom w:w="60" w:type="dxa"/>
+              <w:end w:w="60" w:type="dxa"/>
             </w:tcMar>
           </w:tcPr>
           <w:p>
@@ -2378,13 +2315,13 @@
         </w:tc>
         <w:tc>
           <w:tcPr>
-            <w:tcW w:type="dxa" w:w="1191"/>
+            <w:tcW w:type="dxa" w:w="2494"/>
             <w:vAlign w:val="center"/>
             <w:tcMar>
-              <w:top w:w="80" w:type="dxa"/>
-              <w:start w:w="90" w:type="dxa"/>
-              <w:bottom w:w="80" w:type="dxa"/>
-              <w:end w:w="90" w:type="dxa"/>
+              <w:top w:w="60" w:type="dxa"/>
+              <w:start w:w="60" w:type="dxa"/>
+              <w:bottom w:w="60" w:type="dxa"/>
+              <w:end w:w="60" w:type="dxa"/>
             </w:tcMar>
           </w:tcPr>
           <w:p>
@@ -2401,42 +2338,17 @@
             </w:r>
           </w:p>
         </w:tc>
-        <w:tc>
-          <w:tcPr>
-            <w:tcW w:type="dxa" w:w="5046"/>
-            <w:vAlign w:val="center"/>
-            <w:tcMar>
-              <w:top w:w="80" w:type="dxa"/>
-              <w:start w:w="90" w:type="dxa"/>
-              <w:bottom w:w="80" w:type="dxa"/>
-              <w:end w:w="90" w:type="dxa"/>
-            </w:tcMar>
-          </w:tcPr>
-          <w:p>
-            <w:pPr>
-              <w:spacing w:line="240" w:lineRule="auto" w:after="0"/>
-              <w:ind w:firstLine="0"/>
-            </w:pPr>
-            <w:r>
-              <w:rPr>
-                <w:rFonts w:ascii="Times New Roman" w:hAnsi="Times New Roman"/>
-                <w:sz w:val="17"/>
-              </w:rPr>
-              <w:t>Планирование, координация, контроль сроков и взаимодействие с заказчиком</w:t>
-            </w:r>
-          </w:p>
-        </w:tc>
       </w:tr>
       <w:tr>
         <w:tc>
           <w:tcPr>
-            <w:tcW w:type="dxa" w:w="2438"/>
+            <w:tcW w:type="dxa" w:w="5953"/>
             <w:vAlign w:val="center"/>
             <w:tcMar>
-              <w:top w:w="80" w:type="dxa"/>
-              <w:start w:w="90" w:type="dxa"/>
-              <w:bottom w:w="80" w:type="dxa"/>
-              <w:end w:w="90" w:type="dxa"/>
+              <w:top w:w="60" w:type="dxa"/>
+              <w:start w:w="60" w:type="dxa"/>
+              <w:bottom w:w="60" w:type="dxa"/>
+              <w:end w:w="60" w:type="dxa"/>
             </w:tcMar>
           </w:tcPr>
           <w:p>
@@ -2455,13 +2367,13 @@
         </w:tc>
         <w:tc>
           <w:tcPr>
-            <w:tcW w:type="dxa" w:w="1191"/>
+            <w:tcW w:type="dxa" w:w="2494"/>
             <w:vAlign w:val="center"/>
             <w:tcMar>
-              <w:top w:w="80" w:type="dxa"/>
-              <w:start w:w="90" w:type="dxa"/>
-              <w:bottom w:w="80" w:type="dxa"/>
-              <w:end w:w="90" w:type="dxa"/>
+              <w:top w:w="60" w:type="dxa"/>
+              <w:start w:w="60" w:type="dxa"/>
+              <w:bottom w:w="60" w:type="dxa"/>
+              <w:end w:w="60" w:type="dxa"/>
             </w:tcMar>
           </w:tcPr>
           <w:p>
@@ -2478,42 +2390,17 @@
             </w:r>
           </w:p>
         </w:tc>
-        <w:tc>
-          <w:tcPr>
-            <w:tcW w:type="dxa" w:w="5046"/>
-            <w:vAlign w:val="center"/>
-            <w:tcMar>
-              <w:top w:w="80" w:type="dxa"/>
-              <w:start w:w="90" w:type="dxa"/>
-              <w:bottom w:w="80" w:type="dxa"/>
-              <w:end w:w="90" w:type="dxa"/>
-            </w:tcMar>
-          </w:tcPr>
-          <w:p>
-            <w:pPr>
-              <w:spacing w:line="240" w:lineRule="auto" w:after="0"/>
-              <w:ind w:firstLine="0"/>
-            </w:pPr>
-            <w:r>
-              <w:rPr>
-                <w:rFonts w:ascii="Times New Roman" w:hAnsi="Times New Roman"/>
-                <w:sz w:val="17"/>
-              </w:rPr>
-              <w:t>Подготовка и выполнение тестов, анализ дефектов и регрессионная проверка</w:t>
-            </w:r>
-          </w:p>
-        </w:tc>
       </w:tr>
       <w:tr>
         <w:tc>
           <w:tcPr>
-            <w:tcW w:type="dxa" w:w="2438"/>
+            <w:tcW w:type="dxa" w:w="5953"/>
             <w:vAlign w:val="center"/>
             <w:tcMar>
-              <w:top w:w="80" w:type="dxa"/>
-              <w:start w:w="90" w:type="dxa"/>
-              <w:bottom w:w="80" w:type="dxa"/>
-              <w:end w:w="90" w:type="dxa"/>
+              <w:top w:w="60" w:type="dxa"/>
+              <w:start w:w="60" w:type="dxa"/>
+              <w:bottom w:w="60" w:type="dxa"/>
+              <w:end w:w="60" w:type="dxa"/>
             </w:tcMar>
           </w:tcPr>
           <w:p>
@@ -2532,13 +2419,13 @@
         </w:tc>
         <w:tc>
           <w:tcPr>
-            <w:tcW w:type="dxa" w:w="1191"/>
+            <w:tcW w:type="dxa" w:w="2494"/>
             <w:vAlign w:val="center"/>
             <w:tcMar>
-              <w:top w:w="80" w:type="dxa"/>
-              <w:start w:w="90" w:type="dxa"/>
-              <w:bottom w:w="80" w:type="dxa"/>
-              <w:end w:w="90" w:type="dxa"/>
+              <w:top w:w="60" w:type="dxa"/>
+              <w:start w:w="60" w:type="dxa"/>
+              <w:bottom w:w="60" w:type="dxa"/>
+              <w:end w:w="60" w:type="dxa"/>
             </w:tcMar>
           </w:tcPr>
           <w:p>
@@ -2555,15 +2442,17 @@
             </w:r>
           </w:p>
         </w:tc>
+      </w:tr>
+      <w:tr>
         <w:tc>
           <w:tcPr>
-            <w:tcW w:type="dxa" w:w="5046"/>
+            <w:tcW w:type="dxa" w:w="5953"/>
             <w:vAlign w:val="center"/>
             <w:tcMar>
-              <w:top w:w="80" w:type="dxa"/>
-              <w:start w:w="90" w:type="dxa"/>
-              <w:bottom w:w="80" w:type="dxa"/>
-              <w:end w:w="90" w:type="dxa"/>
+              <w:top w:w="60" w:type="dxa"/>
+              <w:start w:w="60" w:type="dxa"/>
+              <w:bottom w:w="60" w:type="dxa"/>
+              <w:end w:w="60" w:type="dxa"/>
             </w:tcMar>
           </w:tcPr>
           <w:p>
@@ -2576,46 +2465,19 @@
                 <w:rFonts w:ascii="Times New Roman" w:hAnsi="Times New Roman"/>
                 <w:sz w:val="17"/>
               </w:rPr>
-              <w:t>Тестовый сервер, база данных, хранение артефактов и необходимые вычислительные ресурсы</w:t>
-            </w:r>
-          </w:p>
-        </w:tc>
-      </w:tr>
-      <w:tr>
-        <w:tc>
-          <w:tcPr>
-            <w:tcW w:type="dxa" w:w="2438"/>
-            <w:vAlign w:val="center"/>
-            <w:tcMar>
-              <w:top w:w="80" w:type="dxa"/>
-              <w:start w:w="90" w:type="dxa"/>
-              <w:bottom w:w="80" w:type="dxa"/>
-              <w:end w:w="90" w:type="dxa"/>
-            </w:tcMar>
-          </w:tcPr>
-          <w:p>
-            <w:pPr>
-              <w:spacing w:line="240" w:lineRule="auto" w:after="0"/>
-              <w:ind w:firstLine="0"/>
-            </w:pPr>
-            <w:r>
-              <w:rPr>
-                <w:rFonts w:ascii="Times New Roman" w:hAnsi="Times New Roman"/>
-                <w:sz w:val="17"/>
-              </w:rPr>
-              <w:t>Программные лицензии и дополнительные сервисы</w:t>
+              <w:t>Лицензии и дополнительные сервисы</w:t>
             </w:r>
           </w:p>
         </w:tc>
         <w:tc>
           <w:tcPr>
-            <w:tcW w:type="dxa" w:w="1191"/>
+            <w:tcW w:type="dxa" w:w="2494"/>
             <w:vAlign w:val="center"/>
             <w:tcMar>
-              <w:top w:w="80" w:type="dxa"/>
-              <w:start w:w="90" w:type="dxa"/>
-              <w:bottom w:w="80" w:type="dxa"/>
-              <w:end w:w="90" w:type="dxa"/>
+              <w:top w:w="60" w:type="dxa"/>
+              <w:start w:w="60" w:type="dxa"/>
+              <w:bottom w:w="60" w:type="dxa"/>
+              <w:end w:w="60" w:type="dxa"/>
             </w:tcMar>
           </w:tcPr>
           <w:p>
@@ -2632,15 +2494,17 @@
             </w:r>
           </w:p>
         </w:tc>
+      </w:tr>
+      <w:tr>
         <w:tc>
           <w:tcPr>
-            <w:tcW w:type="dxa" w:w="5046"/>
+            <w:tcW w:type="dxa" w:w="5953"/>
             <w:vAlign w:val="center"/>
             <w:tcMar>
-              <w:top w:w="80" w:type="dxa"/>
-              <w:start w:w="90" w:type="dxa"/>
-              <w:bottom w:w="80" w:type="dxa"/>
-              <w:end w:w="90" w:type="dxa"/>
+              <w:top w:w="60" w:type="dxa"/>
+              <w:start w:w="60" w:type="dxa"/>
+              <w:bottom w:w="60" w:type="dxa"/>
+              <w:end w:w="60" w:type="dxa"/>
             </w:tcMar>
           </w:tcPr>
           <w:p>
@@ -2653,46 +2517,19 @@
                 <w:rFonts w:ascii="Times New Roman" w:hAnsi="Times New Roman"/>
                 <w:sz w:val="17"/>
               </w:rPr>
-              <w:t>Платные инструменты или сервисы, если бесплатных вариантов недостаточно</w:t>
-            </w:r>
-          </w:p>
-        </w:tc>
-      </w:tr>
-      <w:tr>
-        <w:tc>
-          <w:tcPr>
-            <w:tcW w:type="dxa" w:w="2438"/>
-            <w:vAlign w:val="center"/>
-            <w:tcMar>
-              <w:top w:w="80" w:type="dxa"/>
-              <w:start w:w="90" w:type="dxa"/>
-              <w:bottom w:w="80" w:type="dxa"/>
-              <w:end w:w="90" w:type="dxa"/>
-            </w:tcMar>
-          </w:tcPr>
-          <w:p>
-            <w:pPr>
-              <w:spacing w:line="240" w:lineRule="auto" w:after="0"/>
-              <w:ind w:firstLine="0"/>
-            </w:pPr>
-            <w:r>
-              <w:rPr>
-                <w:rFonts w:ascii="Times New Roman" w:hAnsi="Times New Roman"/>
-                <w:sz w:val="17"/>
-              </w:rPr>
-              <w:t>Проверка с целевой группой пользователей</w:t>
+              <w:t>Проверка целевой группой</w:t>
             </w:r>
           </w:p>
         </w:tc>
         <w:tc>
           <w:tcPr>
-            <w:tcW w:type="dxa" w:w="1191"/>
+            <w:tcW w:type="dxa" w:w="2494"/>
             <w:vAlign w:val="center"/>
             <w:tcMar>
-              <w:top w:w="80" w:type="dxa"/>
-              <w:start w:w="90" w:type="dxa"/>
-              <w:bottom w:w="80" w:type="dxa"/>
-              <w:end w:w="90" w:type="dxa"/>
+              <w:top w:w="60" w:type="dxa"/>
+              <w:start w:w="60" w:type="dxa"/>
+              <w:bottom w:w="60" w:type="dxa"/>
+              <w:end w:w="60" w:type="dxa"/>
             </w:tcMar>
           </w:tcPr>
           <w:p>
@@ -2709,42 +2546,17 @@
             </w:r>
           </w:p>
         </w:tc>
-        <w:tc>
-          <w:tcPr>
-            <w:tcW w:type="dxa" w:w="5046"/>
-            <w:vAlign w:val="center"/>
-            <w:tcMar>
-              <w:top w:w="80" w:type="dxa"/>
-              <w:start w:w="90" w:type="dxa"/>
-              <w:bottom w:w="80" w:type="dxa"/>
-              <w:end w:w="90" w:type="dxa"/>
-            </w:tcMar>
-          </w:tcPr>
-          <w:p>
-            <w:pPr>
-              <w:spacing w:line="240" w:lineRule="auto" w:after="0"/>
-              <w:ind w:firstLine="0"/>
-            </w:pPr>
-            <w:r>
-              <w:rPr>
-                <w:rFonts w:ascii="Times New Roman" w:hAnsi="Times New Roman"/>
-                <w:sz w:val="17"/>
-              </w:rPr>
-              <w:t>Организация двухдневной проверки, сбор и анализ отзывов</w:t>
-            </w:r>
-          </w:p>
-        </w:tc>
       </w:tr>
       <w:tr>
         <w:tc>
           <w:tcPr>
-            <w:tcW w:type="dxa" w:w="2438"/>
+            <w:tcW w:type="dxa" w:w="5953"/>
             <w:vAlign w:val="center"/>
             <w:tcMar>
-              <w:top w:w="80" w:type="dxa"/>
-              <w:start w:w="90" w:type="dxa"/>
-              <w:bottom w:w="80" w:type="dxa"/>
-              <w:end w:w="90" w:type="dxa"/>
+              <w:top w:w="60" w:type="dxa"/>
+              <w:start w:w="60" w:type="dxa"/>
+              <w:bottom w:w="60" w:type="dxa"/>
+              <w:end w:w="60" w:type="dxa"/>
             </w:tcMar>
           </w:tcPr>
           <w:p>
@@ -2763,13 +2575,13 @@
         </w:tc>
         <w:tc>
           <w:tcPr>
-            <w:tcW w:type="dxa" w:w="1191"/>
+            <w:tcW w:type="dxa" w:w="2494"/>
             <w:vAlign w:val="center"/>
             <w:tcMar>
-              <w:top w:w="80" w:type="dxa"/>
-              <w:start w:w="90" w:type="dxa"/>
-              <w:bottom w:w="80" w:type="dxa"/>
-              <w:end w:w="90" w:type="dxa"/>
+              <w:top w:w="60" w:type="dxa"/>
+              <w:start w:w="60" w:type="dxa"/>
+              <w:bottom w:w="60" w:type="dxa"/>
+              <w:end w:w="60" w:type="dxa"/>
             </w:tcMar>
           </w:tcPr>
           <w:p>
@@ -2786,42 +2598,17 @@
             </w:r>
           </w:p>
         </w:tc>
-        <w:tc>
-          <w:tcPr>
-            <w:tcW w:type="dxa" w:w="5046"/>
-            <w:vAlign w:val="center"/>
-            <w:tcMar>
-              <w:top w:w="80" w:type="dxa"/>
-              <w:start w:w="90" w:type="dxa"/>
-              <w:bottom w:w="80" w:type="dxa"/>
-              <w:end w:w="90" w:type="dxa"/>
-            </w:tcMar>
-          </w:tcPr>
-          <w:p>
-            <w:pPr>
-              <w:spacing w:line="240" w:lineRule="auto" w:after="0"/>
-              <w:ind w:firstLine="0"/>
-            </w:pPr>
-            <w:r>
-              <w:rPr>
-                <w:rFonts w:ascii="Times New Roman" w:hAnsi="Times New Roman"/>
-                <w:sz w:val="17"/>
-              </w:rPr>
-              <w:t>Незапланированные расходы, необходимые для завершения проекта</w:t>
-            </w:r>
-          </w:p>
-        </w:tc>
       </w:tr>
       <w:tr>
         <w:tc>
           <w:tcPr>
-            <w:tcW w:type="dxa" w:w="2438"/>
+            <w:tcW w:type="dxa" w:w="5953"/>
             <w:vAlign w:val="center"/>
             <w:tcMar>
-              <w:top w:w="80" w:type="dxa"/>
-              <w:start w:w="90" w:type="dxa"/>
-              <w:bottom w:w="80" w:type="dxa"/>
-              <w:end w:w="90" w:type="dxa"/>
+              <w:top w:w="60" w:type="dxa"/>
+              <w:start w:w="60" w:type="dxa"/>
+              <w:bottom w:w="60" w:type="dxa"/>
+              <w:end w:w="60" w:type="dxa"/>
             </w:tcMar>
           </w:tcPr>
           <w:p>
@@ -2840,13 +2627,13 @@
         </w:tc>
         <w:tc>
           <w:tcPr>
-            <w:tcW w:type="dxa" w:w="1191"/>
+            <w:tcW w:type="dxa" w:w="2494"/>
             <w:vAlign w:val="center"/>
             <w:tcMar>
-              <w:top w:w="80" w:type="dxa"/>
-              <w:start w:w="90" w:type="dxa"/>
-              <w:bottom w:w="80" w:type="dxa"/>
-              <w:end w:w="90" w:type="dxa"/>
+              <w:top w:w="60" w:type="dxa"/>
+              <w:start w:w="60" w:type="dxa"/>
+              <w:bottom w:w="60" w:type="dxa"/>
+              <w:end w:w="60" w:type="dxa"/>
             </w:tcMar>
           </w:tcPr>
           <w:p>
@@ -2863,51 +2650,20 @@
             </w:r>
           </w:p>
         </w:tc>
-        <w:tc>
-          <w:tcPr>
-            <w:tcW w:type="dxa" w:w="5046"/>
-            <w:vAlign w:val="center"/>
-            <w:tcMar>
-              <w:top w:w="80" w:type="dxa"/>
-              <w:start w:w="90" w:type="dxa"/>
-              <w:bottom w:w="80" w:type="dxa"/>
-              <w:end w:w="90" w:type="dxa"/>
-            </w:tcMar>
-          </w:tcPr>
-          <w:p>
-            <w:pPr>
-              <w:spacing w:line="240" w:lineRule="auto" w:after="0"/>
-              <w:ind w:firstLine="0"/>
-            </w:pPr>
-            <w:r>
-              <w:rPr>
-                <w:rFonts w:ascii="Times New Roman" w:hAnsi="Times New Roman"/>
-                <w:sz w:val="17"/>
-              </w:rPr>
-              <w:t>Общий плановый бюджет проекта</w:t>
-            </w:r>
-          </w:p>
-        </w:tc>
       </w:tr>
     </w:tbl>
-    <w:p>
-      <w:pPr>
-        <w:spacing w:after="0"/>
-      </w:pPr>
-    </w:p>
+    <w:p/>
     <w:p>
       <w:r>
-        <w:t>Отдельные статьи бюджета отражают распределение затрат, а не обязательное привлечение отдельных сотрудников на полную занятость. Если управление или тестирование выполняются участниками основной команды, соответствующая доля представляет их трудозатраты.</w:t>
-      </w:r>
-    </w:p>
-    <w:p>
-      <w:r>
-        <w:t>Согласно разделу IV методических указаний, заказчик авансирует 75% реальных затрат проекта. Следовательно, оставшиеся 25% должны быть обеспечены другим согласованным источником: собственными средствами стартапа, дополнительным финансированием либо графиком последующих платежей заказчика. Резерв на непредвиденные расходы в размере 10% предназначен для непредвиденных ситуаций и сам по себе не считается гарантированным источником покрытия оставшейся части бюджета. Руководитель проекта должен согласовать источник финансирования до принятия обязательств по существенным расходам.</w:t>
+        <w:rPr>
+          <w:i w:val="0"/>
+        </w:rPr>
+        <w:t>Заказчик авансирует 75% фактических затрат. Оставшиеся 25% должны быть обеспечены отдельным согласованным источником: средствами стартапа, дополнительным финансированием или последующими платежами заказчика. Резерв на непредвиденные расходы не считается автоматически гарантированным источником покрытия этой части бюджета.</w:t>
       </w:r>
     </w:p>
     <w:p>
       <w:pPr>
-        <w:pStyle w:val="Heading1"/>
+        <w:pStyle w:val="Heading2"/>
       </w:pPr>
       <w:r>
         <w:t>2.6. Другие ресурсы</w:t>
@@ -2930,26 +2686,24 @@
         <w:tc>
           <w:tcPr>
             <w:tcW w:type="dxa" w:w="2268"/>
+            <w:vAlign w:val="center"/>
             <w:shd w:fill="D9E2F3"/>
-            <w:vAlign w:val="center"/>
             <w:tcMar>
-              <w:top w:w="80" w:type="dxa"/>
-              <w:start w:w="90" w:type="dxa"/>
-              <w:bottom w:w="80" w:type="dxa"/>
-              <w:end w:w="90" w:type="dxa"/>
+              <w:top w:w="60" w:type="dxa"/>
+              <w:start w:w="60" w:type="dxa"/>
+              <w:bottom w:w="60" w:type="dxa"/>
+              <w:end w:w="60" w:type="dxa"/>
             </w:tcMar>
           </w:tcPr>
           <w:p>
             <w:pPr>
-              <w:spacing w:line="240" w:lineRule="auto"/>
+              <w:spacing w:line="240" w:lineRule="auto" w:after="0"/>
               <w:ind w:firstLine="0"/>
-              <w:jc w:val="center"/>
             </w:pPr>
             <w:r>
               <w:rPr>
                 <w:rFonts w:ascii="Times New Roman" w:hAnsi="Times New Roman"/>
-                <w:b/>
-                <w:sz w:val="17"/>
+                <w:sz w:val="16"/>
               </w:rPr>
               <w:t>Ресурс</w:t>
             </w:r>
@@ -2957,57 +2711,53 @@
         </w:tc>
         <w:tc>
           <w:tcPr>
-            <w:tcW w:type="dxa" w:w="4252"/>
+            <w:tcW w:type="dxa" w:w="3572"/>
+            <w:vAlign w:val="center"/>
             <w:shd w:fill="D9E2F3"/>
-            <w:vAlign w:val="center"/>
             <w:tcMar>
-              <w:top w:w="80" w:type="dxa"/>
-              <w:start w:w="90" w:type="dxa"/>
-              <w:bottom w:w="80" w:type="dxa"/>
-              <w:end w:w="90" w:type="dxa"/>
+              <w:top w:w="60" w:type="dxa"/>
+              <w:start w:w="60" w:type="dxa"/>
+              <w:bottom w:w="60" w:type="dxa"/>
+              <w:end w:w="60" w:type="dxa"/>
             </w:tcMar>
           </w:tcPr>
           <w:p>
             <w:pPr>
-              <w:spacing w:line="240" w:lineRule="auto"/>
+              <w:spacing w:line="240" w:lineRule="auto" w:after="0"/>
               <w:ind w:firstLine="0"/>
-              <w:jc w:val="center"/>
             </w:pPr>
             <w:r>
               <w:rPr>
                 <w:rFonts w:ascii="Times New Roman" w:hAnsi="Times New Roman"/>
-                <w:b/>
-                <w:sz w:val="17"/>
+                <w:sz w:val="16"/>
               </w:rPr>
-              <w:t>Источник / способ получения</w:t>
+              <w:t>Источник</w:t>
             </w:r>
           </w:p>
         </w:tc>
         <w:tc>
           <w:tcPr>
-            <w:tcW w:type="dxa" w:w="2154"/>
+            <w:tcW w:type="dxa" w:w="2608"/>
+            <w:vAlign w:val="center"/>
             <w:shd w:fill="D9E2F3"/>
-            <w:vAlign w:val="center"/>
             <w:tcMar>
-              <w:top w:w="80" w:type="dxa"/>
-              <w:start w:w="90" w:type="dxa"/>
-              <w:bottom w:w="80" w:type="dxa"/>
-              <w:end w:w="90" w:type="dxa"/>
+              <w:top w:w="60" w:type="dxa"/>
+              <w:start w:w="60" w:type="dxa"/>
+              <w:bottom w:w="60" w:type="dxa"/>
+              <w:end w:w="60" w:type="dxa"/>
             </w:tcMar>
           </w:tcPr>
           <w:p>
             <w:pPr>
-              <w:spacing w:line="240" w:lineRule="auto"/>
+              <w:spacing w:line="240" w:lineRule="auto" w:after="0"/>
               <w:ind w:firstLine="0"/>
-              <w:jc w:val="center"/>
             </w:pPr>
             <w:r>
               <w:rPr>
                 <w:rFonts w:ascii="Times New Roman" w:hAnsi="Times New Roman"/>
-                <w:b/>
-                <w:sz w:val="17"/>
+                <w:sz w:val="16"/>
               </w:rPr>
-              <w:t>Период использования</w:t>
+              <w:t>Период</w:t>
             </w:r>
           </w:p>
         </w:tc>
@@ -3018,10 +2768,10 @@
             <w:tcW w:type="dxa" w:w="2268"/>
             <w:vAlign w:val="center"/>
             <w:tcMar>
-              <w:top w:w="80" w:type="dxa"/>
-              <w:start w:w="90" w:type="dxa"/>
-              <w:bottom w:w="80" w:type="dxa"/>
-              <w:end w:w="90" w:type="dxa"/>
+              <w:top w:w="60" w:type="dxa"/>
+              <w:start w:w="60" w:type="dxa"/>
+              <w:bottom w:w="60" w:type="dxa"/>
+              <w:end w:w="60" w:type="dxa"/>
             </w:tcMar>
           </w:tcPr>
           <w:p>
@@ -3032,21 +2782,21 @@
             <w:r>
               <w:rPr>
                 <w:rFonts w:ascii="Times New Roman" w:hAnsi="Times New Roman"/>
-                <w:sz w:val="17"/>
+                <w:sz w:val="16"/>
               </w:rPr>
-              <w:t>Формальные требования к характеристикам MVP</w:t>
+              <w:t>Формальные требования к MVP</w:t>
             </w:r>
           </w:p>
         </w:tc>
         <w:tc>
           <w:tcPr>
-            <w:tcW w:type="dxa" w:w="4252"/>
+            <w:tcW w:type="dxa" w:w="3572"/>
             <w:vAlign w:val="center"/>
             <w:tcMar>
-              <w:top w:w="80" w:type="dxa"/>
-              <w:start w:w="90" w:type="dxa"/>
-              <w:bottom w:w="80" w:type="dxa"/>
-              <w:end w:w="90" w:type="dxa"/>
+              <w:top w:w="60" w:type="dxa"/>
+              <w:start w:w="60" w:type="dxa"/>
+              <w:bottom w:w="60" w:type="dxa"/>
+              <w:end w:w="60" w:type="dxa"/>
             </w:tcMar>
           </w:tcPr>
           <w:p>
@@ -3057,21 +2807,21 @@
             <w:r>
               <w:rPr>
                 <w:rFonts w:ascii="Times New Roman" w:hAnsi="Times New Roman"/>
-                <w:sz w:val="17"/>
+                <w:sz w:val="16"/>
               </w:rPr>
-              <w:t>Предоставляются заказчиком; команда анализирует и уточняет неоднозначные требования</w:t>
+              <w:t>Предоставляются заказчиком</w:t>
             </w:r>
           </w:p>
         </w:tc>
         <w:tc>
           <w:tcPr>
-            <w:tcW w:type="dxa" w:w="2154"/>
+            <w:tcW w:type="dxa" w:w="2608"/>
             <w:vAlign w:val="center"/>
             <w:tcMar>
-              <w:top w:w="80" w:type="dxa"/>
-              <w:start w:w="90" w:type="dxa"/>
-              <w:bottom w:w="80" w:type="dxa"/>
-              <w:end w:w="90" w:type="dxa"/>
+              <w:top w:w="60" w:type="dxa"/>
+              <w:start w:w="60" w:type="dxa"/>
+              <w:bottom w:w="60" w:type="dxa"/>
+              <w:end w:w="60" w:type="dxa"/>
             </w:tcMar>
           </w:tcPr>
           <w:p>
@@ -3082,9 +2832,9 @@
             <w:r>
               <w:rPr>
                 <w:rFonts w:ascii="Times New Roman" w:hAnsi="Times New Roman"/>
-                <w:sz w:val="17"/>
+                <w:sz w:val="16"/>
               </w:rPr>
-              <w:t>В начале проекта и при уточнении требований</w:t>
+              <w:t>В начале и при уточнении требований</w:t>
             </w:r>
           </w:p>
         </w:tc>
@@ -3095,10 +2845,10 @@
             <w:tcW w:type="dxa" w:w="2268"/>
             <w:vAlign w:val="center"/>
             <w:tcMar>
-              <w:top w:w="80" w:type="dxa"/>
-              <w:start w:w="90" w:type="dxa"/>
-              <w:bottom w:w="80" w:type="dxa"/>
-              <w:end w:w="90" w:type="dxa"/>
+              <w:top w:w="60" w:type="dxa"/>
+              <w:start w:w="60" w:type="dxa"/>
+              <w:bottom w:w="60" w:type="dxa"/>
+              <w:end w:w="60" w:type="dxa"/>
             </w:tcMar>
           </w:tcPr>
           <w:p>
@@ -3109,21 +2859,21 @@
             <w:r>
               <w:rPr>
                 <w:rFonts w:ascii="Times New Roman" w:hAnsi="Times New Roman"/>
-                <w:sz w:val="17"/>
+                <w:sz w:val="16"/>
               </w:rPr>
-              <w:t>Сценарии использования MVP (Use Cases)</w:t>
+              <w:t>Сценарии использования (Use Cases)</w:t>
             </w:r>
           </w:p>
         </w:tc>
         <w:tc>
           <w:tcPr>
-            <w:tcW w:type="dxa" w:w="4252"/>
+            <w:tcW w:type="dxa" w:w="3572"/>
             <w:vAlign w:val="center"/>
             <w:tcMar>
-              <w:top w:w="80" w:type="dxa"/>
-              <w:start w:w="90" w:type="dxa"/>
-              <w:bottom w:w="80" w:type="dxa"/>
-              <w:end w:w="90" w:type="dxa"/>
+              <w:top w:w="60" w:type="dxa"/>
+              <w:start w:w="60" w:type="dxa"/>
+              <w:bottom w:w="60" w:type="dxa"/>
+              <w:end w:w="60" w:type="dxa"/>
             </w:tcMar>
           </w:tcPr>
           <w:p>
@@ -3134,21 +2884,21 @@
             <w:r>
               <w:rPr>
                 <w:rFonts w:ascii="Times New Roman" w:hAnsi="Times New Roman"/>
-                <w:sz w:val="17"/>
+                <w:sz w:val="16"/>
               </w:rPr>
-              <w:t>Предоставляются заказчиком; используются для планирования разработки и тестирования</w:t>
+              <w:t>Предоставляются заказчиком</w:t>
             </w:r>
           </w:p>
         </w:tc>
         <w:tc>
           <w:tcPr>
-            <w:tcW w:type="dxa" w:w="2154"/>
+            <w:tcW w:type="dxa" w:w="2608"/>
             <w:vAlign w:val="center"/>
             <w:tcMar>
-              <w:top w:w="80" w:type="dxa"/>
-              <w:start w:w="90" w:type="dxa"/>
-              <w:bottom w:w="80" w:type="dxa"/>
-              <w:end w:w="90" w:type="dxa"/>
+              <w:top w:w="60" w:type="dxa"/>
+              <w:start w:w="60" w:type="dxa"/>
+              <w:bottom w:w="60" w:type="dxa"/>
+              <w:end w:w="60" w:type="dxa"/>
             </w:tcMar>
           </w:tcPr>
           <w:p>
@@ -3159,9 +2909,9 @@
             <w:r>
               <w:rPr>
                 <w:rFonts w:ascii="Times New Roman" w:hAnsi="Times New Roman"/>
-                <w:sz w:val="17"/>
+                <w:sz w:val="16"/>
               </w:rPr>
-              <w:t>Планирование, разработка и проверка</w:t>
+              <w:t>Планирование, разработка, тестирование</w:t>
             </w:r>
           </w:p>
         </w:tc>
@@ -3172,10 +2922,10 @@
             <w:tcW w:type="dxa" w:w="2268"/>
             <w:vAlign w:val="center"/>
             <w:tcMar>
-              <w:top w:w="80" w:type="dxa"/>
-              <w:start w:w="90" w:type="dxa"/>
-              <w:bottom w:w="80" w:type="dxa"/>
-              <w:end w:w="90" w:type="dxa"/>
+              <w:top w:w="60" w:type="dxa"/>
+              <w:start w:w="60" w:type="dxa"/>
+              <w:bottom w:w="60" w:type="dxa"/>
+              <w:end w:w="60" w:type="dxa"/>
             </w:tcMar>
           </w:tcPr>
           <w:p>
@@ -3186,21 +2936,21 @@
             <w:r>
               <w:rPr>
                 <w:rFonts w:ascii="Times New Roman" w:hAnsi="Times New Roman"/>
-                <w:sz w:val="17"/>
+                <w:sz w:val="16"/>
               </w:rPr>
-              <w:t>Тестовые данные о товарах и пользователях</w:t>
+              <w:t>Тестовые данные</w:t>
             </w:r>
           </w:p>
         </w:tc>
         <w:tc>
           <w:tcPr>
-            <w:tcW w:type="dxa" w:w="4252"/>
+            <w:tcW w:type="dxa" w:w="3572"/>
             <w:vAlign w:val="center"/>
             <w:tcMar>
-              <w:top w:w="80" w:type="dxa"/>
-              <w:start w:w="90" w:type="dxa"/>
-              <w:bottom w:w="80" w:type="dxa"/>
-              <w:end w:w="90" w:type="dxa"/>
+              <w:top w:w="60" w:type="dxa"/>
+              <w:start w:w="60" w:type="dxa"/>
+              <w:bottom w:w="60" w:type="dxa"/>
+              <w:end w:w="60" w:type="dxa"/>
             </w:tcMar>
           </w:tcPr>
           <w:p>
@@ -3211,21 +2961,21 @@
             <w:r>
               <w:rPr>
                 <w:rFonts w:ascii="Times New Roman" w:hAnsi="Times New Roman"/>
-                <w:sz w:val="17"/>
+                <w:sz w:val="16"/>
               </w:rPr>
-              <w:t>Подготавливаются командой совместно с заказчиком; используются обезличенные или синтетические данные</w:t>
+              <w:t>Команда совместно с заказчиком</w:t>
             </w:r>
           </w:p>
         </w:tc>
         <w:tc>
           <w:tcPr>
-            <w:tcW w:type="dxa" w:w="2154"/>
+            <w:tcW w:type="dxa" w:w="2608"/>
             <w:vAlign w:val="center"/>
             <w:tcMar>
-              <w:top w:w="80" w:type="dxa"/>
-              <w:start w:w="90" w:type="dxa"/>
-              <w:bottom w:w="80" w:type="dxa"/>
-              <w:end w:w="90" w:type="dxa"/>
+              <w:top w:w="60" w:type="dxa"/>
+              <w:start w:w="60" w:type="dxa"/>
+              <w:bottom w:w="60" w:type="dxa"/>
+              <w:end w:w="60" w:type="dxa"/>
             </w:tcMar>
           </w:tcPr>
           <w:p>
@@ -3236,7 +2986,7 @@
             <w:r>
               <w:rPr>
                 <w:rFonts w:ascii="Times New Roman" w:hAnsi="Times New Roman"/>
-                <w:sz w:val="17"/>
+                <w:sz w:val="16"/>
               </w:rPr>
               <w:t>Разработка и тестирование</w:t>
             </w:r>
@@ -3249,10 +2999,10 @@
             <w:tcW w:type="dxa" w:w="2268"/>
             <w:vAlign w:val="center"/>
             <w:tcMar>
-              <w:top w:w="80" w:type="dxa"/>
-              <w:start w:w="90" w:type="dxa"/>
-              <w:bottom w:w="80" w:type="dxa"/>
-              <w:end w:w="90" w:type="dxa"/>
+              <w:top w:w="60" w:type="dxa"/>
+              <w:start w:w="60" w:type="dxa"/>
+              <w:bottom w:w="60" w:type="dxa"/>
+              <w:end w:w="60" w:type="dxa"/>
             </w:tcMar>
           </w:tcPr>
           <w:p>
@@ -3263,21 +3013,21 @@
             <w:r>
               <w:rPr>
                 <w:rFonts w:ascii="Times New Roman" w:hAnsi="Times New Roman"/>
-                <w:sz w:val="17"/>
+                <w:sz w:val="16"/>
               </w:rPr>
-              <w:t>Отзывы целевой группы пользователей</w:t>
+              <w:t>Отзывы целевой группы</w:t>
             </w:r>
           </w:p>
         </w:tc>
         <w:tc>
           <w:tcPr>
-            <w:tcW w:type="dxa" w:w="4252"/>
+            <w:tcW w:type="dxa" w:w="3572"/>
             <w:vAlign w:val="center"/>
             <w:tcMar>
-              <w:top w:w="80" w:type="dxa"/>
-              <w:start w:w="90" w:type="dxa"/>
-              <w:bottom w:w="80" w:type="dxa"/>
-              <w:end w:w="90" w:type="dxa"/>
+              <w:top w:w="60" w:type="dxa"/>
+              <w:start w:w="60" w:type="dxa"/>
+              <w:bottom w:w="60" w:type="dxa"/>
+              <w:end w:w="60" w:type="dxa"/>
             </w:tcMar>
           </w:tcPr>
           <w:p>
@@ -3288,21 +3038,21 @@
             <w:r>
               <w:rPr>
                 <w:rFonts w:ascii="Times New Roman" w:hAnsi="Times New Roman"/>
-                <w:sz w:val="17"/>
+                <w:sz w:val="16"/>
               </w:rPr>
-              <w:t>Собираются по итогам согласованной двухдневной проверки</w:t>
+              <w:t>Собираются при пользовательской проверке</w:t>
             </w:r>
           </w:p>
         </w:tc>
         <w:tc>
           <w:tcPr>
-            <w:tcW w:type="dxa" w:w="2154"/>
+            <w:tcW w:type="dxa" w:w="2608"/>
             <w:vAlign w:val="center"/>
             <w:tcMar>
-              <w:top w:w="80" w:type="dxa"/>
-              <w:start w:w="90" w:type="dxa"/>
-              <w:bottom w:w="80" w:type="dxa"/>
-              <w:end w:w="90" w:type="dxa"/>
+              <w:top w:w="60" w:type="dxa"/>
+              <w:start w:w="60" w:type="dxa"/>
+              <w:bottom w:w="60" w:type="dxa"/>
+              <w:end w:w="60" w:type="dxa"/>
             </w:tcMar>
           </w:tcPr>
           <w:p>
@@ -3313,9 +3063,9 @@
             <w:r>
               <w:rPr>
                 <w:rFonts w:ascii="Times New Roman" w:hAnsi="Times New Roman"/>
-                <w:sz w:val="17"/>
+                <w:sz w:val="16"/>
               </w:rPr>
-              <w:t>В конце разработки и при повторной проверке, если она потребуется</w:t>
+              <w:t>В конце проекта</w:t>
             </w:r>
           </w:p>
         </w:tc>
@@ -3326,10 +3076,10 @@
             <w:tcW w:type="dxa" w:w="2268"/>
             <w:vAlign w:val="center"/>
             <w:tcMar>
-              <w:top w:w="80" w:type="dxa"/>
-              <w:start w:w="90" w:type="dxa"/>
-              <w:bottom w:w="80" w:type="dxa"/>
-              <w:end w:w="90" w:type="dxa"/>
+              <w:top w:w="60" w:type="dxa"/>
+              <w:start w:w="60" w:type="dxa"/>
+              <w:bottom w:w="60" w:type="dxa"/>
+              <w:end w:w="60" w:type="dxa"/>
             </w:tcMar>
           </w:tcPr>
           <w:p>
@@ -3340,21 +3090,21 @@
             <w:r>
               <w:rPr>
                 <w:rFonts w:ascii="Times New Roman" w:hAnsi="Times New Roman"/>
-                <w:sz w:val="17"/>
+                <w:sz w:val="16"/>
               </w:rPr>
-              <w:t>Время заказчика на согласование</w:t>
+              <w:t>Время заказчика</w:t>
             </w:r>
           </w:p>
         </w:tc>
         <w:tc>
           <w:tcPr>
-            <w:tcW w:type="dxa" w:w="4252"/>
+            <w:tcW w:type="dxa" w:w="3572"/>
             <w:vAlign w:val="center"/>
             <w:tcMar>
-              <w:top w:w="80" w:type="dxa"/>
-              <w:start w:w="90" w:type="dxa"/>
-              <w:bottom w:w="80" w:type="dxa"/>
-              <w:end w:w="90" w:type="dxa"/>
+              <w:top w:w="60" w:type="dxa"/>
+              <w:start w:w="60" w:type="dxa"/>
+              <w:bottom w:w="60" w:type="dxa"/>
+              <w:end w:w="60" w:type="dxa"/>
             </w:tcMar>
           </w:tcPr>
           <w:p>
@@ -3365,21 +3115,21 @@
             <w:r>
               <w:rPr>
                 <w:rFonts w:ascii="Times New Roman" w:hAnsi="Times New Roman"/>
-                <w:sz w:val="17"/>
+                <w:sz w:val="16"/>
               </w:rPr>
-              <w:t>Предоставляется по заранее согласованному графику встреч и проверок</w:t>
+              <w:t>Согласованные встречи и проверки</w:t>
             </w:r>
           </w:p>
         </w:tc>
         <w:tc>
           <w:tcPr>
-            <w:tcW w:type="dxa" w:w="2154"/>
+            <w:tcW w:type="dxa" w:w="2608"/>
             <w:vAlign w:val="center"/>
             <w:tcMar>
-              <w:top w:w="80" w:type="dxa"/>
-              <w:start w:w="90" w:type="dxa"/>
-              <w:bottom w:w="80" w:type="dxa"/>
-              <w:end w:w="90" w:type="dxa"/>
+              <w:top w:w="60" w:type="dxa"/>
+              <w:start w:w="60" w:type="dxa"/>
+              <w:bottom w:w="60" w:type="dxa"/>
+              <w:end w:w="60" w:type="dxa"/>
             </w:tcMar>
           </w:tcPr>
           <w:p>
@@ -3390,9 +3140,9 @@
             <w:r>
               <w:rPr>
                 <w:rFonts w:ascii="Times New Roman" w:hAnsi="Times New Roman"/>
-                <w:sz w:val="17"/>
+                <w:sz w:val="16"/>
               </w:rPr>
-              <w:t>Весь проект, особенно перед пользовательской приёмкой</w:t>
+              <w:t>Весь проект</w:t>
             </w:r>
           </w:p>
         </w:tc>
@@ -3403,10 +3153,10 @@
             <w:tcW w:type="dxa" w:w="2268"/>
             <w:vAlign w:val="center"/>
             <w:tcMar>
-              <w:top w:w="80" w:type="dxa"/>
-              <w:start w:w="90" w:type="dxa"/>
-              <w:bottom w:w="80" w:type="dxa"/>
-              <w:end w:w="90" w:type="dxa"/>
+              <w:top w:w="60" w:type="dxa"/>
+              <w:start w:w="60" w:type="dxa"/>
+              <w:bottom w:w="60" w:type="dxa"/>
+              <w:end w:w="60" w:type="dxa"/>
             </w:tcMar>
           </w:tcPr>
           <w:p>
@@ -3417,21 +3167,21 @@
             <w:r>
               <w:rPr>
                 <w:rFonts w:ascii="Times New Roman" w:hAnsi="Times New Roman"/>
-                <w:sz w:val="17"/>
+                <w:sz w:val="16"/>
               </w:rPr>
-              <w:t>Результаты тестирования и техническая документация</w:t>
+              <w:t>Результаты тестирования и документация</w:t>
             </w:r>
           </w:p>
         </w:tc>
         <w:tc>
           <w:tcPr>
-            <w:tcW w:type="dxa" w:w="4252"/>
+            <w:tcW w:type="dxa" w:w="3572"/>
             <w:vAlign w:val="center"/>
             <w:tcMar>
-              <w:top w:w="80" w:type="dxa"/>
-              <w:start w:w="90" w:type="dxa"/>
-              <w:bottom w:w="80" w:type="dxa"/>
-              <w:end w:w="90" w:type="dxa"/>
+              <w:top w:w="60" w:type="dxa"/>
+              <w:start w:w="60" w:type="dxa"/>
+              <w:bottom w:w="60" w:type="dxa"/>
+              <w:end w:w="60" w:type="dxa"/>
             </w:tcMar>
           </w:tcPr>
           <w:p>
@@ -3442,21 +3192,21 @@
             <w:r>
               <w:rPr>
                 <w:rFonts w:ascii="Times New Roman" w:hAnsi="Times New Roman"/>
-                <w:sz w:val="17"/>
+                <w:sz w:val="16"/>
               </w:rPr>
-              <w:t>Создаются командой в ходе разработки и сохраняются в репозитории или системе проекта</w:t>
+              <w:t>Формируются командой</w:t>
             </w:r>
           </w:p>
         </w:tc>
         <w:tc>
           <w:tcPr>
-            <w:tcW w:type="dxa" w:w="2154"/>
+            <w:tcW w:type="dxa" w:w="2608"/>
             <w:vAlign w:val="center"/>
             <w:tcMar>
-              <w:top w:w="80" w:type="dxa"/>
-              <w:start w:w="90" w:type="dxa"/>
-              <w:bottom w:w="80" w:type="dxa"/>
-              <w:end w:w="90" w:type="dxa"/>
+              <w:top w:w="60" w:type="dxa"/>
+              <w:start w:w="60" w:type="dxa"/>
+              <w:bottom w:w="60" w:type="dxa"/>
+              <w:end w:w="60" w:type="dxa"/>
             </w:tcMar>
           </w:tcPr>
           <w:p>
@@ -3467,22 +3217,18 @@
             <w:r>
               <w:rPr>
                 <w:rFonts w:ascii="Times New Roman" w:hAnsi="Times New Roman"/>
-                <w:sz w:val="17"/>
+                <w:sz w:val="16"/>
               </w:rPr>
-              <w:t>В течение проекта</w:t>
+              <w:t>Весь проект</w:t>
             </w:r>
           </w:p>
         </w:tc>
       </w:tr>
     </w:tbl>
+    <w:p/>
     <w:p>
       <w:pPr>
-        <w:spacing w:after="0"/>
-      </w:pPr>
-    </w:p>
-    <w:p>
-      <w:pPr>
-        <w:pStyle w:val="Heading1"/>
+        <w:pStyle w:val="Heading2"/>
       </w:pPr>
       <w:r>
         <w:t>2.7. Выводы</w:t>
@@ -3490,27 +3236,5588 @@
     </w:p>
     <w:p>
       <w:r>
-        <w:t>Для реализации MVP мобильного приложения интернет-магазина в пределах плановых 2,5 месяца предусматривается основная команда из трёх разработчиков, организационная поддержка руководителя команды, частичное участие специалиста по тестированию, представителя заказчика и целевой группы пользователей. Материальная и инструментальная база по возможности формируется из уже имеющихся компьютеров, бесплатных средств разработки, открытого программного обеспечения и облачных сервисов с подходящими условиями использования.</w:t>
+        <w:rPr>
+          <w:i w:val="0"/>
+        </w:rPr>
+        <w:t>Для MVP предусмотрены три разработчика, частичное участие руководителя и QA, участие заказчика и целевой группы. По возможности используются имеющееся оборудование, бесплатные инструменты и облачные сервисы с подходящими условиями. Необходимо заранее согласовать источник покрытия 25% затрат, не авансируемых заказчиком, и график двухдневной пользовательской проверки.</w:t>
+      </w:r>
+    </w:p>
+    <w:p>
+      <w:pPr>
+        <w:pStyle w:val="Heading1"/>
+      </w:pPr>
+      <w:r>
+        <w:t>3. Жизненный цикл программного проекта</w:t>
+      </w:r>
+    </w:p>
+    <w:p>
+      <w:pPr>
+        <w:pStyle w:val="Heading2"/>
+      </w:pPr>
+      <w:r>
+        <w:t>3.1. Выбор модели и длительности спринтов</w:t>
       </w:r>
     </w:p>
     <w:p>
       <w:r>
-        <w:t>Наиболее существенными финансовыми статьями являются трудозатраты команды, управление проектом, контроль качества и инфраструктура. При планировании необходимо учитывать, что аванс заказчика покрывает 75% фактических затрат, а оставшиеся 25% требуют отдельного согласованного источника финансирования. Ресурсы целевой группы и двухдневное окно пользовательской проверки должны быть согласованы заранее, поскольку положительный отзыв является обязательным условием выпуска MVP.</w:t>
+        <w:rPr>
+          <w:i w:val="0"/>
+        </w:rPr>
+        <w:t>Методическими указаниями задана модель Agile Scrum. Для плановой длительности десять недель выбраны пять спринтов по две недели. Одинаковая длительность упрощает планирование, сравнение результатов и контроль работ. Каждый спринт включает планирование, реализацию задач, проверку результата и анализ достигнутого.</w:t>
       </w:r>
     </w:p>
     <w:p>
       <w:pPr>
-        <w:spacing w:before="160"/>
-        <w:ind w:firstLine="0"/>
+        <w:pStyle w:val="Heading2"/>
       </w:pPr>
       <w:r>
+        <w:t>3.2. Вехи проекта</w:t>
+      </w:r>
+    </w:p>
+    <w:tbl>
+      <w:tblPr>
+        <w:tblStyle w:val="TableGrid"/>
+        <w:tblW w:type="auto" w:w="0"/>
+        <w:jc w:val="center"/>
+        <w:tblLayout w:type="fixed"/>
+        <w:tblLook w:firstColumn="1" w:firstRow="1" w:lastColumn="0" w:lastRow="0" w:noHBand="0" w:noVBand="1" w:val="04A0"/>
+      </w:tblPr>
+      <w:tblGrid>
+        <w:gridCol w:w="3230"/>
+        <w:gridCol w:w="3230"/>
+        <w:gridCol w:w="3230"/>
+      </w:tblGrid>
+      <w:tr>
+        <w:tc>
+          <w:tcPr>
+            <w:tcW w:type="dxa" w:w="1984"/>
+            <w:vAlign w:val="center"/>
+            <w:shd w:fill="D9E2F3"/>
+            <w:tcMar>
+              <w:top w:w="60" w:type="dxa"/>
+              <w:start w:w="60" w:type="dxa"/>
+              <w:bottom w:w="60" w:type="dxa"/>
+              <w:end w:w="60" w:type="dxa"/>
+            </w:tcMar>
+          </w:tcPr>
+          <w:p>
+            <w:pPr>
+              <w:spacing w:line="240" w:lineRule="auto" w:after="0"/>
+              <w:ind w:firstLine="0"/>
+            </w:pPr>
+            <w:r>
+              <w:rPr>
+                <w:rFonts w:ascii="Times New Roman" w:hAnsi="Times New Roman"/>
+                <w:sz w:val="16"/>
+              </w:rPr>
+              <w:t>Веха</w:t>
+            </w:r>
+          </w:p>
+        </w:tc>
+        <w:tc>
+          <w:tcPr>
+            <w:tcW w:type="dxa" w:w="1474"/>
+            <w:vAlign w:val="center"/>
+            <w:shd w:fill="D9E2F3"/>
+            <w:tcMar>
+              <w:top w:w="60" w:type="dxa"/>
+              <w:start w:w="60" w:type="dxa"/>
+              <w:bottom w:w="60" w:type="dxa"/>
+              <w:end w:w="60" w:type="dxa"/>
+            </w:tcMar>
+          </w:tcPr>
+          <w:p>
+            <w:pPr>
+              <w:spacing w:line="240" w:lineRule="auto" w:after="0"/>
+              <w:ind w:firstLine="0"/>
+            </w:pPr>
+            <w:r>
+              <w:rPr>
+                <w:rFonts w:ascii="Times New Roman" w:hAnsi="Times New Roman"/>
+                <w:sz w:val="16"/>
+              </w:rPr>
+              <w:t>Срок</w:t>
+            </w:r>
+          </w:p>
+        </w:tc>
+        <w:tc>
+          <w:tcPr>
+            <w:tcW w:type="dxa" w:w="4989"/>
+            <w:vAlign w:val="center"/>
+            <w:shd w:fill="D9E2F3"/>
+            <w:tcMar>
+              <w:top w:w="60" w:type="dxa"/>
+              <w:start w:w="60" w:type="dxa"/>
+              <w:bottom w:w="60" w:type="dxa"/>
+              <w:end w:w="60" w:type="dxa"/>
+            </w:tcMar>
+          </w:tcPr>
+          <w:p>
+            <w:pPr>
+              <w:spacing w:line="240" w:lineRule="auto" w:after="0"/>
+              <w:ind w:firstLine="0"/>
+            </w:pPr>
+            <w:r>
+              <w:rPr>
+                <w:rFonts w:ascii="Times New Roman" w:hAnsi="Times New Roman"/>
+                <w:sz w:val="16"/>
+              </w:rPr>
+              <w:t>Критерий достижения</w:t>
+            </w:r>
+          </w:p>
+        </w:tc>
+      </w:tr>
+      <w:tr>
+        <w:tc>
+          <w:tcPr>
+            <w:tcW w:type="dxa" w:w="1984"/>
+            <w:vAlign w:val="center"/>
+            <w:tcMar>
+              <w:top w:w="60" w:type="dxa"/>
+              <w:start w:w="60" w:type="dxa"/>
+              <w:bottom w:w="60" w:type="dxa"/>
+              <w:end w:w="60" w:type="dxa"/>
+            </w:tcMar>
+          </w:tcPr>
+          <w:p>
+            <w:pPr>
+              <w:spacing w:line="240" w:lineRule="auto" w:after="0"/>
+              <w:ind w:firstLine="0"/>
+            </w:pPr>
+            <w:r>
+              <w:rPr>
+                <w:rFonts w:ascii="Times New Roman" w:hAnsi="Times New Roman"/>
+                <w:sz w:val="16"/>
+              </w:rPr>
+              <w:t>M1. Подготовка завершена</w:t>
+            </w:r>
+          </w:p>
+        </w:tc>
+        <w:tc>
+          <w:tcPr>
+            <w:tcW w:type="dxa" w:w="1474"/>
+            <w:vAlign w:val="center"/>
+            <w:tcMar>
+              <w:top w:w="60" w:type="dxa"/>
+              <w:start w:w="60" w:type="dxa"/>
+              <w:bottom w:w="60" w:type="dxa"/>
+              <w:end w:w="60" w:type="dxa"/>
+            </w:tcMar>
+          </w:tcPr>
+          <w:p>
+            <w:pPr>
+              <w:spacing w:line="240" w:lineRule="auto" w:after="0"/>
+              <w:ind w:firstLine="0"/>
+            </w:pPr>
+            <w:r>
+              <w:rPr>
+                <w:rFonts w:ascii="Times New Roman" w:hAnsi="Times New Roman"/>
+                <w:sz w:val="16"/>
+              </w:rPr>
+              <w:t>Конец спринта 1</w:t>
+            </w:r>
+          </w:p>
+        </w:tc>
+        <w:tc>
+          <w:tcPr>
+            <w:tcW w:type="dxa" w:w="4989"/>
+            <w:vAlign w:val="center"/>
+            <w:tcMar>
+              <w:top w:w="60" w:type="dxa"/>
+              <w:start w:w="60" w:type="dxa"/>
+              <w:bottom w:w="60" w:type="dxa"/>
+              <w:end w:w="60" w:type="dxa"/>
+            </w:tcMar>
+          </w:tcPr>
+          <w:p>
+            <w:pPr>
+              <w:spacing w:line="240" w:lineRule="auto" w:after="0"/>
+              <w:ind w:firstLine="0"/>
+            </w:pPr>
+            <w:r>
+              <w:rPr>
+                <w:rFonts w:ascii="Times New Roman" w:hAnsi="Times New Roman"/>
+                <w:sz w:val="16"/>
+              </w:rPr>
+              <w:t>Требования и Use Cases проанализированы; бэклог, архитектурные решения и среда подготовлены</w:t>
+            </w:r>
+          </w:p>
+        </w:tc>
+      </w:tr>
+      <w:tr>
+        <w:tc>
+          <w:tcPr>
+            <w:tcW w:type="dxa" w:w="1984"/>
+            <w:vAlign w:val="center"/>
+            <w:tcMar>
+              <w:top w:w="60" w:type="dxa"/>
+              <w:start w:w="60" w:type="dxa"/>
+              <w:bottom w:w="60" w:type="dxa"/>
+              <w:end w:w="60" w:type="dxa"/>
+            </w:tcMar>
+          </w:tcPr>
+          <w:p>
+            <w:pPr>
+              <w:spacing w:line="240" w:lineRule="auto" w:after="0"/>
+              <w:ind w:firstLine="0"/>
+            </w:pPr>
+            <w:r>
+              <w:rPr>
+                <w:rFonts w:ascii="Times New Roman" w:hAnsi="Times New Roman"/>
+                <w:sz w:val="16"/>
+              </w:rPr>
+              <w:t>M2. Рабочий прототип готов</w:t>
+            </w:r>
+          </w:p>
+        </w:tc>
+        <w:tc>
+          <w:tcPr>
+            <w:tcW w:type="dxa" w:w="1474"/>
+            <w:vAlign w:val="center"/>
+            <w:tcMar>
+              <w:top w:w="60" w:type="dxa"/>
+              <w:start w:w="60" w:type="dxa"/>
+              <w:bottom w:w="60" w:type="dxa"/>
+              <w:end w:w="60" w:type="dxa"/>
+            </w:tcMar>
+          </w:tcPr>
+          <w:p>
+            <w:pPr>
+              <w:spacing w:line="240" w:lineRule="auto" w:after="0"/>
+              <w:ind w:firstLine="0"/>
+            </w:pPr>
+            <w:r>
+              <w:rPr>
+                <w:rFonts w:ascii="Times New Roman" w:hAnsi="Times New Roman"/>
+                <w:sz w:val="16"/>
+              </w:rPr>
+              <w:t>Конец спринта 2</w:t>
+            </w:r>
+          </w:p>
+        </w:tc>
+        <w:tc>
+          <w:tcPr>
+            <w:tcW w:type="dxa" w:w="4989"/>
+            <w:vAlign w:val="center"/>
+            <w:tcMar>
+              <w:top w:w="60" w:type="dxa"/>
+              <w:start w:w="60" w:type="dxa"/>
+              <w:bottom w:w="60" w:type="dxa"/>
+              <w:end w:w="60" w:type="dxa"/>
+            </w:tcMar>
+          </w:tcPr>
+          <w:p>
+            <w:pPr>
+              <w:spacing w:line="240" w:lineRule="auto" w:after="0"/>
+              <w:ind w:firstLine="0"/>
+            </w:pPr>
+            <w:r>
+              <w:rPr>
+                <w:rFonts w:ascii="Times New Roman" w:hAnsi="Times New Roman"/>
+                <w:sz w:val="16"/>
+              </w:rPr>
+              <w:t>Есть тестовая сборка с регистрацией/авторизацией и просмотром каталога</w:t>
+            </w:r>
+          </w:p>
+        </w:tc>
+      </w:tr>
+      <w:tr>
+        <w:tc>
+          <w:tcPr>
+            <w:tcW w:type="dxa" w:w="1984"/>
+            <w:vAlign w:val="center"/>
+            <w:tcMar>
+              <w:top w:w="60" w:type="dxa"/>
+              <w:start w:w="60" w:type="dxa"/>
+              <w:bottom w:w="60" w:type="dxa"/>
+              <w:end w:w="60" w:type="dxa"/>
+            </w:tcMar>
+          </w:tcPr>
+          <w:p>
+            <w:pPr>
+              <w:spacing w:line="240" w:lineRule="auto" w:after="0"/>
+              <w:ind w:firstLine="0"/>
+            </w:pPr>
+            <w:r>
+              <w:rPr>
+                <w:rFonts w:ascii="Times New Roman" w:hAnsi="Times New Roman"/>
+                <w:sz w:val="16"/>
+              </w:rPr>
+              <w:t>M3. Основные функции готовы</w:t>
+            </w:r>
+          </w:p>
+        </w:tc>
+        <w:tc>
+          <w:tcPr>
+            <w:tcW w:type="dxa" w:w="1474"/>
+            <w:vAlign w:val="center"/>
+            <w:tcMar>
+              <w:top w:w="60" w:type="dxa"/>
+              <w:start w:w="60" w:type="dxa"/>
+              <w:bottom w:w="60" w:type="dxa"/>
+              <w:end w:w="60" w:type="dxa"/>
+            </w:tcMar>
+          </w:tcPr>
+          <w:p>
+            <w:pPr>
+              <w:spacing w:line="240" w:lineRule="auto" w:after="0"/>
+              <w:ind w:firstLine="0"/>
+            </w:pPr>
+            <w:r>
+              <w:rPr>
+                <w:rFonts w:ascii="Times New Roman" w:hAnsi="Times New Roman"/>
+                <w:sz w:val="16"/>
+              </w:rPr>
+              <w:t>Конец спринта 3</w:t>
+            </w:r>
+          </w:p>
+        </w:tc>
+        <w:tc>
+          <w:tcPr>
+            <w:tcW w:type="dxa" w:w="4989"/>
+            <w:vAlign w:val="center"/>
+            <w:tcMar>
+              <w:top w:w="60" w:type="dxa"/>
+              <w:start w:w="60" w:type="dxa"/>
+              <w:bottom w:w="60" w:type="dxa"/>
+              <w:end w:w="60" w:type="dxa"/>
+            </w:tcMar>
+          </w:tcPr>
+          <w:p>
+            <w:pPr>
+              <w:spacing w:line="240" w:lineRule="auto" w:after="0"/>
+              <w:ind w:firstLine="0"/>
+            </w:pPr>
+            <w:r>
+              <w:rPr>
+                <w:rFonts w:ascii="Times New Roman" w:hAnsi="Times New Roman"/>
+                <w:sz w:val="16"/>
+              </w:rPr>
+              <w:t>Реализованы поиск, фильтрация и корзина; основные сценарии проверены</w:t>
+            </w:r>
+          </w:p>
+        </w:tc>
+      </w:tr>
+      <w:tr>
+        <w:tc>
+          <w:tcPr>
+            <w:tcW w:type="dxa" w:w="1984"/>
+            <w:vAlign w:val="center"/>
+            <w:tcMar>
+              <w:top w:w="60" w:type="dxa"/>
+              <w:start w:w="60" w:type="dxa"/>
+              <w:bottom w:w="60" w:type="dxa"/>
+              <w:end w:w="60" w:type="dxa"/>
+            </w:tcMar>
+          </w:tcPr>
+          <w:p>
+            <w:pPr>
+              <w:spacing w:line="240" w:lineRule="auto" w:after="0"/>
+              <w:ind w:firstLine="0"/>
+            </w:pPr>
+            <w:r>
+              <w:rPr>
+                <w:rFonts w:ascii="Times New Roman" w:hAnsi="Times New Roman"/>
+                <w:sz w:val="16"/>
+              </w:rPr>
+              <w:t>M4. MVP готов к проверке</w:t>
+            </w:r>
+          </w:p>
+        </w:tc>
+        <w:tc>
+          <w:tcPr>
+            <w:tcW w:type="dxa" w:w="1474"/>
+            <w:vAlign w:val="center"/>
+            <w:tcMar>
+              <w:top w:w="60" w:type="dxa"/>
+              <w:start w:w="60" w:type="dxa"/>
+              <w:bottom w:w="60" w:type="dxa"/>
+              <w:end w:w="60" w:type="dxa"/>
+            </w:tcMar>
+          </w:tcPr>
+          <w:p>
+            <w:pPr>
+              <w:spacing w:line="240" w:lineRule="auto" w:after="0"/>
+              <w:ind w:firstLine="0"/>
+            </w:pPr>
+            <w:r>
+              <w:rPr>
+                <w:rFonts w:ascii="Times New Roman" w:hAnsi="Times New Roman"/>
+                <w:sz w:val="16"/>
+              </w:rPr>
+              <w:t>Конец спринта 4</w:t>
+            </w:r>
+          </w:p>
+        </w:tc>
+        <w:tc>
+          <w:tcPr>
+            <w:tcW w:type="dxa" w:w="4989"/>
+            <w:vAlign w:val="center"/>
+            <w:tcMar>
+              <w:top w:w="60" w:type="dxa"/>
+              <w:start w:w="60" w:type="dxa"/>
+              <w:bottom w:w="60" w:type="dxa"/>
+              <w:end w:w="60" w:type="dxa"/>
+            </w:tcMar>
+          </w:tcPr>
+          <w:p>
+            <w:pPr>
+              <w:spacing w:line="240" w:lineRule="auto" w:after="0"/>
+              <w:ind w:firstLine="0"/>
+            </w:pPr>
+            <w:r>
+              <w:rPr>
+                <w:rFonts w:ascii="Times New Roman" w:hAnsi="Times New Roman"/>
+                <w:sz w:val="16"/>
+              </w:rPr>
+              <w:t>Реализованы заказ и уведомления, компоненты интегрированы, критические дефекты устранены</w:t>
+            </w:r>
+          </w:p>
+        </w:tc>
+      </w:tr>
+      <w:tr>
+        <w:tc>
+          <w:tcPr>
+            <w:tcW w:type="dxa" w:w="1984"/>
+            <w:vAlign w:val="center"/>
+            <w:tcMar>
+              <w:top w:w="60" w:type="dxa"/>
+              <w:start w:w="60" w:type="dxa"/>
+              <w:bottom w:w="60" w:type="dxa"/>
+              <w:end w:w="60" w:type="dxa"/>
+            </w:tcMar>
+          </w:tcPr>
+          <w:p>
+            <w:pPr>
+              <w:spacing w:line="240" w:lineRule="auto" w:after="0"/>
+              <w:ind w:firstLine="0"/>
+            </w:pPr>
+            <w:r>
+              <w:rPr>
+                <w:rFonts w:ascii="Times New Roman" w:hAnsi="Times New Roman"/>
+                <w:sz w:val="16"/>
+              </w:rPr>
+              <w:t>M5. MVP принят и выпущен</w:t>
+            </w:r>
+          </w:p>
+        </w:tc>
+        <w:tc>
+          <w:tcPr>
+            <w:tcW w:type="dxa" w:w="1474"/>
+            <w:vAlign w:val="center"/>
+            <w:tcMar>
+              <w:top w:w="60" w:type="dxa"/>
+              <w:start w:w="60" w:type="dxa"/>
+              <w:bottom w:w="60" w:type="dxa"/>
+              <w:end w:w="60" w:type="dxa"/>
+            </w:tcMar>
+          </w:tcPr>
+          <w:p>
+            <w:pPr>
+              <w:spacing w:line="240" w:lineRule="auto" w:after="0"/>
+              <w:ind w:firstLine="0"/>
+            </w:pPr>
+            <w:r>
+              <w:rPr>
+                <w:rFonts w:ascii="Times New Roman" w:hAnsi="Times New Roman"/>
+                <w:sz w:val="16"/>
+              </w:rPr>
+              <w:t>Конец спринта 5</w:t>
+            </w:r>
+          </w:p>
+        </w:tc>
+        <w:tc>
+          <w:tcPr>
+            <w:tcW w:type="dxa" w:w="4989"/>
+            <w:vAlign w:val="center"/>
+            <w:tcMar>
+              <w:top w:w="60" w:type="dxa"/>
+              <w:start w:w="60" w:type="dxa"/>
+              <w:bottom w:w="60" w:type="dxa"/>
+              <w:end w:w="60" w:type="dxa"/>
+            </w:tcMar>
+          </w:tcPr>
+          <w:p>
+            <w:pPr>
+              <w:spacing w:line="240" w:lineRule="auto" w:after="0"/>
+              <w:ind w:firstLine="0"/>
+            </w:pPr>
+            <w:r>
+              <w:rPr>
+                <w:rFonts w:ascii="Times New Roman" w:hAnsi="Times New Roman"/>
+                <w:sz w:val="16"/>
+              </w:rPr>
+              <w:t>Проведена двухдневная проверка и получен положительный отзыв целевой группы</w:t>
+            </w:r>
+          </w:p>
+        </w:tc>
+      </w:tr>
+    </w:tbl>
+    <w:p/>
+    <w:p>
+      <w:r>
         <w:rPr>
-          <w:b/>
+          <w:i w:val="0"/>
         </w:rPr>
-        <w:t xml:space="preserve">Основание: </w:t>
+        <w:t>Веха M5 достигается только при положительном консолидированном отзыве. Завершение пятого спринта само по себе не разрешает выпуск. При отрицательном результате команда анализирует замечания, выполняет доработки и согласует повторную проверку.</w:t>
       </w:r>
+    </w:p>
+    <w:p>
+      <w:pPr>
+        <w:pStyle w:val="Heading2"/>
+      </w:pPr>
       <w:r>
-        <w:t>«Основы процесса разработки качественного программного продукта и его метрология. Методические указания к выполнению курсовой работы и пункты задания КР», разделы II–IV и V, п. 2; «ОПРКППиМ: варианты исходных данных для курсовой работы, группа 5130904/30103, 2026 г.», вариант 3.</w:t>
+        <w:t>3.3. Графическое представление жизненного цикла</w:t>
+      </w:r>
+    </w:p>
+    <w:tbl>
+      <w:tblPr>
+        <w:tblStyle w:val="TableGrid"/>
+        <w:tblW w:type="auto" w:w="0"/>
+        <w:jc w:val="center"/>
+        <w:tblLayout w:type="fixed"/>
+        <w:tblLook w:firstColumn="1" w:firstRow="1" w:lastColumn="0" w:lastRow="0" w:noHBand="0" w:noVBand="1" w:val="04A0"/>
+      </w:tblPr>
+      <w:tblGrid>
+        <w:gridCol w:w="1615"/>
+        <w:gridCol w:w="1615"/>
+        <w:gridCol w:w="1615"/>
+        <w:gridCol w:w="1615"/>
+        <w:gridCol w:w="1615"/>
+        <w:gridCol w:w="1615"/>
+      </w:tblGrid>
+      <w:tr>
+        <w:tc>
+          <w:tcPr>
+            <w:tcW w:type="dxa" w:w="1417"/>
+            <w:vAlign w:val="center"/>
+            <w:shd w:fill="D9E2F3"/>
+            <w:tcMar>
+              <w:top w:w="60" w:type="dxa"/>
+              <w:start w:w="60" w:type="dxa"/>
+              <w:bottom w:w="60" w:type="dxa"/>
+              <w:end w:w="60" w:type="dxa"/>
+            </w:tcMar>
+          </w:tcPr>
+          <w:p>
+            <w:pPr>
+              <w:spacing w:line="240" w:lineRule="auto" w:after="0"/>
+              <w:ind w:firstLine="0"/>
+            </w:pPr>
+            <w:r>
+              <w:rPr>
+                <w:rFonts w:ascii="Times New Roman" w:hAnsi="Times New Roman"/>
+                <w:sz w:val="16"/>
+              </w:rPr>
+              <w:t>Этап</w:t>
+            </w:r>
+          </w:p>
+        </w:tc>
+        <w:tc>
+          <w:tcPr>
+            <w:tcW w:type="dxa" w:w="1417"/>
+            <w:vAlign w:val="center"/>
+            <w:shd w:fill="D9E2F3"/>
+            <w:tcMar>
+              <w:top w:w="60" w:type="dxa"/>
+              <w:start w:w="60" w:type="dxa"/>
+              <w:bottom w:w="60" w:type="dxa"/>
+              <w:end w:w="60" w:type="dxa"/>
+            </w:tcMar>
+          </w:tcPr>
+          <w:p>
+            <w:pPr>
+              <w:spacing w:line="240" w:lineRule="auto" w:after="0"/>
+              <w:ind w:firstLine="0"/>
+            </w:pPr>
+            <w:r>
+              <w:rPr>
+                <w:rFonts w:ascii="Times New Roman" w:hAnsi="Times New Roman"/>
+                <w:sz w:val="16"/>
+              </w:rPr>
+              <w:t>Спринт 1</w:t>
+            </w:r>
+          </w:p>
+        </w:tc>
+        <w:tc>
+          <w:tcPr>
+            <w:tcW w:type="dxa" w:w="1417"/>
+            <w:vAlign w:val="center"/>
+            <w:shd w:fill="D9E2F3"/>
+            <w:tcMar>
+              <w:top w:w="60" w:type="dxa"/>
+              <w:start w:w="60" w:type="dxa"/>
+              <w:bottom w:w="60" w:type="dxa"/>
+              <w:end w:w="60" w:type="dxa"/>
+            </w:tcMar>
+          </w:tcPr>
+          <w:p>
+            <w:pPr>
+              <w:spacing w:line="240" w:lineRule="auto" w:after="0"/>
+              <w:ind w:firstLine="0"/>
+            </w:pPr>
+            <w:r>
+              <w:rPr>
+                <w:rFonts w:ascii="Times New Roman" w:hAnsi="Times New Roman"/>
+                <w:sz w:val="16"/>
+              </w:rPr>
+              <w:t>Спринт 2</w:t>
+            </w:r>
+          </w:p>
+        </w:tc>
+        <w:tc>
+          <w:tcPr>
+            <w:tcW w:type="dxa" w:w="1417"/>
+            <w:vAlign w:val="center"/>
+            <w:shd w:fill="D9E2F3"/>
+            <w:tcMar>
+              <w:top w:w="60" w:type="dxa"/>
+              <w:start w:w="60" w:type="dxa"/>
+              <w:bottom w:w="60" w:type="dxa"/>
+              <w:end w:w="60" w:type="dxa"/>
+            </w:tcMar>
+          </w:tcPr>
+          <w:p>
+            <w:pPr>
+              <w:spacing w:line="240" w:lineRule="auto" w:after="0"/>
+              <w:ind w:firstLine="0"/>
+            </w:pPr>
+            <w:r>
+              <w:rPr>
+                <w:rFonts w:ascii="Times New Roman" w:hAnsi="Times New Roman"/>
+                <w:sz w:val="16"/>
+              </w:rPr>
+              <w:t>Спринт 3</w:t>
+            </w:r>
+          </w:p>
+        </w:tc>
+        <w:tc>
+          <w:tcPr>
+            <w:tcW w:type="dxa" w:w="1417"/>
+            <w:vAlign w:val="center"/>
+            <w:shd w:fill="D9E2F3"/>
+            <w:tcMar>
+              <w:top w:w="60" w:type="dxa"/>
+              <w:start w:w="60" w:type="dxa"/>
+              <w:bottom w:w="60" w:type="dxa"/>
+              <w:end w:w="60" w:type="dxa"/>
+            </w:tcMar>
+          </w:tcPr>
+          <w:p>
+            <w:pPr>
+              <w:spacing w:line="240" w:lineRule="auto" w:after="0"/>
+              <w:ind w:firstLine="0"/>
+            </w:pPr>
+            <w:r>
+              <w:rPr>
+                <w:rFonts w:ascii="Times New Roman" w:hAnsi="Times New Roman"/>
+                <w:sz w:val="16"/>
+              </w:rPr>
+              <w:t>Спринт 4</w:t>
+            </w:r>
+          </w:p>
+        </w:tc>
+        <w:tc>
+          <w:tcPr>
+            <w:tcW w:type="dxa" w:w="1417"/>
+            <w:vAlign w:val="center"/>
+            <w:shd w:fill="D9E2F3"/>
+            <w:tcMar>
+              <w:top w:w="60" w:type="dxa"/>
+              <w:start w:w="60" w:type="dxa"/>
+              <w:bottom w:w="60" w:type="dxa"/>
+              <w:end w:w="60" w:type="dxa"/>
+            </w:tcMar>
+          </w:tcPr>
+          <w:p>
+            <w:pPr>
+              <w:spacing w:line="240" w:lineRule="auto" w:after="0"/>
+              <w:ind w:firstLine="0"/>
+            </w:pPr>
+            <w:r>
+              <w:rPr>
+                <w:rFonts w:ascii="Times New Roman" w:hAnsi="Times New Roman"/>
+                <w:sz w:val="16"/>
+              </w:rPr>
+              <w:t>Спринт 5</w:t>
+            </w:r>
+          </w:p>
+        </w:tc>
+      </w:tr>
+      <w:tr>
+        <w:tc>
+          <w:tcPr>
+            <w:tcW w:type="dxa" w:w="1417"/>
+            <w:vAlign w:val="center"/>
+            <w:tcMar>
+              <w:top w:w="60" w:type="dxa"/>
+              <w:start w:w="60" w:type="dxa"/>
+              <w:bottom w:w="60" w:type="dxa"/>
+              <w:end w:w="60" w:type="dxa"/>
+            </w:tcMar>
+          </w:tcPr>
+          <w:p>
+            <w:pPr>
+              <w:spacing w:line="240" w:lineRule="auto" w:after="0"/>
+              <w:ind w:firstLine="0"/>
+            </w:pPr>
+            <w:r>
+              <w:rPr>
+                <w:rFonts w:ascii="Times New Roman" w:hAnsi="Times New Roman"/>
+                <w:sz w:val="16"/>
+              </w:rPr>
+              <w:t>Период</w:t>
+            </w:r>
+          </w:p>
+        </w:tc>
+        <w:tc>
+          <w:tcPr>
+            <w:tcW w:type="dxa" w:w="1417"/>
+            <w:vAlign w:val="center"/>
+            <w:tcMar>
+              <w:top w:w="60" w:type="dxa"/>
+              <w:start w:w="60" w:type="dxa"/>
+              <w:bottom w:w="60" w:type="dxa"/>
+              <w:end w:w="60" w:type="dxa"/>
+            </w:tcMar>
+          </w:tcPr>
+          <w:p>
+            <w:pPr>
+              <w:spacing w:line="240" w:lineRule="auto" w:after="0"/>
+              <w:ind w:firstLine="0"/>
+            </w:pPr>
+            <w:r>
+              <w:rPr>
+                <w:rFonts w:ascii="Times New Roman" w:hAnsi="Times New Roman"/>
+                <w:sz w:val="16"/>
+              </w:rPr>
+              <w:t>Недели 1–2</w:t>
+            </w:r>
+          </w:p>
+        </w:tc>
+        <w:tc>
+          <w:tcPr>
+            <w:tcW w:type="dxa" w:w="1417"/>
+            <w:vAlign w:val="center"/>
+            <w:tcMar>
+              <w:top w:w="60" w:type="dxa"/>
+              <w:start w:w="60" w:type="dxa"/>
+              <w:bottom w:w="60" w:type="dxa"/>
+              <w:end w:w="60" w:type="dxa"/>
+            </w:tcMar>
+          </w:tcPr>
+          <w:p>
+            <w:pPr>
+              <w:spacing w:line="240" w:lineRule="auto" w:after="0"/>
+              <w:ind w:firstLine="0"/>
+            </w:pPr>
+            <w:r>
+              <w:rPr>
+                <w:rFonts w:ascii="Times New Roman" w:hAnsi="Times New Roman"/>
+                <w:sz w:val="16"/>
+              </w:rPr>
+              <w:t>Недели 3–4</w:t>
+            </w:r>
+          </w:p>
+        </w:tc>
+        <w:tc>
+          <w:tcPr>
+            <w:tcW w:type="dxa" w:w="1417"/>
+            <w:vAlign w:val="center"/>
+            <w:tcMar>
+              <w:top w:w="60" w:type="dxa"/>
+              <w:start w:w="60" w:type="dxa"/>
+              <w:bottom w:w="60" w:type="dxa"/>
+              <w:end w:w="60" w:type="dxa"/>
+            </w:tcMar>
+          </w:tcPr>
+          <w:p>
+            <w:pPr>
+              <w:spacing w:line="240" w:lineRule="auto" w:after="0"/>
+              <w:ind w:firstLine="0"/>
+            </w:pPr>
+            <w:r>
+              <w:rPr>
+                <w:rFonts w:ascii="Times New Roman" w:hAnsi="Times New Roman"/>
+                <w:sz w:val="16"/>
+              </w:rPr>
+              <w:t>Недели 5–6</w:t>
+            </w:r>
+          </w:p>
+        </w:tc>
+        <w:tc>
+          <w:tcPr>
+            <w:tcW w:type="dxa" w:w="1417"/>
+            <w:vAlign w:val="center"/>
+            <w:tcMar>
+              <w:top w:w="60" w:type="dxa"/>
+              <w:start w:w="60" w:type="dxa"/>
+              <w:bottom w:w="60" w:type="dxa"/>
+              <w:end w:w="60" w:type="dxa"/>
+            </w:tcMar>
+          </w:tcPr>
+          <w:p>
+            <w:pPr>
+              <w:spacing w:line="240" w:lineRule="auto" w:after="0"/>
+              <w:ind w:firstLine="0"/>
+            </w:pPr>
+            <w:r>
+              <w:rPr>
+                <w:rFonts w:ascii="Times New Roman" w:hAnsi="Times New Roman"/>
+                <w:sz w:val="16"/>
+              </w:rPr>
+              <w:t>Недели 7–8</w:t>
+            </w:r>
+          </w:p>
+        </w:tc>
+        <w:tc>
+          <w:tcPr>
+            <w:tcW w:type="dxa" w:w="1417"/>
+            <w:vAlign w:val="center"/>
+            <w:tcMar>
+              <w:top w:w="60" w:type="dxa"/>
+              <w:start w:w="60" w:type="dxa"/>
+              <w:bottom w:w="60" w:type="dxa"/>
+              <w:end w:w="60" w:type="dxa"/>
+            </w:tcMar>
+          </w:tcPr>
+          <w:p>
+            <w:pPr>
+              <w:spacing w:line="240" w:lineRule="auto" w:after="0"/>
+              <w:ind w:firstLine="0"/>
+            </w:pPr>
+            <w:r>
+              <w:rPr>
+                <w:rFonts w:ascii="Times New Roman" w:hAnsi="Times New Roman"/>
+                <w:sz w:val="16"/>
+              </w:rPr>
+              <w:t>Недели 9–10</w:t>
+            </w:r>
+          </w:p>
+        </w:tc>
+      </w:tr>
+      <w:tr>
+        <w:tc>
+          <w:tcPr>
+            <w:tcW w:type="dxa" w:w="1417"/>
+            <w:vAlign w:val="center"/>
+            <w:tcMar>
+              <w:top w:w="60" w:type="dxa"/>
+              <w:start w:w="60" w:type="dxa"/>
+              <w:bottom w:w="60" w:type="dxa"/>
+              <w:end w:w="60" w:type="dxa"/>
+            </w:tcMar>
+          </w:tcPr>
+          <w:p>
+            <w:pPr>
+              <w:spacing w:line="240" w:lineRule="auto" w:after="0"/>
+              <w:ind w:firstLine="0"/>
+            </w:pPr>
+            <w:r>
+              <w:rPr>
+                <w:rFonts w:ascii="Times New Roman" w:hAnsi="Times New Roman"/>
+                <w:sz w:val="16"/>
+              </w:rPr>
+              <w:t>Результат</w:t>
+            </w:r>
+          </w:p>
+        </w:tc>
+        <w:tc>
+          <w:tcPr>
+            <w:tcW w:type="dxa" w:w="1417"/>
+            <w:vAlign w:val="center"/>
+            <w:tcMar>
+              <w:top w:w="60" w:type="dxa"/>
+              <w:start w:w="60" w:type="dxa"/>
+              <w:bottom w:w="60" w:type="dxa"/>
+              <w:end w:w="60" w:type="dxa"/>
+            </w:tcMar>
+          </w:tcPr>
+          <w:p>
+            <w:pPr>
+              <w:spacing w:line="240" w:lineRule="auto" w:after="0"/>
+              <w:ind w:firstLine="0"/>
+            </w:pPr>
+            <w:r>
+              <w:rPr>
+                <w:rFonts w:ascii="Times New Roman" w:hAnsi="Times New Roman"/>
+                <w:sz w:val="16"/>
+              </w:rPr>
+              <w:t>Подготовка</w:t>
+            </w:r>
+          </w:p>
+        </w:tc>
+        <w:tc>
+          <w:tcPr>
+            <w:tcW w:type="dxa" w:w="1417"/>
+            <w:vAlign w:val="center"/>
+            <w:tcMar>
+              <w:top w:w="60" w:type="dxa"/>
+              <w:start w:w="60" w:type="dxa"/>
+              <w:bottom w:w="60" w:type="dxa"/>
+              <w:end w:w="60" w:type="dxa"/>
+            </w:tcMar>
+          </w:tcPr>
+          <w:p>
+            <w:pPr>
+              <w:spacing w:line="240" w:lineRule="auto" w:after="0"/>
+              <w:ind w:firstLine="0"/>
+            </w:pPr>
+            <w:r>
+              <w:rPr>
+                <w:rFonts w:ascii="Times New Roman" w:hAnsi="Times New Roman"/>
+                <w:sz w:val="16"/>
+              </w:rPr>
+              <w:t>Прототип</w:t>
+            </w:r>
+          </w:p>
+        </w:tc>
+        <w:tc>
+          <w:tcPr>
+            <w:tcW w:type="dxa" w:w="1417"/>
+            <w:vAlign w:val="center"/>
+            <w:tcMar>
+              <w:top w:w="60" w:type="dxa"/>
+              <w:start w:w="60" w:type="dxa"/>
+              <w:bottom w:w="60" w:type="dxa"/>
+              <w:end w:w="60" w:type="dxa"/>
+            </w:tcMar>
+          </w:tcPr>
+          <w:p>
+            <w:pPr>
+              <w:spacing w:line="240" w:lineRule="auto" w:after="0"/>
+              <w:ind w:firstLine="0"/>
+            </w:pPr>
+            <w:r>
+              <w:rPr>
+                <w:rFonts w:ascii="Times New Roman" w:hAnsi="Times New Roman"/>
+                <w:sz w:val="16"/>
+              </w:rPr>
+              <w:t>Основные функции</w:t>
+            </w:r>
+          </w:p>
+        </w:tc>
+        <w:tc>
+          <w:tcPr>
+            <w:tcW w:type="dxa" w:w="1417"/>
+            <w:vAlign w:val="center"/>
+            <w:tcMar>
+              <w:top w:w="60" w:type="dxa"/>
+              <w:start w:w="60" w:type="dxa"/>
+              <w:bottom w:w="60" w:type="dxa"/>
+              <w:end w:w="60" w:type="dxa"/>
+            </w:tcMar>
+          </w:tcPr>
+          <w:p>
+            <w:pPr>
+              <w:spacing w:line="240" w:lineRule="auto" w:after="0"/>
+              <w:ind w:firstLine="0"/>
+            </w:pPr>
+            <w:r>
+              <w:rPr>
+                <w:rFonts w:ascii="Times New Roman" w:hAnsi="Times New Roman"/>
+                <w:sz w:val="16"/>
+              </w:rPr>
+              <w:t>Интегрированный MVP</w:t>
+            </w:r>
+          </w:p>
+        </w:tc>
+        <w:tc>
+          <w:tcPr>
+            <w:tcW w:type="dxa" w:w="1417"/>
+            <w:vAlign w:val="center"/>
+            <w:tcMar>
+              <w:top w:w="60" w:type="dxa"/>
+              <w:start w:w="60" w:type="dxa"/>
+              <w:bottom w:w="60" w:type="dxa"/>
+              <w:end w:w="60" w:type="dxa"/>
+            </w:tcMar>
+          </w:tcPr>
+          <w:p>
+            <w:pPr>
+              <w:spacing w:line="240" w:lineRule="auto" w:after="0"/>
+              <w:ind w:firstLine="0"/>
+            </w:pPr>
+            <w:r>
+              <w:rPr>
+                <w:rFonts w:ascii="Times New Roman" w:hAnsi="Times New Roman"/>
+                <w:sz w:val="16"/>
+              </w:rPr>
+              <w:t>Проверка и выпуск</w:t>
+            </w:r>
+          </w:p>
+        </w:tc>
+      </w:tr>
+      <w:tr>
+        <w:tc>
+          <w:tcPr>
+            <w:tcW w:type="dxa" w:w="1417"/>
+            <w:vAlign w:val="center"/>
+            <w:tcMar>
+              <w:top w:w="60" w:type="dxa"/>
+              <w:start w:w="60" w:type="dxa"/>
+              <w:bottom w:w="60" w:type="dxa"/>
+              <w:end w:w="60" w:type="dxa"/>
+            </w:tcMar>
+          </w:tcPr>
+          <w:p>
+            <w:pPr>
+              <w:spacing w:line="240" w:lineRule="auto" w:after="0"/>
+              <w:ind w:firstLine="0"/>
+            </w:pPr>
+            <w:r>
+              <w:rPr>
+                <w:rFonts w:ascii="Times New Roman" w:hAnsi="Times New Roman"/>
+                <w:sz w:val="16"/>
+              </w:rPr>
+              <w:t>Веха</w:t>
+            </w:r>
+          </w:p>
+        </w:tc>
+        <w:tc>
+          <w:tcPr>
+            <w:tcW w:type="dxa" w:w="1417"/>
+            <w:vAlign w:val="center"/>
+            <w:tcMar>
+              <w:top w:w="60" w:type="dxa"/>
+              <w:start w:w="60" w:type="dxa"/>
+              <w:bottom w:w="60" w:type="dxa"/>
+              <w:end w:w="60" w:type="dxa"/>
+            </w:tcMar>
+          </w:tcPr>
+          <w:p>
+            <w:pPr>
+              <w:spacing w:line="240" w:lineRule="auto" w:after="0"/>
+              <w:ind w:firstLine="0"/>
+            </w:pPr>
+            <w:r>
+              <w:rPr>
+                <w:rFonts w:ascii="Times New Roman" w:hAnsi="Times New Roman"/>
+                <w:sz w:val="16"/>
+              </w:rPr>
+              <w:t>M1</w:t>
+            </w:r>
+          </w:p>
+        </w:tc>
+        <w:tc>
+          <w:tcPr>
+            <w:tcW w:type="dxa" w:w="1417"/>
+            <w:vAlign w:val="center"/>
+            <w:tcMar>
+              <w:top w:w="60" w:type="dxa"/>
+              <w:start w:w="60" w:type="dxa"/>
+              <w:bottom w:w="60" w:type="dxa"/>
+              <w:end w:w="60" w:type="dxa"/>
+            </w:tcMar>
+          </w:tcPr>
+          <w:p>
+            <w:pPr>
+              <w:spacing w:line="240" w:lineRule="auto" w:after="0"/>
+              <w:ind w:firstLine="0"/>
+            </w:pPr>
+            <w:r>
+              <w:rPr>
+                <w:rFonts w:ascii="Times New Roman" w:hAnsi="Times New Roman"/>
+                <w:sz w:val="16"/>
+              </w:rPr>
+              <w:t>M2</w:t>
+            </w:r>
+          </w:p>
+        </w:tc>
+        <w:tc>
+          <w:tcPr>
+            <w:tcW w:type="dxa" w:w="1417"/>
+            <w:vAlign w:val="center"/>
+            <w:tcMar>
+              <w:top w:w="60" w:type="dxa"/>
+              <w:start w:w="60" w:type="dxa"/>
+              <w:bottom w:w="60" w:type="dxa"/>
+              <w:end w:w="60" w:type="dxa"/>
+            </w:tcMar>
+          </w:tcPr>
+          <w:p>
+            <w:pPr>
+              <w:spacing w:line="240" w:lineRule="auto" w:after="0"/>
+              <w:ind w:firstLine="0"/>
+            </w:pPr>
+            <w:r>
+              <w:rPr>
+                <w:rFonts w:ascii="Times New Roman" w:hAnsi="Times New Roman"/>
+                <w:sz w:val="16"/>
+              </w:rPr>
+              <w:t>M3</w:t>
+            </w:r>
+          </w:p>
+        </w:tc>
+        <w:tc>
+          <w:tcPr>
+            <w:tcW w:type="dxa" w:w="1417"/>
+            <w:vAlign w:val="center"/>
+            <w:tcMar>
+              <w:top w:w="60" w:type="dxa"/>
+              <w:start w:w="60" w:type="dxa"/>
+              <w:bottom w:w="60" w:type="dxa"/>
+              <w:end w:w="60" w:type="dxa"/>
+            </w:tcMar>
+          </w:tcPr>
+          <w:p>
+            <w:pPr>
+              <w:spacing w:line="240" w:lineRule="auto" w:after="0"/>
+              <w:ind w:firstLine="0"/>
+            </w:pPr>
+            <w:r>
+              <w:rPr>
+                <w:rFonts w:ascii="Times New Roman" w:hAnsi="Times New Roman"/>
+                <w:sz w:val="16"/>
+              </w:rPr>
+              <w:t>M4</w:t>
+            </w:r>
+          </w:p>
+        </w:tc>
+        <w:tc>
+          <w:tcPr>
+            <w:tcW w:type="dxa" w:w="1417"/>
+            <w:vAlign w:val="center"/>
+            <w:tcMar>
+              <w:top w:w="60" w:type="dxa"/>
+              <w:start w:w="60" w:type="dxa"/>
+              <w:bottom w:w="60" w:type="dxa"/>
+              <w:end w:w="60" w:type="dxa"/>
+            </w:tcMar>
+          </w:tcPr>
+          <w:p>
+            <w:pPr>
+              <w:spacing w:line="240" w:lineRule="auto" w:after="0"/>
+              <w:ind w:firstLine="0"/>
+            </w:pPr>
+            <w:r>
+              <w:rPr>
+                <w:rFonts w:ascii="Times New Roman" w:hAnsi="Times New Roman"/>
+                <w:sz w:val="16"/>
+              </w:rPr>
+              <w:t>M5</w:t>
+            </w:r>
+          </w:p>
+        </w:tc>
+      </w:tr>
+    </w:tbl>
+    <w:p/>
+    <w:p>
+      <w:r>
+        <w:rPr>
+          <w:i w:val="0"/>
+        </w:rPr>
+        <w:t>Рисунок 1 — Жизненный цикл проекта по спринтам (табличная схема).</w:t>
+      </w:r>
+    </w:p>
+    <w:p>
+      <w:r>
+        <w:rPr>
+          <w:i w:val="0"/>
+        </w:rPr>
+        <w:t>Двухдневная пользовательская проверка включается в последний спринт. Для снижения риска задержки график проверки следует согласовать заранее, а в плане оставить время на анализ отзывов и возможные исправления.</w:t>
+      </w:r>
+    </w:p>
+    <w:p>
+      <w:pPr>
+        <w:pStyle w:val="Heading2"/>
+      </w:pPr>
+      <w:r>
+        <w:t>3.4. Выводы</w:t>
+      </w:r>
+    </w:p>
+    <w:p>
+      <w:r>
+        <w:rPr>
+          <w:i w:val="0"/>
+        </w:rPr>
+        <w:t>Жизненный цикл состоит из пяти равных двухнедельных спринтов и пяти вех, отражающих переход от подготовки требований к выпуску MVP. Обязательное условие последней вехи — положительный отзыв целевой группы пользователей.</w:t>
+      </w:r>
+    </w:p>
+    <w:p>
+      <w:pPr>
+        <w:pStyle w:val="Heading1"/>
+      </w:pPr>
+      <w:r>
+        <w:t>4. Перечень работ и зависимостей между задачами</w:t>
+      </w:r>
+    </w:p>
+    <w:p>
+      <w:pPr>
+        <w:pStyle w:val="Heading2"/>
+      </w:pPr>
+      <w:r>
+        <w:t>4.1. Принципы планирования</w:t>
+      </w:r>
+    </w:p>
+    <w:p>
+      <w:r>
+        <w:rPr>
+          <w:i w:val="0"/>
+        </w:rPr>
+        <w:t>Трудоёмкость указана в человеко-днях (чел.-дн.), где один человеко-день — один рабочий день одного исполнителя. Длительность задачи отражает продолжительность выполнения, а трудоёмкость — суммарные затраты труда; эти показатели не равны друг другу. Оценки предварительные и уточняются командой в ходе планирования спринтов.</w:t>
+      </w:r>
+    </w:p>
+    <w:p>
+      <w:r>
+        <w:rPr>
+          <w:i w:val="0"/>
+        </w:rPr>
+        <w:t>Обозначения: Р1 — разработчик 1 (серверная часть/API); Р2 — разработчик 2 (мобильный интерфейс); Р3 — разработчик 3 (интеграция и сценарии заказа); РК — руководитель команды; QA — специалист по тестированию; ЗК — представитель заказчика.</w:t>
+      </w:r>
+    </w:p>
+    <w:p>
+      <w:pPr>
+        <w:pStyle w:val="Heading2"/>
+      </w:pPr>
+      <w:r>
+        <w:t>4.2. Перечень задач</w:t>
+      </w:r>
+    </w:p>
+    <w:tbl>
+      <w:tblPr>
+        <w:tblStyle w:val="TableGrid"/>
+        <w:tblW w:type="auto" w:w="0"/>
+        <w:jc w:val="center"/>
+        <w:tblLayout w:type="fixed"/>
+        <w:tblLook w:firstColumn="1" w:firstRow="1" w:lastColumn="0" w:lastRow="0" w:noHBand="0" w:noVBand="1" w:val="04A0"/>
+      </w:tblPr>
+      <w:tblGrid>
+        <w:gridCol w:w="1384"/>
+        <w:gridCol w:w="1384"/>
+        <w:gridCol w:w="1384"/>
+        <w:gridCol w:w="1384"/>
+        <w:gridCol w:w="1384"/>
+        <w:gridCol w:w="1384"/>
+        <w:gridCol w:w="1384"/>
+      </w:tblGrid>
+      <w:tr>
+        <w:tc>
+          <w:tcPr>
+            <w:tcW w:type="dxa" w:w="454"/>
+            <w:vAlign w:val="center"/>
+            <w:shd w:fill="D9E2F3"/>
+            <w:tcMar>
+              <w:top w:w="60" w:type="dxa"/>
+              <w:start w:w="60" w:type="dxa"/>
+              <w:bottom w:w="60" w:type="dxa"/>
+              <w:end w:w="60" w:type="dxa"/>
+            </w:tcMar>
+          </w:tcPr>
+          <w:p>
+            <w:pPr>
+              <w:spacing w:line="240" w:lineRule="auto" w:after="0"/>
+              <w:ind w:firstLine="0"/>
+            </w:pPr>
+            <w:r>
+              <w:rPr>
+                <w:rFonts w:ascii="Times New Roman" w:hAnsi="Times New Roman"/>
+                <w:sz w:val="13"/>
+              </w:rPr>
+              <w:t>ID</w:t>
+            </w:r>
+          </w:p>
+        </w:tc>
+        <w:tc>
+          <w:tcPr>
+            <w:tcW w:type="dxa" w:w="454"/>
+            <w:vAlign w:val="center"/>
+            <w:shd w:fill="D9E2F3"/>
+            <w:tcMar>
+              <w:top w:w="60" w:type="dxa"/>
+              <w:start w:w="60" w:type="dxa"/>
+              <w:bottom w:w="60" w:type="dxa"/>
+              <w:end w:w="60" w:type="dxa"/>
+            </w:tcMar>
+          </w:tcPr>
+          <w:p>
+            <w:pPr>
+              <w:spacing w:line="240" w:lineRule="auto" w:after="0"/>
+              <w:ind w:firstLine="0"/>
+            </w:pPr>
+            <w:r>
+              <w:rPr>
+                <w:rFonts w:ascii="Times New Roman" w:hAnsi="Times New Roman"/>
+                <w:sz w:val="13"/>
+              </w:rPr>
+              <w:t>Спр.</w:t>
+            </w:r>
+          </w:p>
+        </w:tc>
+        <w:tc>
+          <w:tcPr>
+            <w:tcW w:type="dxa" w:w="2835"/>
+            <w:vAlign w:val="center"/>
+            <w:shd w:fill="D9E2F3"/>
+            <w:tcMar>
+              <w:top w:w="60" w:type="dxa"/>
+              <w:start w:w="60" w:type="dxa"/>
+              <w:bottom w:w="60" w:type="dxa"/>
+              <w:end w:w="60" w:type="dxa"/>
+            </w:tcMar>
+          </w:tcPr>
+          <w:p>
+            <w:pPr>
+              <w:spacing w:line="240" w:lineRule="auto" w:after="0"/>
+              <w:ind w:firstLine="0"/>
+            </w:pPr>
+            <w:r>
+              <w:rPr>
+                <w:rFonts w:ascii="Times New Roman" w:hAnsi="Times New Roman"/>
+                <w:sz w:val="13"/>
+              </w:rPr>
+              <w:t>Задача</w:t>
+            </w:r>
+          </w:p>
+        </w:tc>
+        <w:tc>
+          <w:tcPr>
+            <w:tcW w:type="dxa" w:w="680"/>
+            <w:vAlign w:val="center"/>
+            <w:shd w:fill="D9E2F3"/>
+            <w:tcMar>
+              <w:top w:w="60" w:type="dxa"/>
+              <w:start w:w="60" w:type="dxa"/>
+              <w:bottom w:w="60" w:type="dxa"/>
+              <w:end w:w="60" w:type="dxa"/>
+            </w:tcMar>
+          </w:tcPr>
+          <w:p>
+            <w:pPr>
+              <w:spacing w:line="240" w:lineRule="auto" w:after="0"/>
+              <w:ind w:firstLine="0"/>
+            </w:pPr>
+            <w:r>
+              <w:rPr>
+                <w:rFonts w:ascii="Times New Roman" w:hAnsi="Times New Roman"/>
+                <w:sz w:val="13"/>
+              </w:rPr>
+              <w:t>Длит.</w:t>
+            </w:r>
+          </w:p>
+        </w:tc>
+        <w:tc>
+          <w:tcPr>
+            <w:tcW w:type="dxa" w:w="850"/>
+            <w:vAlign w:val="center"/>
+            <w:shd w:fill="D9E2F3"/>
+            <w:tcMar>
+              <w:top w:w="60" w:type="dxa"/>
+              <w:start w:w="60" w:type="dxa"/>
+              <w:bottom w:w="60" w:type="dxa"/>
+              <w:end w:w="60" w:type="dxa"/>
+            </w:tcMar>
+          </w:tcPr>
+          <w:p>
+            <w:pPr>
+              <w:spacing w:line="240" w:lineRule="auto" w:after="0"/>
+              <w:ind w:firstLine="0"/>
+            </w:pPr>
+            <w:r>
+              <w:rPr>
+                <w:rFonts w:ascii="Times New Roman" w:hAnsi="Times New Roman"/>
+                <w:sz w:val="13"/>
+              </w:rPr>
+              <w:t>Труд. чел.-дн.</w:t>
+            </w:r>
+          </w:p>
+        </w:tc>
+        <w:tc>
+          <w:tcPr>
+            <w:tcW w:type="dxa" w:w="1701"/>
+            <w:vAlign w:val="center"/>
+            <w:shd w:fill="D9E2F3"/>
+            <w:tcMar>
+              <w:top w:w="60" w:type="dxa"/>
+              <w:start w:w="60" w:type="dxa"/>
+              <w:bottom w:w="60" w:type="dxa"/>
+              <w:end w:w="60" w:type="dxa"/>
+            </w:tcMar>
+          </w:tcPr>
+          <w:p>
+            <w:pPr>
+              <w:spacing w:line="240" w:lineRule="auto" w:after="0"/>
+              <w:ind w:firstLine="0"/>
+            </w:pPr>
+            <w:r>
+              <w:rPr>
+                <w:rFonts w:ascii="Times New Roman" w:hAnsi="Times New Roman"/>
+                <w:sz w:val="13"/>
+              </w:rPr>
+              <w:t>Исполнители</w:t>
+            </w:r>
+          </w:p>
+        </w:tc>
+        <w:tc>
+          <w:tcPr>
+            <w:tcW w:type="dxa" w:w="1701"/>
+            <w:vAlign w:val="center"/>
+            <w:shd w:fill="D9E2F3"/>
+            <w:tcMar>
+              <w:top w:w="60" w:type="dxa"/>
+              <w:start w:w="60" w:type="dxa"/>
+              <w:bottom w:w="60" w:type="dxa"/>
+              <w:end w:w="60" w:type="dxa"/>
+            </w:tcMar>
+          </w:tcPr>
+          <w:p>
+            <w:pPr>
+              <w:spacing w:line="240" w:lineRule="auto" w:after="0"/>
+              <w:ind w:firstLine="0"/>
+            </w:pPr>
+            <w:r>
+              <w:rPr>
+                <w:rFonts w:ascii="Times New Roman" w:hAnsi="Times New Roman"/>
+                <w:sz w:val="13"/>
+              </w:rPr>
+              <w:t>Зависимости / веха</w:t>
+            </w:r>
+          </w:p>
+        </w:tc>
+      </w:tr>
+      <w:tr>
+        <w:tc>
+          <w:tcPr>
+            <w:tcW w:type="dxa" w:w="454"/>
+            <w:vAlign w:val="center"/>
+            <w:tcMar>
+              <w:top w:w="60" w:type="dxa"/>
+              <w:start w:w="60" w:type="dxa"/>
+              <w:bottom w:w="60" w:type="dxa"/>
+              <w:end w:w="60" w:type="dxa"/>
+            </w:tcMar>
+          </w:tcPr>
+          <w:p>
+            <w:pPr>
+              <w:spacing w:line="240" w:lineRule="auto" w:after="0"/>
+              <w:ind w:firstLine="0"/>
+            </w:pPr>
+            <w:r>
+              <w:rPr>
+                <w:rFonts w:ascii="Times New Roman" w:hAnsi="Times New Roman"/>
+                <w:sz w:val="13"/>
+              </w:rPr>
+              <w:t>T01</w:t>
+            </w:r>
+          </w:p>
+        </w:tc>
+        <w:tc>
+          <w:tcPr>
+            <w:tcW w:type="dxa" w:w="454"/>
+            <w:vAlign w:val="center"/>
+            <w:tcMar>
+              <w:top w:w="60" w:type="dxa"/>
+              <w:start w:w="60" w:type="dxa"/>
+              <w:bottom w:w="60" w:type="dxa"/>
+              <w:end w:w="60" w:type="dxa"/>
+            </w:tcMar>
+          </w:tcPr>
+          <w:p>
+            <w:pPr>
+              <w:spacing w:line="240" w:lineRule="auto" w:after="0"/>
+              <w:ind w:firstLine="0"/>
+            </w:pPr>
+            <w:r>
+              <w:rPr>
+                <w:rFonts w:ascii="Times New Roman" w:hAnsi="Times New Roman"/>
+                <w:sz w:val="13"/>
+              </w:rPr>
+              <w:t>1</w:t>
+            </w:r>
+          </w:p>
+        </w:tc>
+        <w:tc>
+          <w:tcPr>
+            <w:tcW w:type="dxa" w:w="2835"/>
+            <w:vAlign w:val="center"/>
+            <w:tcMar>
+              <w:top w:w="60" w:type="dxa"/>
+              <w:start w:w="60" w:type="dxa"/>
+              <w:bottom w:w="60" w:type="dxa"/>
+              <w:end w:w="60" w:type="dxa"/>
+            </w:tcMar>
+          </w:tcPr>
+          <w:p>
+            <w:pPr>
+              <w:spacing w:line="240" w:lineRule="auto" w:after="0"/>
+              <w:ind w:firstLine="0"/>
+            </w:pPr>
+            <w:r>
+              <w:rPr>
+                <w:rFonts w:ascii="Times New Roman" w:hAnsi="Times New Roman"/>
+                <w:sz w:val="13"/>
+              </w:rPr>
+              <w:t>Изучить требования и Use Cases, выявить неоднозначности</w:t>
+            </w:r>
+          </w:p>
+        </w:tc>
+        <w:tc>
+          <w:tcPr>
+            <w:tcW w:type="dxa" w:w="680"/>
+            <w:vAlign w:val="center"/>
+            <w:tcMar>
+              <w:top w:w="60" w:type="dxa"/>
+              <w:start w:w="60" w:type="dxa"/>
+              <w:bottom w:w="60" w:type="dxa"/>
+              <w:end w:w="60" w:type="dxa"/>
+            </w:tcMar>
+          </w:tcPr>
+          <w:p>
+            <w:pPr>
+              <w:spacing w:line="240" w:lineRule="auto" w:after="0"/>
+              <w:ind w:firstLine="0"/>
+            </w:pPr>
+            <w:r>
+              <w:rPr>
+                <w:rFonts w:ascii="Times New Roman" w:hAnsi="Times New Roman"/>
+                <w:sz w:val="13"/>
+              </w:rPr>
+              <w:t>2 дн.</w:t>
+            </w:r>
+          </w:p>
+        </w:tc>
+        <w:tc>
+          <w:tcPr>
+            <w:tcW w:type="dxa" w:w="850"/>
+            <w:vAlign w:val="center"/>
+            <w:tcMar>
+              <w:top w:w="60" w:type="dxa"/>
+              <w:start w:w="60" w:type="dxa"/>
+              <w:bottom w:w="60" w:type="dxa"/>
+              <w:end w:w="60" w:type="dxa"/>
+            </w:tcMar>
+          </w:tcPr>
+          <w:p>
+            <w:pPr>
+              <w:spacing w:line="240" w:lineRule="auto" w:after="0"/>
+              <w:ind w:firstLine="0"/>
+            </w:pPr>
+            <w:r>
+              <w:rPr>
+                <w:rFonts w:ascii="Times New Roman" w:hAnsi="Times New Roman"/>
+                <w:sz w:val="13"/>
+              </w:rPr>
+              <w:t>2</w:t>
+            </w:r>
+          </w:p>
+        </w:tc>
+        <w:tc>
+          <w:tcPr>
+            <w:tcW w:type="dxa" w:w="1701"/>
+            <w:vAlign w:val="center"/>
+            <w:tcMar>
+              <w:top w:w="60" w:type="dxa"/>
+              <w:start w:w="60" w:type="dxa"/>
+              <w:bottom w:w="60" w:type="dxa"/>
+              <w:end w:w="60" w:type="dxa"/>
+            </w:tcMar>
+          </w:tcPr>
+          <w:p>
+            <w:pPr>
+              <w:spacing w:line="240" w:lineRule="auto" w:after="0"/>
+              <w:ind w:firstLine="0"/>
+            </w:pPr>
+            <w:r>
+              <w:rPr>
+                <w:rFonts w:ascii="Times New Roman" w:hAnsi="Times New Roman"/>
+                <w:sz w:val="13"/>
+              </w:rPr>
+              <w:t>Р1, Р2, Р3; РК</w:t>
+            </w:r>
+          </w:p>
+        </w:tc>
+        <w:tc>
+          <w:tcPr>
+            <w:tcW w:type="dxa" w:w="1701"/>
+            <w:vAlign w:val="center"/>
+            <w:tcMar>
+              <w:top w:w="60" w:type="dxa"/>
+              <w:start w:w="60" w:type="dxa"/>
+              <w:bottom w:w="60" w:type="dxa"/>
+              <w:end w:w="60" w:type="dxa"/>
+            </w:tcMar>
+          </w:tcPr>
+          <w:p>
+            <w:pPr>
+              <w:spacing w:line="240" w:lineRule="auto" w:after="0"/>
+              <w:ind w:firstLine="0"/>
+            </w:pPr>
+            <w:r>
+              <w:rPr>
+                <w:rFonts w:ascii="Times New Roman" w:hAnsi="Times New Roman"/>
+                <w:sz w:val="13"/>
+              </w:rPr>
+              <w:t>—</w:t>
+            </w:r>
+          </w:p>
+        </w:tc>
+      </w:tr>
+      <w:tr>
+        <w:tc>
+          <w:tcPr>
+            <w:tcW w:type="dxa" w:w="454"/>
+            <w:vAlign w:val="center"/>
+            <w:tcMar>
+              <w:top w:w="60" w:type="dxa"/>
+              <w:start w:w="60" w:type="dxa"/>
+              <w:bottom w:w="60" w:type="dxa"/>
+              <w:end w:w="60" w:type="dxa"/>
+            </w:tcMar>
+          </w:tcPr>
+          <w:p>
+            <w:pPr>
+              <w:spacing w:line="240" w:lineRule="auto" w:after="0"/>
+              <w:ind w:firstLine="0"/>
+            </w:pPr>
+            <w:r>
+              <w:rPr>
+                <w:rFonts w:ascii="Times New Roman" w:hAnsi="Times New Roman"/>
+                <w:sz w:val="13"/>
+              </w:rPr>
+              <w:t>T02</w:t>
+            </w:r>
+          </w:p>
+        </w:tc>
+        <w:tc>
+          <w:tcPr>
+            <w:tcW w:type="dxa" w:w="454"/>
+            <w:vAlign w:val="center"/>
+            <w:tcMar>
+              <w:top w:w="60" w:type="dxa"/>
+              <w:start w:w="60" w:type="dxa"/>
+              <w:bottom w:w="60" w:type="dxa"/>
+              <w:end w:w="60" w:type="dxa"/>
+            </w:tcMar>
+          </w:tcPr>
+          <w:p>
+            <w:pPr>
+              <w:spacing w:line="240" w:lineRule="auto" w:after="0"/>
+              <w:ind w:firstLine="0"/>
+            </w:pPr>
+            <w:r>
+              <w:rPr>
+                <w:rFonts w:ascii="Times New Roman" w:hAnsi="Times New Roman"/>
+                <w:sz w:val="13"/>
+              </w:rPr>
+              <w:t>1</w:t>
+            </w:r>
+          </w:p>
+        </w:tc>
+        <w:tc>
+          <w:tcPr>
+            <w:tcW w:type="dxa" w:w="2835"/>
+            <w:vAlign w:val="center"/>
+            <w:tcMar>
+              <w:top w:w="60" w:type="dxa"/>
+              <w:start w:w="60" w:type="dxa"/>
+              <w:bottom w:w="60" w:type="dxa"/>
+              <w:end w:w="60" w:type="dxa"/>
+            </w:tcMar>
+          </w:tcPr>
+          <w:p>
+            <w:pPr>
+              <w:spacing w:line="240" w:lineRule="auto" w:after="0"/>
+              <w:ind w:firstLine="0"/>
+            </w:pPr>
+            <w:r>
+              <w:rPr>
+                <w:rFonts w:ascii="Times New Roman" w:hAnsi="Times New Roman"/>
+                <w:sz w:val="13"/>
+              </w:rPr>
+              <w:t>Уточнить границы MVP и критерии приёмки</w:t>
+            </w:r>
+          </w:p>
+        </w:tc>
+        <w:tc>
+          <w:tcPr>
+            <w:tcW w:type="dxa" w:w="680"/>
+            <w:vAlign w:val="center"/>
+            <w:tcMar>
+              <w:top w:w="60" w:type="dxa"/>
+              <w:start w:w="60" w:type="dxa"/>
+              <w:bottom w:w="60" w:type="dxa"/>
+              <w:end w:w="60" w:type="dxa"/>
+            </w:tcMar>
+          </w:tcPr>
+          <w:p>
+            <w:pPr>
+              <w:spacing w:line="240" w:lineRule="auto" w:after="0"/>
+              <w:ind w:firstLine="0"/>
+            </w:pPr>
+            <w:r>
+              <w:rPr>
+                <w:rFonts w:ascii="Times New Roman" w:hAnsi="Times New Roman"/>
+                <w:sz w:val="13"/>
+              </w:rPr>
+              <w:t>1 дн.</w:t>
+            </w:r>
+          </w:p>
+        </w:tc>
+        <w:tc>
+          <w:tcPr>
+            <w:tcW w:type="dxa" w:w="850"/>
+            <w:vAlign w:val="center"/>
+            <w:tcMar>
+              <w:top w:w="60" w:type="dxa"/>
+              <w:start w:w="60" w:type="dxa"/>
+              <w:bottom w:w="60" w:type="dxa"/>
+              <w:end w:w="60" w:type="dxa"/>
+            </w:tcMar>
+          </w:tcPr>
+          <w:p>
+            <w:pPr>
+              <w:spacing w:line="240" w:lineRule="auto" w:after="0"/>
+              <w:ind w:firstLine="0"/>
+            </w:pPr>
+            <w:r>
+              <w:rPr>
+                <w:rFonts w:ascii="Times New Roman" w:hAnsi="Times New Roman"/>
+                <w:sz w:val="13"/>
+              </w:rPr>
+              <w:t>1</w:t>
+            </w:r>
+          </w:p>
+        </w:tc>
+        <w:tc>
+          <w:tcPr>
+            <w:tcW w:type="dxa" w:w="1701"/>
+            <w:vAlign w:val="center"/>
+            <w:tcMar>
+              <w:top w:w="60" w:type="dxa"/>
+              <w:start w:w="60" w:type="dxa"/>
+              <w:bottom w:w="60" w:type="dxa"/>
+              <w:end w:w="60" w:type="dxa"/>
+            </w:tcMar>
+          </w:tcPr>
+          <w:p>
+            <w:pPr>
+              <w:spacing w:line="240" w:lineRule="auto" w:after="0"/>
+              <w:ind w:firstLine="0"/>
+            </w:pPr>
+            <w:r>
+              <w:rPr>
+                <w:rFonts w:ascii="Times New Roman" w:hAnsi="Times New Roman"/>
+                <w:sz w:val="13"/>
+              </w:rPr>
+              <w:t>РК, ЗК, команда</w:t>
+            </w:r>
+          </w:p>
+        </w:tc>
+        <w:tc>
+          <w:tcPr>
+            <w:tcW w:type="dxa" w:w="1701"/>
+            <w:vAlign w:val="center"/>
+            <w:tcMar>
+              <w:top w:w="60" w:type="dxa"/>
+              <w:start w:w="60" w:type="dxa"/>
+              <w:bottom w:w="60" w:type="dxa"/>
+              <w:end w:w="60" w:type="dxa"/>
+            </w:tcMar>
+          </w:tcPr>
+          <w:p>
+            <w:pPr>
+              <w:spacing w:line="240" w:lineRule="auto" w:after="0"/>
+              <w:ind w:firstLine="0"/>
+            </w:pPr>
+            <w:r>
+              <w:rPr>
+                <w:rFonts w:ascii="Times New Roman" w:hAnsi="Times New Roman"/>
+                <w:sz w:val="13"/>
+              </w:rPr>
+              <w:t>T01</w:t>
+            </w:r>
+          </w:p>
+        </w:tc>
+      </w:tr>
+      <w:tr>
+        <w:tc>
+          <w:tcPr>
+            <w:tcW w:type="dxa" w:w="454"/>
+            <w:vAlign w:val="center"/>
+            <w:tcMar>
+              <w:top w:w="60" w:type="dxa"/>
+              <w:start w:w="60" w:type="dxa"/>
+              <w:bottom w:w="60" w:type="dxa"/>
+              <w:end w:w="60" w:type="dxa"/>
+            </w:tcMar>
+          </w:tcPr>
+          <w:p>
+            <w:pPr>
+              <w:spacing w:line="240" w:lineRule="auto" w:after="0"/>
+              <w:ind w:firstLine="0"/>
+            </w:pPr>
+            <w:r>
+              <w:rPr>
+                <w:rFonts w:ascii="Times New Roman" w:hAnsi="Times New Roman"/>
+                <w:sz w:val="13"/>
+              </w:rPr>
+              <w:t>T03</w:t>
+            </w:r>
+          </w:p>
+        </w:tc>
+        <w:tc>
+          <w:tcPr>
+            <w:tcW w:type="dxa" w:w="454"/>
+            <w:vAlign w:val="center"/>
+            <w:tcMar>
+              <w:top w:w="60" w:type="dxa"/>
+              <w:start w:w="60" w:type="dxa"/>
+              <w:bottom w:w="60" w:type="dxa"/>
+              <w:end w:w="60" w:type="dxa"/>
+            </w:tcMar>
+          </w:tcPr>
+          <w:p>
+            <w:pPr>
+              <w:spacing w:line="240" w:lineRule="auto" w:after="0"/>
+              <w:ind w:firstLine="0"/>
+            </w:pPr>
+            <w:r>
+              <w:rPr>
+                <w:rFonts w:ascii="Times New Roman" w:hAnsi="Times New Roman"/>
+                <w:sz w:val="13"/>
+              </w:rPr>
+              <w:t>1</w:t>
+            </w:r>
+          </w:p>
+        </w:tc>
+        <w:tc>
+          <w:tcPr>
+            <w:tcW w:type="dxa" w:w="2835"/>
+            <w:vAlign w:val="center"/>
+            <w:tcMar>
+              <w:top w:w="60" w:type="dxa"/>
+              <w:start w:w="60" w:type="dxa"/>
+              <w:bottom w:w="60" w:type="dxa"/>
+              <w:end w:w="60" w:type="dxa"/>
+            </w:tcMar>
+          </w:tcPr>
+          <w:p>
+            <w:pPr>
+              <w:spacing w:line="240" w:lineRule="auto" w:after="0"/>
+              <w:ind w:firstLine="0"/>
+            </w:pPr>
+            <w:r>
+              <w:rPr>
+                <w:rFonts w:ascii="Times New Roman" w:hAnsi="Times New Roman"/>
+                <w:sz w:val="13"/>
+              </w:rPr>
+              <w:t>Сформировать и приоритизировать бэклог, определить задачи спринтов</w:t>
+            </w:r>
+          </w:p>
+        </w:tc>
+        <w:tc>
+          <w:tcPr>
+            <w:tcW w:type="dxa" w:w="680"/>
+            <w:vAlign w:val="center"/>
+            <w:tcMar>
+              <w:top w:w="60" w:type="dxa"/>
+              <w:start w:w="60" w:type="dxa"/>
+              <w:bottom w:w="60" w:type="dxa"/>
+              <w:end w:w="60" w:type="dxa"/>
+            </w:tcMar>
+          </w:tcPr>
+          <w:p>
+            <w:pPr>
+              <w:spacing w:line="240" w:lineRule="auto" w:after="0"/>
+              <w:ind w:firstLine="0"/>
+            </w:pPr>
+            <w:r>
+              <w:rPr>
+                <w:rFonts w:ascii="Times New Roman" w:hAnsi="Times New Roman"/>
+                <w:sz w:val="13"/>
+              </w:rPr>
+              <w:t>2 дн.</w:t>
+            </w:r>
+          </w:p>
+        </w:tc>
+        <w:tc>
+          <w:tcPr>
+            <w:tcW w:type="dxa" w:w="850"/>
+            <w:vAlign w:val="center"/>
+            <w:tcMar>
+              <w:top w:w="60" w:type="dxa"/>
+              <w:start w:w="60" w:type="dxa"/>
+              <w:bottom w:w="60" w:type="dxa"/>
+              <w:end w:w="60" w:type="dxa"/>
+            </w:tcMar>
+          </w:tcPr>
+          <w:p>
+            <w:pPr>
+              <w:spacing w:line="240" w:lineRule="auto" w:after="0"/>
+              <w:ind w:firstLine="0"/>
+            </w:pPr>
+            <w:r>
+              <w:rPr>
+                <w:rFonts w:ascii="Times New Roman" w:hAnsi="Times New Roman"/>
+                <w:sz w:val="13"/>
+              </w:rPr>
+              <w:t>3</w:t>
+            </w:r>
+          </w:p>
+        </w:tc>
+        <w:tc>
+          <w:tcPr>
+            <w:tcW w:type="dxa" w:w="1701"/>
+            <w:vAlign w:val="center"/>
+            <w:tcMar>
+              <w:top w:w="60" w:type="dxa"/>
+              <w:start w:w="60" w:type="dxa"/>
+              <w:bottom w:w="60" w:type="dxa"/>
+              <w:end w:w="60" w:type="dxa"/>
+            </w:tcMar>
+          </w:tcPr>
+          <w:p>
+            <w:pPr>
+              <w:spacing w:line="240" w:lineRule="auto" w:after="0"/>
+              <w:ind w:firstLine="0"/>
+            </w:pPr>
+            <w:r>
+              <w:rPr>
+                <w:rFonts w:ascii="Times New Roman" w:hAnsi="Times New Roman"/>
+                <w:sz w:val="13"/>
+              </w:rPr>
+              <w:t>РК, Р1, Р2, Р3</w:t>
+            </w:r>
+          </w:p>
+        </w:tc>
+        <w:tc>
+          <w:tcPr>
+            <w:tcW w:type="dxa" w:w="1701"/>
+            <w:vAlign w:val="center"/>
+            <w:tcMar>
+              <w:top w:w="60" w:type="dxa"/>
+              <w:start w:w="60" w:type="dxa"/>
+              <w:bottom w:w="60" w:type="dxa"/>
+              <w:end w:w="60" w:type="dxa"/>
+            </w:tcMar>
+          </w:tcPr>
+          <w:p>
+            <w:pPr>
+              <w:spacing w:line="240" w:lineRule="auto" w:after="0"/>
+              <w:ind w:firstLine="0"/>
+            </w:pPr>
+            <w:r>
+              <w:rPr>
+                <w:rFonts w:ascii="Times New Roman" w:hAnsi="Times New Roman"/>
+                <w:sz w:val="13"/>
+              </w:rPr>
+              <w:t>T01–T02</w:t>
+            </w:r>
+          </w:p>
+        </w:tc>
+      </w:tr>
+      <w:tr>
+        <w:tc>
+          <w:tcPr>
+            <w:tcW w:type="dxa" w:w="454"/>
+            <w:vAlign w:val="center"/>
+            <w:tcMar>
+              <w:top w:w="60" w:type="dxa"/>
+              <w:start w:w="60" w:type="dxa"/>
+              <w:bottom w:w="60" w:type="dxa"/>
+              <w:end w:w="60" w:type="dxa"/>
+            </w:tcMar>
+          </w:tcPr>
+          <w:p>
+            <w:pPr>
+              <w:spacing w:line="240" w:lineRule="auto" w:after="0"/>
+              <w:ind w:firstLine="0"/>
+            </w:pPr>
+            <w:r>
+              <w:rPr>
+                <w:rFonts w:ascii="Times New Roman" w:hAnsi="Times New Roman"/>
+                <w:sz w:val="13"/>
+              </w:rPr>
+              <w:t>T04</w:t>
+            </w:r>
+          </w:p>
+        </w:tc>
+        <w:tc>
+          <w:tcPr>
+            <w:tcW w:type="dxa" w:w="454"/>
+            <w:vAlign w:val="center"/>
+            <w:tcMar>
+              <w:top w:w="60" w:type="dxa"/>
+              <w:start w:w="60" w:type="dxa"/>
+              <w:bottom w:w="60" w:type="dxa"/>
+              <w:end w:w="60" w:type="dxa"/>
+            </w:tcMar>
+          </w:tcPr>
+          <w:p>
+            <w:pPr>
+              <w:spacing w:line="240" w:lineRule="auto" w:after="0"/>
+              <w:ind w:firstLine="0"/>
+            </w:pPr>
+            <w:r>
+              <w:rPr>
+                <w:rFonts w:ascii="Times New Roman" w:hAnsi="Times New Roman"/>
+                <w:sz w:val="13"/>
+              </w:rPr>
+              <w:t>1</w:t>
+            </w:r>
+          </w:p>
+        </w:tc>
+        <w:tc>
+          <w:tcPr>
+            <w:tcW w:type="dxa" w:w="2835"/>
+            <w:vAlign w:val="center"/>
+            <w:tcMar>
+              <w:top w:w="60" w:type="dxa"/>
+              <w:start w:w="60" w:type="dxa"/>
+              <w:bottom w:w="60" w:type="dxa"/>
+              <w:end w:w="60" w:type="dxa"/>
+            </w:tcMar>
+          </w:tcPr>
+          <w:p>
+            <w:pPr>
+              <w:spacing w:line="240" w:lineRule="auto" w:after="0"/>
+              <w:ind w:firstLine="0"/>
+            </w:pPr>
+            <w:r>
+              <w:rPr>
+                <w:rFonts w:ascii="Times New Roman" w:hAnsi="Times New Roman"/>
+                <w:sz w:val="13"/>
+              </w:rPr>
+              <w:t>Выбрать архитектуру, стек и внешние сервисы</w:t>
+            </w:r>
+          </w:p>
+        </w:tc>
+        <w:tc>
+          <w:tcPr>
+            <w:tcW w:type="dxa" w:w="680"/>
+            <w:vAlign w:val="center"/>
+            <w:tcMar>
+              <w:top w:w="60" w:type="dxa"/>
+              <w:start w:w="60" w:type="dxa"/>
+              <w:bottom w:w="60" w:type="dxa"/>
+              <w:end w:w="60" w:type="dxa"/>
+            </w:tcMar>
+          </w:tcPr>
+          <w:p>
+            <w:pPr>
+              <w:spacing w:line="240" w:lineRule="auto" w:after="0"/>
+              <w:ind w:firstLine="0"/>
+            </w:pPr>
+            <w:r>
+              <w:rPr>
+                <w:rFonts w:ascii="Times New Roman" w:hAnsi="Times New Roman"/>
+                <w:sz w:val="13"/>
+              </w:rPr>
+              <w:t>2 дн.</w:t>
+            </w:r>
+          </w:p>
+        </w:tc>
+        <w:tc>
+          <w:tcPr>
+            <w:tcW w:type="dxa" w:w="850"/>
+            <w:vAlign w:val="center"/>
+            <w:tcMar>
+              <w:top w:w="60" w:type="dxa"/>
+              <w:start w:w="60" w:type="dxa"/>
+              <w:bottom w:w="60" w:type="dxa"/>
+              <w:end w:w="60" w:type="dxa"/>
+            </w:tcMar>
+          </w:tcPr>
+          <w:p>
+            <w:pPr>
+              <w:spacing w:line="240" w:lineRule="auto" w:after="0"/>
+              <w:ind w:firstLine="0"/>
+            </w:pPr>
+            <w:r>
+              <w:rPr>
+                <w:rFonts w:ascii="Times New Roman" w:hAnsi="Times New Roman"/>
+                <w:sz w:val="13"/>
+              </w:rPr>
+              <w:t>3</w:t>
+            </w:r>
+          </w:p>
+        </w:tc>
+        <w:tc>
+          <w:tcPr>
+            <w:tcW w:type="dxa" w:w="1701"/>
+            <w:vAlign w:val="center"/>
+            <w:tcMar>
+              <w:top w:w="60" w:type="dxa"/>
+              <w:start w:w="60" w:type="dxa"/>
+              <w:bottom w:w="60" w:type="dxa"/>
+              <w:end w:w="60" w:type="dxa"/>
+            </w:tcMar>
+          </w:tcPr>
+          <w:p>
+            <w:pPr>
+              <w:spacing w:line="240" w:lineRule="auto" w:after="0"/>
+              <w:ind w:firstLine="0"/>
+            </w:pPr>
+            <w:r>
+              <w:rPr>
+                <w:rFonts w:ascii="Times New Roman" w:hAnsi="Times New Roman"/>
+                <w:sz w:val="13"/>
+              </w:rPr>
+              <w:t>Р1, Р3; согласование РК</w:t>
+            </w:r>
+          </w:p>
+        </w:tc>
+        <w:tc>
+          <w:tcPr>
+            <w:tcW w:type="dxa" w:w="1701"/>
+            <w:vAlign w:val="center"/>
+            <w:tcMar>
+              <w:top w:w="60" w:type="dxa"/>
+              <w:start w:w="60" w:type="dxa"/>
+              <w:bottom w:w="60" w:type="dxa"/>
+              <w:end w:w="60" w:type="dxa"/>
+            </w:tcMar>
+          </w:tcPr>
+          <w:p>
+            <w:pPr>
+              <w:spacing w:line="240" w:lineRule="auto" w:after="0"/>
+              <w:ind w:firstLine="0"/>
+            </w:pPr>
+            <w:r>
+              <w:rPr>
+                <w:rFonts w:ascii="Times New Roman" w:hAnsi="Times New Roman"/>
+                <w:sz w:val="13"/>
+              </w:rPr>
+              <w:t>T01</w:t>
+            </w:r>
+          </w:p>
+        </w:tc>
+      </w:tr>
+      <w:tr>
+        <w:tc>
+          <w:tcPr>
+            <w:tcW w:type="dxa" w:w="454"/>
+            <w:vAlign w:val="center"/>
+            <w:tcMar>
+              <w:top w:w="60" w:type="dxa"/>
+              <w:start w:w="60" w:type="dxa"/>
+              <w:bottom w:w="60" w:type="dxa"/>
+              <w:end w:w="60" w:type="dxa"/>
+            </w:tcMar>
+          </w:tcPr>
+          <w:p>
+            <w:pPr>
+              <w:spacing w:line="240" w:lineRule="auto" w:after="0"/>
+              <w:ind w:firstLine="0"/>
+            </w:pPr>
+            <w:r>
+              <w:rPr>
+                <w:rFonts w:ascii="Times New Roman" w:hAnsi="Times New Roman"/>
+                <w:sz w:val="13"/>
+              </w:rPr>
+              <w:t>T05</w:t>
+            </w:r>
+          </w:p>
+        </w:tc>
+        <w:tc>
+          <w:tcPr>
+            <w:tcW w:type="dxa" w:w="454"/>
+            <w:vAlign w:val="center"/>
+            <w:tcMar>
+              <w:top w:w="60" w:type="dxa"/>
+              <w:start w:w="60" w:type="dxa"/>
+              <w:bottom w:w="60" w:type="dxa"/>
+              <w:end w:w="60" w:type="dxa"/>
+            </w:tcMar>
+          </w:tcPr>
+          <w:p>
+            <w:pPr>
+              <w:spacing w:line="240" w:lineRule="auto" w:after="0"/>
+              <w:ind w:firstLine="0"/>
+            </w:pPr>
+            <w:r>
+              <w:rPr>
+                <w:rFonts w:ascii="Times New Roman" w:hAnsi="Times New Roman"/>
+                <w:sz w:val="13"/>
+              </w:rPr>
+              <w:t>1</w:t>
+            </w:r>
+          </w:p>
+        </w:tc>
+        <w:tc>
+          <w:tcPr>
+            <w:tcW w:type="dxa" w:w="2835"/>
+            <w:vAlign w:val="center"/>
+            <w:tcMar>
+              <w:top w:w="60" w:type="dxa"/>
+              <w:start w:w="60" w:type="dxa"/>
+              <w:bottom w:w="60" w:type="dxa"/>
+              <w:end w:w="60" w:type="dxa"/>
+            </w:tcMar>
+          </w:tcPr>
+          <w:p>
+            <w:pPr>
+              <w:spacing w:line="240" w:lineRule="auto" w:after="0"/>
+              <w:ind w:firstLine="0"/>
+            </w:pPr>
+            <w:r>
+              <w:rPr>
+                <w:rFonts w:ascii="Times New Roman" w:hAnsi="Times New Roman"/>
+                <w:sz w:val="13"/>
+              </w:rPr>
+              <w:t>Настроить репозиторий, сборку и среду разработки</w:t>
+            </w:r>
+          </w:p>
+        </w:tc>
+        <w:tc>
+          <w:tcPr>
+            <w:tcW w:type="dxa" w:w="680"/>
+            <w:vAlign w:val="center"/>
+            <w:tcMar>
+              <w:top w:w="60" w:type="dxa"/>
+              <w:start w:w="60" w:type="dxa"/>
+              <w:bottom w:w="60" w:type="dxa"/>
+              <w:end w:w="60" w:type="dxa"/>
+            </w:tcMar>
+          </w:tcPr>
+          <w:p>
+            <w:pPr>
+              <w:spacing w:line="240" w:lineRule="auto" w:after="0"/>
+              <w:ind w:firstLine="0"/>
+            </w:pPr>
+            <w:r>
+              <w:rPr>
+                <w:rFonts w:ascii="Times New Roman" w:hAnsi="Times New Roman"/>
+                <w:sz w:val="13"/>
+              </w:rPr>
+              <w:t>2 дн.</w:t>
+            </w:r>
+          </w:p>
+        </w:tc>
+        <w:tc>
+          <w:tcPr>
+            <w:tcW w:type="dxa" w:w="850"/>
+            <w:vAlign w:val="center"/>
+            <w:tcMar>
+              <w:top w:w="60" w:type="dxa"/>
+              <w:start w:w="60" w:type="dxa"/>
+              <w:bottom w:w="60" w:type="dxa"/>
+              <w:end w:w="60" w:type="dxa"/>
+            </w:tcMar>
+          </w:tcPr>
+          <w:p>
+            <w:pPr>
+              <w:spacing w:line="240" w:lineRule="auto" w:after="0"/>
+              <w:ind w:firstLine="0"/>
+            </w:pPr>
+            <w:r>
+              <w:rPr>
+                <w:rFonts w:ascii="Times New Roman" w:hAnsi="Times New Roman"/>
+                <w:sz w:val="13"/>
+              </w:rPr>
+              <w:t>3</w:t>
+            </w:r>
+          </w:p>
+        </w:tc>
+        <w:tc>
+          <w:tcPr>
+            <w:tcW w:type="dxa" w:w="1701"/>
+            <w:vAlign w:val="center"/>
+            <w:tcMar>
+              <w:top w:w="60" w:type="dxa"/>
+              <w:start w:w="60" w:type="dxa"/>
+              <w:bottom w:w="60" w:type="dxa"/>
+              <w:end w:w="60" w:type="dxa"/>
+            </w:tcMar>
+          </w:tcPr>
+          <w:p>
+            <w:pPr>
+              <w:spacing w:line="240" w:lineRule="auto" w:after="0"/>
+              <w:ind w:firstLine="0"/>
+            </w:pPr>
+            <w:r>
+              <w:rPr>
+                <w:rFonts w:ascii="Times New Roman" w:hAnsi="Times New Roman"/>
+                <w:sz w:val="13"/>
+              </w:rPr>
+              <w:t>Р1, Р2, Р3</w:t>
+            </w:r>
+          </w:p>
+        </w:tc>
+        <w:tc>
+          <w:tcPr>
+            <w:tcW w:type="dxa" w:w="1701"/>
+            <w:vAlign w:val="center"/>
+            <w:tcMar>
+              <w:top w:w="60" w:type="dxa"/>
+              <w:start w:w="60" w:type="dxa"/>
+              <w:bottom w:w="60" w:type="dxa"/>
+              <w:end w:w="60" w:type="dxa"/>
+            </w:tcMar>
+          </w:tcPr>
+          <w:p>
+            <w:pPr>
+              <w:spacing w:line="240" w:lineRule="auto" w:after="0"/>
+              <w:ind w:firstLine="0"/>
+            </w:pPr>
+            <w:r>
+              <w:rPr>
+                <w:rFonts w:ascii="Times New Roman" w:hAnsi="Times New Roman"/>
+                <w:sz w:val="13"/>
+              </w:rPr>
+              <w:t>T04</w:t>
+            </w:r>
+          </w:p>
+        </w:tc>
+      </w:tr>
+      <w:tr>
+        <w:tc>
+          <w:tcPr>
+            <w:tcW w:type="dxa" w:w="454"/>
+            <w:vAlign w:val="center"/>
+            <w:tcMar>
+              <w:top w:w="60" w:type="dxa"/>
+              <w:start w:w="60" w:type="dxa"/>
+              <w:bottom w:w="60" w:type="dxa"/>
+              <w:end w:w="60" w:type="dxa"/>
+            </w:tcMar>
+          </w:tcPr>
+          <w:p>
+            <w:pPr>
+              <w:spacing w:line="240" w:lineRule="auto" w:after="0"/>
+              <w:ind w:firstLine="0"/>
+            </w:pPr>
+            <w:r>
+              <w:rPr>
+                <w:rFonts w:ascii="Times New Roman" w:hAnsi="Times New Roman"/>
+                <w:sz w:val="13"/>
+              </w:rPr>
+              <w:t>T06</w:t>
+            </w:r>
+          </w:p>
+        </w:tc>
+        <w:tc>
+          <w:tcPr>
+            <w:tcW w:type="dxa" w:w="454"/>
+            <w:vAlign w:val="center"/>
+            <w:tcMar>
+              <w:top w:w="60" w:type="dxa"/>
+              <w:start w:w="60" w:type="dxa"/>
+              <w:bottom w:w="60" w:type="dxa"/>
+              <w:end w:w="60" w:type="dxa"/>
+            </w:tcMar>
+          </w:tcPr>
+          <w:p>
+            <w:pPr>
+              <w:spacing w:line="240" w:lineRule="auto" w:after="0"/>
+              <w:ind w:firstLine="0"/>
+            </w:pPr>
+            <w:r>
+              <w:rPr>
+                <w:rFonts w:ascii="Times New Roman" w:hAnsi="Times New Roman"/>
+                <w:sz w:val="13"/>
+              </w:rPr>
+              <w:t>1</w:t>
+            </w:r>
+          </w:p>
+        </w:tc>
+        <w:tc>
+          <w:tcPr>
+            <w:tcW w:type="dxa" w:w="2835"/>
+            <w:vAlign w:val="center"/>
+            <w:tcMar>
+              <w:top w:w="60" w:type="dxa"/>
+              <w:start w:w="60" w:type="dxa"/>
+              <w:bottom w:w="60" w:type="dxa"/>
+              <w:end w:w="60" w:type="dxa"/>
+            </w:tcMar>
+          </w:tcPr>
+          <w:p>
+            <w:pPr>
+              <w:spacing w:line="240" w:lineRule="auto" w:after="0"/>
+              <w:ind w:firstLine="0"/>
+            </w:pPr>
+            <w:r>
+              <w:rPr>
+                <w:rFonts w:ascii="Times New Roman" w:hAnsi="Times New Roman"/>
+                <w:sz w:val="13"/>
+              </w:rPr>
+              <w:t>Подготовить базовую структуру мобильного приложения и API</w:t>
+            </w:r>
+          </w:p>
+        </w:tc>
+        <w:tc>
+          <w:tcPr>
+            <w:tcW w:type="dxa" w:w="680"/>
+            <w:vAlign w:val="center"/>
+            <w:tcMar>
+              <w:top w:w="60" w:type="dxa"/>
+              <w:start w:w="60" w:type="dxa"/>
+              <w:bottom w:w="60" w:type="dxa"/>
+              <w:end w:w="60" w:type="dxa"/>
+            </w:tcMar>
+          </w:tcPr>
+          <w:p>
+            <w:pPr>
+              <w:spacing w:line="240" w:lineRule="auto" w:after="0"/>
+              <w:ind w:firstLine="0"/>
+            </w:pPr>
+            <w:r>
+              <w:rPr>
+                <w:rFonts w:ascii="Times New Roman" w:hAnsi="Times New Roman"/>
+                <w:sz w:val="13"/>
+              </w:rPr>
+              <w:t>3 дн.</w:t>
+            </w:r>
+          </w:p>
+        </w:tc>
+        <w:tc>
+          <w:tcPr>
+            <w:tcW w:type="dxa" w:w="850"/>
+            <w:vAlign w:val="center"/>
+            <w:tcMar>
+              <w:top w:w="60" w:type="dxa"/>
+              <w:start w:w="60" w:type="dxa"/>
+              <w:bottom w:w="60" w:type="dxa"/>
+              <w:end w:w="60" w:type="dxa"/>
+            </w:tcMar>
+          </w:tcPr>
+          <w:p>
+            <w:pPr>
+              <w:spacing w:line="240" w:lineRule="auto" w:after="0"/>
+              <w:ind w:firstLine="0"/>
+            </w:pPr>
+            <w:r>
+              <w:rPr>
+                <w:rFonts w:ascii="Times New Roman" w:hAnsi="Times New Roman"/>
+                <w:sz w:val="13"/>
+              </w:rPr>
+              <w:t>5</w:t>
+            </w:r>
+          </w:p>
+        </w:tc>
+        <w:tc>
+          <w:tcPr>
+            <w:tcW w:type="dxa" w:w="1701"/>
+            <w:vAlign w:val="center"/>
+            <w:tcMar>
+              <w:top w:w="60" w:type="dxa"/>
+              <w:start w:w="60" w:type="dxa"/>
+              <w:bottom w:w="60" w:type="dxa"/>
+              <w:end w:w="60" w:type="dxa"/>
+            </w:tcMar>
+          </w:tcPr>
+          <w:p>
+            <w:pPr>
+              <w:spacing w:line="240" w:lineRule="auto" w:after="0"/>
+              <w:ind w:firstLine="0"/>
+            </w:pPr>
+            <w:r>
+              <w:rPr>
+                <w:rFonts w:ascii="Times New Roman" w:hAnsi="Times New Roman"/>
+                <w:sz w:val="13"/>
+              </w:rPr>
+              <w:t>Р1, Р2, Р3</w:t>
+            </w:r>
+          </w:p>
+        </w:tc>
+        <w:tc>
+          <w:tcPr>
+            <w:tcW w:type="dxa" w:w="1701"/>
+            <w:vAlign w:val="center"/>
+            <w:tcMar>
+              <w:top w:w="60" w:type="dxa"/>
+              <w:start w:w="60" w:type="dxa"/>
+              <w:bottom w:w="60" w:type="dxa"/>
+              <w:end w:w="60" w:type="dxa"/>
+            </w:tcMar>
+          </w:tcPr>
+          <w:p>
+            <w:pPr>
+              <w:spacing w:line="240" w:lineRule="auto" w:after="0"/>
+              <w:ind w:firstLine="0"/>
+            </w:pPr>
+            <w:r>
+              <w:rPr>
+                <w:rFonts w:ascii="Times New Roman" w:hAnsi="Times New Roman"/>
+                <w:sz w:val="13"/>
+              </w:rPr>
+              <w:t>T04–T05; M1 после T01–T06</w:t>
+            </w:r>
+          </w:p>
+        </w:tc>
+      </w:tr>
+      <w:tr>
+        <w:tc>
+          <w:tcPr>
+            <w:tcW w:type="dxa" w:w="454"/>
+            <w:vAlign w:val="center"/>
+            <w:tcMar>
+              <w:top w:w="60" w:type="dxa"/>
+              <w:start w:w="60" w:type="dxa"/>
+              <w:bottom w:w="60" w:type="dxa"/>
+              <w:end w:w="60" w:type="dxa"/>
+            </w:tcMar>
+          </w:tcPr>
+          <w:p>
+            <w:pPr>
+              <w:spacing w:line="240" w:lineRule="auto" w:after="0"/>
+              <w:ind w:firstLine="0"/>
+            </w:pPr>
+            <w:r>
+              <w:rPr>
+                <w:rFonts w:ascii="Times New Roman" w:hAnsi="Times New Roman"/>
+                <w:sz w:val="13"/>
+              </w:rPr>
+              <w:t>T07</w:t>
+            </w:r>
+          </w:p>
+        </w:tc>
+        <w:tc>
+          <w:tcPr>
+            <w:tcW w:type="dxa" w:w="454"/>
+            <w:vAlign w:val="center"/>
+            <w:tcMar>
+              <w:top w:w="60" w:type="dxa"/>
+              <w:start w:w="60" w:type="dxa"/>
+              <w:bottom w:w="60" w:type="dxa"/>
+              <w:end w:w="60" w:type="dxa"/>
+            </w:tcMar>
+          </w:tcPr>
+          <w:p>
+            <w:pPr>
+              <w:spacing w:line="240" w:lineRule="auto" w:after="0"/>
+              <w:ind w:firstLine="0"/>
+            </w:pPr>
+            <w:r>
+              <w:rPr>
+                <w:rFonts w:ascii="Times New Roman" w:hAnsi="Times New Roman"/>
+                <w:sz w:val="13"/>
+              </w:rPr>
+              <w:t>2</w:t>
+            </w:r>
+          </w:p>
+        </w:tc>
+        <w:tc>
+          <w:tcPr>
+            <w:tcW w:type="dxa" w:w="2835"/>
+            <w:vAlign w:val="center"/>
+            <w:tcMar>
+              <w:top w:w="60" w:type="dxa"/>
+              <w:start w:w="60" w:type="dxa"/>
+              <w:bottom w:w="60" w:type="dxa"/>
+              <w:end w:w="60" w:type="dxa"/>
+            </w:tcMar>
+          </w:tcPr>
+          <w:p>
+            <w:pPr>
+              <w:spacing w:line="240" w:lineRule="auto" w:after="0"/>
+              <w:ind w:firstLine="0"/>
+            </w:pPr>
+            <w:r>
+              <w:rPr>
+                <w:rFonts w:ascii="Times New Roman" w:hAnsi="Times New Roman"/>
+                <w:sz w:val="13"/>
+              </w:rPr>
+              <w:t>Реализовать регистрацию и авторизацию</w:t>
+            </w:r>
+          </w:p>
+        </w:tc>
+        <w:tc>
+          <w:tcPr>
+            <w:tcW w:type="dxa" w:w="680"/>
+            <w:vAlign w:val="center"/>
+            <w:tcMar>
+              <w:top w:w="60" w:type="dxa"/>
+              <w:start w:w="60" w:type="dxa"/>
+              <w:bottom w:w="60" w:type="dxa"/>
+              <w:end w:w="60" w:type="dxa"/>
+            </w:tcMar>
+          </w:tcPr>
+          <w:p>
+            <w:pPr>
+              <w:spacing w:line="240" w:lineRule="auto" w:after="0"/>
+              <w:ind w:firstLine="0"/>
+            </w:pPr>
+            <w:r>
+              <w:rPr>
+                <w:rFonts w:ascii="Times New Roman" w:hAnsi="Times New Roman"/>
+                <w:sz w:val="13"/>
+              </w:rPr>
+              <w:t>4 дн.</w:t>
+            </w:r>
+          </w:p>
+        </w:tc>
+        <w:tc>
+          <w:tcPr>
+            <w:tcW w:type="dxa" w:w="850"/>
+            <w:vAlign w:val="center"/>
+            <w:tcMar>
+              <w:top w:w="60" w:type="dxa"/>
+              <w:start w:w="60" w:type="dxa"/>
+              <w:bottom w:w="60" w:type="dxa"/>
+              <w:end w:w="60" w:type="dxa"/>
+            </w:tcMar>
+          </w:tcPr>
+          <w:p>
+            <w:pPr>
+              <w:spacing w:line="240" w:lineRule="auto" w:after="0"/>
+              <w:ind w:firstLine="0"/>
+            </w:pPr>
+            <w:r>
+              <w:rPr>
+                <w:rFonts w:ascii="Times New Roman" w:hAnsi="Times New Roman"/>
+                <w:sz w:val="13"/>
+              </w:rPr>
+              <w:t>8</w:t>
+            </w:r>
+          </w:p>
+        </w:tc>
+        <w:tc>
+          <w:tcPr>
+            <w:tcW w:type="dxa" w:w="1701"/>
+            <w:vAlign w:val="center"/>
+            <w:tcMar>
+              <w:top w:w="60" w:type="dxa"/>
+              <w:start w:w="60" w:type="dxa"/>
+              <w:bottom w:w="60" w:type="dxa"/>
+              <w:end w:w="60" w:type="dxa"/>
+            </w:tcMar>
+          </w:tcPr>
+          <w:p>
+            <w:pPr>
+              <w:spacing w:line="240" w:lineRule="auto" w:after="0"/>
+              <w:ind w:firstLine="0"/>
+            </w:pPr>
+            <w:r>
+              <w:rPr>
+                <w:rFonts w:ascii="Times New Roman" w:hAnsi="Times New Roman"/>
+                <w:sz w:val="13"/>
+              </w:rPr>
+              <w:t>Р1, Р2</w:t>
+            </w:r>
+          </w:p>
+        </w:tc>
+        <w:tc>
+          <w:tcPr>
+            <w:tcW w:type="dxa" w:w="1701"/>
+            <w:vAlign w:val="center"/>
+            <w:tcMar>
+              <w:top w:w="60" w:type="dxa"/>
+              <w:start w:w="60" w:type="dxa"/>
+              <w:bottom w:w="60" w:type="dxa"/>
+              <w:end w:w="60" w:type="dxa"/>
+            </w:tcMar>
+          </w:tcPr>
+          <w:p>
+            <w:pPr>
+              <w:spacing w:line="240" w:lineRule="auto" w:after="0"/>
+              <w:ind w:firstLine="0"/>
+            </w:pPr>
+            <w:r>
+              <w:rPr>
+                <w:rFonts w:ascii="Times New Roman" w:hAnsi="Times New Roman"/>
+                <w:sz w:val="13"/>
+              </w:rPr>
+              <w:t>T06</w:t>
+            </w:r>
+          </w:p>
+        </w:tc>
+      </w:tr>
+      <w:tr>
+        <w:tc>
+          <w:tcPr>
+            <w:tcW w:type="dxa" w:w="454"/>
+            <w:vAlign w:val="center"/>
+            <w:tcMar>
+              <w:top w:w="60" w:type="dxa"/>
+              <w:start w:w="60" w:type="dxa"/>
+              <w:bottom w:w="60" w:type="dxa"/>
+              <w:end w:w="60" w:type="dxa"/>
+            </w:tcMar>
+          </w:tcPr>
+          <w:p>
+            <w:pPr>
+              <w:spacing w:line="240" w:lineRule="auto" w:after="0"/>
+              <w:ind w:firstLine="0"/>
+            </w:pPr>
+            <w:r>
+              <w:rPr>
+                <w:rFonts w:ascii="Times New Roman" w:hAnsi="Times New Roman"/>
+                <w:sz w:val="13"/>
+              </w:rPr>
+              <w:t>T08</w:t>
+            </w:r>
+          </w:p>
+        </w:tc>
+        <w:tc>
+          <w:tcPr>
+            <w:tcW w:type="dxa" w:w="454"/>
+            <w:vAlign w:val="center"/>
+            <w:tcMar>
+              <w:top w:w="60" w:type="dxa"/>
+              <w:start w:w="60" w:type="dxa"/>
+              <w:bottom w:w="60" w:type="dxa"/>
+              <w:end w:w="60" w:type="dxa"/>
+            </w:tcMar>
+          </w:tcPr>
+          <w:p>
+            <w:pPr>
+              <w:spacing w:line="240" w:lineRule="auto" w:after="0"/>
+              <w:ind w:firstLine="0"/>
+            </w:pPr>
+            <w:r>
+              <w:rPr>
+                <w:rFonts w:ascii="Times New Roman" w:hAnsi="Times New Roman"/>
+                <w:sz w:val="13"/>
+              </w:rPr>
+              <w:t>2</w:t>
+            </w:r>
+          </w:p>
+        </w:tc>
+        <w:tc>
+          <w:tcPr>
+            <w:tcW w:type="dxa" w:w="2835"/>
+            <w:vAlign w:val="center"/>
+            <w:tcMar>
+              <w:top w:w="60" w:type="dxa"/>
+              <w:start w:w="60" w:type="dxa"/>
+              <w:bottom w:w="60" w:type="dxa"/>
+              <w:end w:w="60" w:type="dxa"/>
+            </w:tcMar>
+          </w:tcPr>
+          <w:p>
+            <w:pPr>
+              <w:spacing w:line="240" w:lineRule="auto" w:after="0"/>
+              <w:ind w:firstLine="0"/>
+            </w:pPr>
+            <w:r>
+              <w:rPr>
+                <w:rFonts w:ascii="Times New Roman" w:hAnsi="Times New Roman"/>
+                <w:sz w:val="13"/>
+              </w:rPr>
+              <w:t>Реализовать каталог и карточки товаров</w:t>
+            </w:r>
+          </w:p>
+        </w:tc>
+        <w:tc>
+          <w:tcPr>
+            <w:tcW w:type="dxa" w:w="680"/>
+            <w:vAlign w:val="center"/>
+            <w:tcMar>
+              <w:top w:w="60" w:type="dxa"/>
+              <w:start w:w="60" w:type="dxa"/>
+              <w:bottom w:w="60" w:type="dxa"/>
+              <w:end w:w="60" w:type="dxa"/>
+            </w:tcMar>
+          </w:tcPr>
+          <w:p>
+            <w:pPr>
+              <w:spacing w:line="240" w:lineRule="auto" w:after="0"/>
+              <w:ind w:firstLine="0"/>
+            </w:pPr>
+            <w:r>
+              <w:rPr>
+                <w:rFonts w:ascii="Times New Roman" w:hAnsi="Times New Roman"/>
+                <w:sz w:val="13"/>
+              </w:rPr>
+              <w:t>4 дн.</w:t>
+            </w:r>
+          </w:p>
+        </w:tc>
+        <w:tc>
+          <w:tcPr>
+            <w:tcW w:type="dxa" w:w="850"/>
+            <w:vAlign w:val="center"/>
+            <w:tcMar>
+              <w:top w:w="60" w:type="dxa"/>
+              <w:start w:w="60" w:type="dxa"/>
+              <w:bottom w:w="60" w:type="dxa"/>
+              <w:end w:w="60" w:type="dxa"/>
+            </w:tcMar>
+          </w:tcPr>
+          <w:p>
+            <w:pPr>
+              <w:spacing w:line="240" w:lineRule="auto" w:after="0"/>
+              <w:ind w:firstLine="0"/>
+            </w:pPr>
+            <w:r>
+              <w:rPr>
+                <w:rFonts w:ascii="Times New Roman" w:hAnsi="Times New Roman"/>
+                <w:sz w:val="13"/>
+              </w:rPr>
+              <w:t>7</w:t>
+            </w:r>
+          </w:p>
+        </w:tc>
+        <w:tc>
+          <w:tcPr>
+            <w:tcW w:type="dxa" w:w="1701"/>
+            <w:vAlign w:val="center"/>
+            <w:tcMar>
+              <w:top w:w="60" w:type="dxa"/>
+              <w:start w:w="60" w:type="dxa"/>
+              <w:bottom w:w="60" w:type="dxa"/>
+              <w:end w:w="60" w:type="dxa"/>
+            </w:tcMar>
+          </w:tcPr>
+          <w:p>
+            <w:pPr>
+              <w:spacing w:line="240" w:lineRule="auto" w:after="0"/>
+              <w:ind w:firstLine="0"/>
+            </w:pPr>
+            <w:r>
+              <w:rPr>
+                <w:rFonts w:ascii="Times New Roman" w:hAnsi="Times New Roman"/>
+                <w:sz w:val="13"/>
+              </w:rPr>
+              <w:t>Р1, Р2, Р3</w:t>
+            </w:r>
+          </w:p>
+        </w:tc>
+        <w:tc>
+          <w:tcPr>
+            <w:tcW w:type="dxa" w:w="1701"/>
+            <w:vAlign w:val="center"/>
+            <w:tcMar>
+              <w:top w:w="60" w:type="dxa"/>
+              <w:start w:w="60" w:type="dxa"/>
+              <w:bottom w:w="60" w:type="dxa"/>
+              <w:end w:w="60" w:type="dxa"/>
+            </w:tcMar>
+          </w:tcPr>
+          <w:p>
+            <w:pPr>
+              <w:spacing w:line="240" w:lineRule="auto" w:after="0"/>
+              <w:ind w:firstLine="0"/>
+            </w:pPr>
+            <w:r>
+              <w:rPr>
+                <w:rFonts w:ascii="Times New Roman" w:hAnsi="Times New Roman"/>
+                <w:sz w:val="13"/>
+              </w:rPr>
+              <w:t>T06</w:t>
+            </w:r>
+          </w:p>
+        </w:tc>
+      </w:tr>
+      <w:tr>
+        <w:tc>
+          <w:tcPr>
+            <w:tcW w:type="dxa" w:w="454"/>
+            <w:vAlign w:val="center"/>
+            <w:tcMar>
+              <w:top w:w="60" w:type="dxa"/>
+              <w:start w:w="60" w:type="dxa"/>
+              <w:bottom w:w="60" w:type="dxa"/>
+              <w:end w:w="60" w:type="dxa"/>
+            </w:tcMar>
+          </w:tcPr>
+          <w:p>
+            <w:pPr>
+              <w:spacing w:line="240" w:lineRule="auto" w:after="0"/>
+              <w:ind w:firstLine="0"/>
+            </w:pPr>
+            <w:r>
+              <w:rPr>
+                <w:rFonts w:ascii="Times New Roman" w:hAnsi="Times New Roman"/>
+                <w:sz w:val="13"/>
+              </w:rPr>
+              <w:t>T09</w:t>
+            </w:r>
+          </w:p>
+        </w:tc>
+        <w:tc>
+          <w:tcPr>
+            <w:tcW w:type="dxa" w:w="454"/>
+            <w:vAlign w:val="center"/>
+            <w:tcMar>
+              <w:top w:w="60" w:type="dxa"/>
+              <w:start w:w="60" w:type="dxa"/>
+              <w:bottom w:w="60" w:type="dxa"/>
+              <w:end w:w="60" w:type="dxa"/>
+            </w:tcMar>
+          </w:tcPr>
+          <w:p>
+            <w:pPr>
+              <w:spacing w:line="240" w:lineRule="auto" w:after="0"/>
+              <w:ind w:firstLine="0"/>
+            </w:pPr>
+            <w:r>
+              <w:rPr>
+                <w:rFonts w:ascii="Times New Roman" w:hAnsi="Times New Roman"/>
+                <w:sz w:val="13"/>
+              </w:rPr>
+              <w:t>2</w:t>
+            </w:r>
+          </w:p>
+        </w:tc>
+        <w:tc>
+          <w:tcPr>
+            <w:tcW w:type="dxa" w:w="2835"/>
+            <w:vAlign w:val="center"/>
+            <w:tcMar>
+              <w:top w:w="60" w:type="dxa"/>
+              <w:start w:w="60" w:type="dxa"/>
+              <w:bottom w:w="60" w:type="dxa"/>
+              <w:end w:w="60" w:type="dxa"/>
+            </w:tcMar>
+          </w:tcPr>
+          <w:p>
+            <w:pPr>
+              <w:spacing w:line="240" w:lineRule="auto" w:after="0"/>
+              <w:ind w:firstLine="0"/>
+            </w:pPr>
+            <w:r>
+              <w:rPr>
+                <w:rFonts w:ascii="Times New Roman" w:hAnsi="Times New Roman"/>
+                <w:sz w:val="13"/>
+              </w:rPr>
+              <w:t>Подготовить тестовые данные и модульные тесты</w:t>
+            </w:r>
+          </w:p>
+        </w:tc>
+        <w:tc>
+          <w:tcPr>
+            <w:tcW w:type="dxa" w:w="680"/>
+            <w:vAlign w:val="center"/>
+            <w:tcMar>
+              <w:top w:w="60" w:type="dxa"/>
+              <w:start w:w="60" w:type="dxa"/>
+              <w:bottom w:w="60" w:type="dxa"/>
+              <w:end w:w="60" w:type="dxa"/>
+            </w:tcMar>
+          </w:tcPr>
+          <w:p>
+            <w:pPr>
+              <w:spacing w:line="240" w:lineRule="auto" w:after="0"/>
+              <w:ind w:firstLine="0"/>
+            </w:pPr>
+            <w:r>
+              <w:rPr>
+                <w:rFonts w:ascii="Times New Roman" w:hAnsi="Times New Roman"/>
+                <w:sz w:val="13"/>
+              </w:rPr>
+              <w:t>2 дн.</w:t>
+            </w:r>
+          </w:p>
+        </w:tc>
+        <w:tc>
+          <w:tcPr>
+            <w:tcW w:type="dxa" w:w="850"/>
+            <w:vAlign w:val="center"/>
+            <w:tcMar>
+              <w:top w:w="60" w:type="dxa"/>
+              <w:start w:w="60" w:type="dxa"/>
+              <w:bottom w:w="60" w:type="dxa"/>
+              <w:end w:w="60" w:type="dxa"/>
+            </w:tcMar>
+          </w:tcPr>
+          <w:p>
+            <w:pPr>
+              <w:spacing w:line="240" w:lineRule="auto" w:after="0"/>
+              <w:ind w:firstLine="0"/>
+            </w:pPr>
+            <w:r>
+              <w:rPr>
+                <w:rFonts w:ascii="Times New Roman" w:hAnsi="Times New Roman"/>
+                <w:sz w:val="13"/>
+              </w:rPr>
+              <w:t>3</w:t>
+            </w:r>
+          </w:p>
+        </w:tc>
+        <w:tc>
+          <w:tcPr>
+            <w:tcW w:type="dxa" w:w="1701"/>
+            <w:vAlign w:val="center"/>
+            <w:tcMar>
+              <w:top w:w="60" w:type="dxa"/>
+              <w:start w:w="60" w:type="dxa"/>
+              <w:bottom w:w="60" w:type="dxa"/>
+              <w:end w:w="60" w:type="dxa"/>
+            </w:tcMar>
+          </w:tcPr>
+          <w:p>
+            <w:pPr>
+              <w:spacing w:line="240" w:lineRule="auto" w:after="0"/>
+              <w:ind w:firstLine="0"/>
+            </w:pPr>
+            <w:r>
+              <w:rPr>
+                <w:rFonts w:ascii="Times New Roman" w:hAnsi="Times New Roman"/>
+                <w:sz w:val="13"/>
+              </w:rPr>
+              <w:t>Р1, Р3, QA</w:t>
+            </w:r>
+          </w:p>
+        </w:tc>
+        <w:tc>
+          <w:tcPr>
+            <w:tcW w:type="dxa" w:w="1701"/>
+            <w:vAlign w:val="center"/>
+            <w:tcMar>
+              <w:top w:w="60" w:type="dxa"/>
+              <w:start w:w="60" w:type="dxa"/>
+              <w:bottom w:w="60" w:type="dxa"/>
+              <w:end w:w="60" w:type="dxa"/>
+            </w:tcMar>
+          </w:tcPr>
+          <w:p>
+            <w:pPr>
+              <w:spacing w:line="240" w:lineRule="auto" w:after="0"/>
+              <w:ind w:firstLine="0"/>
+            </w:pPr>
+            <w:r>
+              <w:rPr>
+                <w:rFonts w:ascii="Times New Roman" w:hAnsi="Times New Roman"/>
+                <w:sz w:val="13"/>
+              </w:rPr>
+              <w:t>T06–T08, частично параллельно</w:t>
+            </w:r>
+          </w:p>
+        </w:tc>
+      </w:tr>
+      <w:tr>
+        <w:tc>
+          <w:tcPr>
+            <w:tcW w:type="dxa" w:w="454"/>
+            <w:vAlign w:val="center"/>
+            <w:tcMar>
+              <w:top w:w="60" w:type="dxa"/>
+              <w:start w:w="60" w:type="dxa"/>
+              <w:bottom w:w="60" w:type="dxa"/>
+              <w:end w:w="60" w:type="dxa"/>
+            </w:tcMar>
+          </w:tcPr>
+          <w:p>
+            <w:pPr>
+              <w:spacing w:line="240" w:lineRule="auto" w:after="0"/>
+              <w:ind w:firstLine="0"/>
+            </w:pPr>
+            <w:r>
+              <w:rPr>
+                <w:rFonts w:ascii="Times New Roman" w:hAnsi="Times New Roman"/>
+                <w:sz w:val="13"/>
+              </w:rPr>
+              <w:t>T10</w:t>
+            </w:r>
+          </w:p>
+        </w:tc>
+        <w:tc>
+          <w:tcPr>
+            <w:tcW w:type="dxa" w:w="454"/>
+            <w:vAlign w:val="center"/>
+            <w:tcMar>
+              <w:top w:w="60" w:type="dxa"/>
+              <w:start w:w="60" w:type="dxa"/>
+              <w:bottom w:w="60" w:type="dxa"/>
+              <w:end w:w="60" w:type="dxa"/>
+            </w:tcMar>
+          </w:tcPr>
+          <w:p>
+            <w:pPr>
+              <w:spacing w:line="240" w:lineRule="auto" w:after="0"/>
+              <w:ind w:firstLine="0"/>
+            </w:pPr>
+            <w:r>
+              <w:rPr>
+                <w:rFonts w:ascii="Times New Roman" w:hAnsi="Times New Roman"/>
+                <w:sz w:val="13"/>
+              </w:rPr>
+              <w:t>2</w:t>
+            </w:r>
+          </w:p>
+        </w:tc>
+        <w:tc>
+          <w:tcPr>
+            <w:tcW w:type="dxa" w:w="2835"/>
+            <w:vAlign w:val="center"/>
+            <w:tcMar>
+              <w:top w:w="60" w:type="dxa"/>
+              <w:start w:w="60" w:type="dxa"/>
+              <w:bottom w:w="60" w:type="dxa"/>
+              <w:end w:w="60" w:type="dxa"/>
+            </w:tcMar>
+          </w:tcPr>
+          <w:p>
+            <w:pPr>
+              <w:spacing w:line="240" w:lineRule="auto" w:after="0"/>
+              <w:ind w:firstLine="0"/>
+            </w:pPr>
+            <w:r>
+              <w:rPr>
+                <w:rFonts w:ascii="Times New Roman" w:hAnsi="Times New Roman"/>
+                <w:sz w:val="13"/>
+              </w:rPr>
+              <w:t>Собрать и продемонстрировать рабочий прототип</w:t>
+            </w:r>
+          </w:p>
+        </w:tc>
+        <w:tc>
+          <w:tcPr>
+            <w:tcW w:type="dxa" w:w="680"/>
+            <w:vAlign w:val="center"/>
+            <w:tcMar>
+              <w:top w:w="60" w:type="dxa"/>
+              <w:start w:w="60" w:type="dxa"/>
+              <w:bottom w:w="60" w:type="dxa"/>
+              <w:end w:w="60" w:type="dxa"/>
+            </w:tcMar>
+          </w:tcPr>
+          <w:p>
+            <w:pPr>
+              <w:spacing w:line="240" w:lineRule="auto" w:after="0"/>
+              <w:ind w:firstLine="0"/>
+            </w:pPr>
+            <w:r>
+              <w:rPr>
+                <w:rFonts w:ascii="Times New Roman" w:hAnsi="Times New Roman"/>
+                <w:sz w:val="13"/>
+              </w:rPr>
+              <w:t>1 дн.</w:t>
+            </w:r>
+          </w:p>
+        </w:tc>
+        <w:tc>
+          <w:tcPr>
+            <w:tcW w:type="dxa" w:w="850"/>
+            <w:vAlign w:val="center"/>
+            <w:tcMar>
+              <w:top w:w="60" w:type="dxa"/>
+              <w:start w:w="60" w:type="dxa"/>
+              <w:bottom w:w="60" w:type="dxa"/>
+              <w:end w:w="60" w:type="dxa"/>
+            </w:tcMar>
+          </w:tcPr>
+          <w:p>
+            <w:pPr>
+              <w:spacing w:line="240" w:lineRule="auto" w:after="0"/>
+              <w:ind w:firstLine="0"/>
+            </w:pPr>
+            <w:r>
+              <w:rPr>
+                <w:rFonts w:ascii="Times New Roman" w:hAnsi="Times New Roman"/>
+                <w:sz w:val="13"/>
+              </w:rPr>
+              <w:t>2</w:t>
+            </w:r>
+          </w:p>
+        </w:tc>
+        <w:tc>
+          <w:tcPr>
+            <w:tcW w:type="dxa" w:w="1701"/>
+            <w:vAlign w:val="center"/>
+            <w:tcMar>
+              <w:top w:w="60" w:type="dxa"/>
+              <w:start w:w="60" w:type="dxa"/>
+              <w:bottom w:w="60" w:type="dxa"/>
+              <w:end w:w="60" w:type="dxa"/>
+            </w:tcMar>
+          </w:tcPr>
+          <w:p>
+            <w:pPr>
+              <w:spacing w:line="240" w:lineRule="auto" w:after="0"/>
+              <w:ind w:firstLine="0"/>
+            </w:pPr>
+            <w:r>
+              <w:rPr>
+                <w:rFonts w:ascii="Times New Roman" w:hAnsi="Times New Roman"/>
+                <w:sz w:val="13"/>
+              </w:rPr>
+              <w:t>Р2, Р3; проверка РК</w:t>
+            </w:r>
+          </w:p>
+        </w:tc>
+        <w:tc>
+          <w:tcPr>
+            <w:tcW w:type="dxa" w:w="1701"/>
+            <w:vAlign w:val="center"/>
+            <w:tcMar>
+              <w:top w:w="60" w:type="dxa"/>
+              <w:start w:w="60" w:type="dxa"/>
+              <w:bottom w:w="60" w:type="dxa"/>
+              <w:end w:w="60" w:type="dxa"/>
+            </w:tcMar>
+          </w:tcPr>
+          <w:p>
+            <w:pPr>
+              <w:spacing w:line="240" w:lineRule="auto" w:after="0"/>
+              <w:ind w:firstLine="0"/>
+            </w:pPr>
+            <w:r>
+              <w:rPr>
+                <w:rFonts w:ascii="Times New Roman" w:hAnsi="Times New Roman"/>
+                <w:sz w:val="13"/>
+              </w:rPr>
+              <w:t>T07–T09; M2</w:t>
+            </w:r>
+          </w:p>
+        </w:tc>
+      </w:tr>
+      <w:tr>
+        <w:tc>
+          <w:tcPr>
+            <w:tcW w:type="dxa" w:w="454"/>
+            <w:vAlign w:val="center"/>
+            <w:tcMar>
+              <w:top w:w="60" w:type="dxa"/>
+              <w:start w:w="60" w:type="dxa"/>
+              <w:bottom w:w="60" w:type="dxa"/>
+              <w:end w:w="60" w:type="dxa"/>
+            </w:tcMar>
+          </w:tcPr>
+          <w:p>
+            <w:pPr>
+              <w:spacing w:line="240" w:lineRule="auto" w:after="0"/>
+              <w:ind w:firstLine="0"/>
+            </w:pPr>
+            <w:r>
+              <w:rPr>
+                <w:rFonts w:ascii="Times New Roman" w:hAnsi="Times New Roman"/>
+                <w:sz w:val="13"/>
+              </w:rPr>
+              <w:t>T11</w:t>
+            </w:r>
+          </w:p>
+        </w:tc>
+        <w:tc>
+          <w:tcPr>
+            <w:tcW w:type="dxa" w:w="454"/>
+            <w:vAlign w:val="center"/>
+            <w:tcMar>
+              <w:top w:w="60" w:type="dxa"/>
+              <w:start w:w="60" w:type="dxa"/>
+              <w:bottom w:w="60" w:type="dxa"/>
+              <w:end w:w="60" w:type="dxa"/>
+            </w:tcMar>
+          </w:tcPr>
+          <w:p>
+            <w:pPr>
+              <w:spacing w:line="240" w:lineRule="auto" w:after="0"/>
+              <w:ind w:firstLine="0"/>
+            </w:pPr>
+            <w:r>
+              <w:rPr>
+                <w:rFonts w:ascii="Times New Roman" w:hAnsi="Times New Roman"/>
+                <w:sz w:val="13"/>
+              </w:rPr>
+              <w:t>3</w:t>
+            </w:r>
+          </w:p>
+        </w:tc>
+        <w:tc>
+          <w:tcPr>
+            <w:tcW w:type="dxa" w:w="2835"/>
+            <w:vAlign w:val="center"/>
+            <w:tcMar>
+              <w:top w:w="60" w:type="dxa"/>
+              <w:start w:w="60" w:type="dxa"/>
+              <w:bottom w:w="60" w:type="dxa"/>
+              <w:end w:w="60" w:type="dxa"/>
+            </w:tcMar>
+          </w:tcPr>
+          <w:p>
+            <w:pPr>
+              <w:spacing w:line="240" w:lineRule="auto" w:after="0"/>
+              <w:ind w:firstLine="0"/>
+            </w:pPr>
+            <w:r>
+              <w:rPr>
+                <w:rFonts w:ascii="Times New Roman" w:hAnsi="Times New Roman"/>
+                <w:sz w:val="13"/>
+              </w:rPr>
+              <w:t>Реализовать поиск и фильтрацию товаров</w:t>
+            </w:r>
+          </w:p>
+        </w:tc>
+        <w:tc>
+          <w:tcPr>
+            <w:tcW w:type="dxa" w:w="680"/>
+            <w:vAlign w:val="center"/>
+            <w:tcMar>
+              <w:top w:w="60" w:type="dxa"/>
+              <w:start w:w="60" w:type="dxa"/>
+              <w:bottom w:w="60" w:type="dxa"/>
+              <w:end w:w="60" w:type="dxa"/>
+            </w:tcMar>
+          </w:tcPr>
+          <w:p>
+            <w:pPr>
+              <w:spacing w:line="240" w:lineRule="auto" w:after="0"/>
+              <w:ind w:firstLine="0"/>
+            </w:pPr>
+            <w:r>
+              <w:rPr>
+                <w:rFonts w:ascii="Times New Roman" w:hAnsi="Times New Roman"/>
+                <w:sz w:val="13"/>
+              </w:rPr>
+              <w:t>3 дн.</w:t>
+            </w:r>
+          </w:p>
+        </w:tc>
+        <w:tc>
+          <w:tcPr>
+            <w:tcW w:type="dxa" w:w="850"/>
+            <w:vAlign w:val="center"/>
+            <w:tcMar>
+              <w:top w:w="60" w:type="dxa"/>
+              <w:start w:w="60" w:type="dxa"/>
+              <w:bottom w:w="60" w:type="dxa"/>
+              <w:end w:w="60" w:type="dxa"/>
+            </w:tcMar>
+          </w:tcPr>
+          <w:p>
+            <w:pPr>
+              <w:spacing w:line="240" w:lineRule="auto" w:after="0"/>
+              <w:ind w:firstLine="0"/>
+            </w:pPr>
+            <w:r>
+              <w:rPr>
+                <w:rFonts w:ascii="Times New Roman" w:hAnsi="Times New Roman"/>
+                <w:sz w:val="13"/>
+              </w:rPr>
+              <w:t>5</w:t>
+            </w:r>
+          </w:p>
+        </w:tc>
+        <w:tc>
+          <w:tcPr>
+            <w:tcW w:type="dxa" w:w="1701"/>
+            <w:vAlign w:val="center"/>
+            <w:tcMar>
+              <w:top w:w="60" w:type="dxa"/>
+              <w:start w:w="60" w:type="dxa"/>
+              <w:bottom w:w="60" w:type="dxa"/>
+              <w:end w:w="60" w:type="dxa"/>
+            </w:tcMar>
+          </w:tcPr>
+          <w:p>
+            <w:pPr>
+              <w:spacing w:line="240" w:lineRule="auto" w:after="0"/>
+              <w:ind w:firstLine="0"/>
+            </w:pPr>
+            <w:r>
+              <w:rPr>
+                <w:rFonts w:ascii="Times New Roman" w:hAnsi="Times New Roman"/>
+                <w:sz w:val="13"/>
+              </w:rPr>
+              <w:t>Р1, Р2</w:t>
+            </w:r>
+          </w:p>
+        </w:tc>
+        <w:tc>
+          <w:tcPr>
+            <w:tcW w:type="dxa" w:w="1701"/>
+            <w:vAlign w:val="center"/>
+            <w:tcMar>
+              <w:top w:w="60" w:type="dxa"/>
+              <w:start w:w="60" w:type="dxa"/>
+              <w:bottom w:w="60" w:type="dxa"/>
+              <w:end w:w="60" w:type="dxa"/>
+            </w:tcMar>
+          </w:tcPr>
+          <w:p>
+            <w:pPr>
+              <w:spacing w:line="240" w:lineRule="auto" w:after="0"/>
+              <w:ind w:firstLine="0"/>
+            </w:pPr>
+            <w:r>
+              <w:rPr>
+                <w:rFonts w:ascii="Times New Roman" w:hAnsi="Times New Roman"/>
+                <w:sz w:val="13"/>
+              </w:rPr>
+              <w:t>T08</w:t>
+            </w:r>
+          </w:p>
+        </w:tc>
+      </w:tr>
+      <w:tr>
+        <w:tc>
+          <w:tcPr>
+            <w:tcW w:type="dxa" w:w="454"/>
+            <w:vAlign w:val="center"/>
+            <w:tcMar>
+              <w:top w:w="60" w:type="dxa"/>
+              <w:start w:w="60" w:type="dxa"/>
+              <w:bottom w:w="60" w:type="dxa"/>
+              <w:end w:w="60" w:type="dxa"/>
+            </w:tcMar>
+          </w:tcPr>
+          <w:p>
+            <w:pPr>
+              <w:spacing w:line="240" w:lineRule="auto" w:after="0"/>
+              <w:ind w:firstLine="0"/>
+            </w:pPr>
+            <w:r>
+              <w:rPr>
+                <w:rFonts w:ascii="Times New Roman" w:hAnsi="Times New Roman"/>
+                <w:sz w:val="13"/>
+              </w:rPr>
+              <w:t>T12</w:t>
+            </w:r>
+          </w:p>
+        </w:tc>
+        <w:tc>
+          <w:tcPr>
+            <w:tcW w:type="dxa" w:w="454"/>
+            <w:vAlign w:val="center"/>
+            <w:tcMar>
+              <w:top w:w="60" w:type="dxa"/>
+              <w:start w:w="60" w:type="dxa"/>
+              <w:bottom w:w="60" w:type="dxa"/>
+              <w:end w:w="60" w:type="dxa"/>
+            </w:tcMar>
+          </w:tcPr>
+          <w:p>
+            <w:pPr>
+              <w:spacing w:line="240" w:lineRule="auto" w:after="0"/>
+              <w:ind w:firstLine="0"/>
+            </w:pPr>
+            <w:r>
+              <w:rPr>
+                <w:rFonts w:ascii="Times New Roman" w:hAnsi="Times New Roman"/>
+                <w:sz w:val="13"/>
+              </w:rPr>
+              <w:t>3</w:t>
+            </w:r>
+          </w:p>
+        </w:tc>
+        <w:tc>
+          <w:tcPr>
+            <w:tcW w:type="dxa" w:w="2835"/>
+            <w:vAlign w:val="center"/>
+            <w:tcMar>
+              <w:top w:w="60" w:type="dxa"/>
+              <w:start w:w="60" w:type="dxa"/>
+              <w:bottom w:w="60" w:type="dxa"/>
+              <w:end w:w="60" w:type="dxa"/>
+            </w:tcMar>
+          </w:tcPr>
+          <w:p>
+            <w:pPr>
+              <w:spacing w:line="240" w:lineRule="auto" w:after="0"/>
+              <w:ind w:firstLine="0"/>
+            </w:pPr>
+            <w:r>
+              <w:rPr>
+                <w:rFonts w:ascii="Times New Roman" w:hAnsi="Times New Roman"/>
+                <w:sz w:val="13"/>
+              </w:rPr>
+              <w:t>Реализовать добавление, удаление и изменение количества в корзине</w:t>
+            </w:r>
+          </w:p>
+        </w:tc>
+        <w:tc>
+          <w:tcPr>
+            <w:tcW w:type="dxa" w:w="680"/>
+            <w:vAlign w:val="center"/>
+            <w:tcMar>
+              <w:top w:w="60" w:type="dxa"/>
+              <w:start w:w="60" w:type="dxa"/>
+              <w:bottom w:w="60" w:type="dxa"/>
+              <w:end w:w="60" w:type="dxa"/>
+            </w:tcMar>
+          </w:tcPr>
+          <w:p>
+            <w:pPr>
+              <w:spacing w:line="240" w:lineRule="auto" w:after="0"/>
+              <w:ind w:firstLine="0"/>
+            </w:pPr>
+            <w:r>
+              <w:rPr>
+                <w:rFonts w:ascii="Times New Roman" w:hAnsi="Times New Roman"/>
+                <w:sz w:val="13"/>
+              </w:rPr>
+              <w:t>4 дн.</w:t>
+            </w:r>
+          </w:p>
+        </w:tc>
+        <w:tc>
+          <w:tcPr>
+            <w:tcW w:type="dxa" w:w="850"/>
+            <w:vAlign w:val="center"/>
+            <w:tcMar>
+              <w:top w:w="60" w:type="dxa"/>
+              <w:start w:w="60" w:type="dxa"/>
+              <w:bottom w:w="60" w:type="dxa"/>
+              <w:end w:w="60" w:type="dxa"/>
+            </w:tcMar>
+          </w:tcPr>
+          <w:p>
+            <w:pPr>
+              <w:spacing w:line="240" w:lineRule="auto" w:after="0"/>
+              <w:ind w:firstLine="0"/>
+            </w:pPr>
+            <w:r>
+              <w:rPr>
+                <w:rFonts w:ascii="Times New Roman" w:hAnsi="Times New Roman"/>
+                <w:sz w:val="13"/>
+              </w:rPr>
+              <w:t>7</w:t>
+            </w:r>
+          </w:p>
+        </w:tc>
+        <w:tc>
+          <w:tcPr>
+            <w:tcW w:type="dxa" w:w="1701"/>
+            <w:vAlign w:val="center"/>
+            <w:tcMar>
+              <w:top w:w="60" w:type="dxa"/>
+              <w:start w:w="60" w:type="dxa"/>
+              <w:bottom w:w="60" w:type="dxa"/>
+              <w:end w:w="60" w:type="dxa"/>
+            </w:tcMar>
+          </w:tcPr>
+          <w:p>
+            <w:pPr>
+              <w:spacing w:line="240" w:lineRule="auto" w:after="0"/>
+              <w:ind w:firstLine="0"/>
+            </w:pPr>
+            <w:r>
+              <w:rPr>
+                <w:rFonts w:ascii="Times New Roman" w:hAnsi="Times New Roman"/>
+                <w:sz w:val="13"/>
+              </w:rPr>
+              <w:t>Р1, Р2, Р3</w:t>
+            </w:r>
+          </w:p>
+        </w:tc>
+        <w:tc>
+          <w:tcPr>
+            <w:tcW w:type="dxa" w:w="1701"/>
+            <w:vAlign w:val="center"/>
+            <w:tcMar>
+              <w:top w:w="60" w:type="dxa"/>
+              <w:start w:w="60" w:type="dxa"/>
+              <w:bottom w:w="60" w:type="dxa"/>
+              <w:end w:w="60" w:type="dxa"/>
+            </w:tcMar>
+          </w:tcPr>
+          <w:p>
+            <w:pPr>
+              <w:spacing w:line="240" w:lineRule="auto" w:after="0"/>
+              <w:ind w:firstLine="0"/>
+            </w:pPr>
+            <w:r>
+              <w:rPr>
+                <w:rFonts w:ascii="Times New Roman" w:hAnsi="Times New Roman"/>
+                <w:sz w:val="13"/>
+              </w:rPr>
+              <w:t>T08</w:t>
+            </w:r>
+          </w:p>
+        </w:tc>
+      </w:tr>
+      <w:tr>
+        <w:tc>
+          <w:tcPr>
+            <w:tcW w:type="dxa" w:w="454"/>
+            <w:vAlign w:val="center"/>
+            <w:tcMar>
+              <w:top w:w="60" w:type="dxa"/>
+              <w:start w:w="60" w:type="dxa"/>
+              <w:bottom w:w="60" w:type="dxa"/>
+              <w:end w:w="60" w:type="dxa"/>
+            </w:tcMar>
+          </w:tcPr>
+          <w:p>
+            <w:pPr>
+              <w:spacing w:line="240" w:lineRule="auto" w:after="0"/>
+              <w:ind w:firstLine="0"/>
+            </w:pPr>
+            <w:r>
+              <w:rPr>
+                <w:rFonts w:ascii="Times New Roman" w:hAnsi="Times New Roman"/>
+                <w:sz w:val="13"/>
+              </w:rPr>
+              <w:t>T13</w:t>
+            </w:r>
+          </w:p>
+        </w:tc>
+        <w:tc>
+          <w:tcPr>
+            <w:tcW w:type="dxa" w:w="454"/>
+            <w:vAlign w:val="center"/>
+            <w:tcMar>
+              <w:top w:w="60" w:type="dxa"/>
+              <w:start w:w="60" w:type="dxa"/>
+              <w:bottom w:w="60" w:type="dxa"/>
+              <w:end w:w="60" w:type="dxa"/>
+            </w:tcMar>
+          </w:tcPr>
+          <w:p>
+            <w:pPr>
+              <w:spacing w:line="240" w:lineRule="auto" w:after="0"/>
+              <w:ind w:firstLine="0"/>
+            </w:pPr>
+            <w:r>
+              <w:rPr>
+                <w:rFonts w:ascii="Times New Roman" w:hAnsi="Times New Roman"/>
+                <w:sz w:val="13"/>
+              </w:rPr>
+              <w:t>3</w:t>
+            </w:r>
+          </w:p>
+        </w:tc>
+        <w:tc>
+          <w:tcPr>
+            <w:tcW w:type="dxa" w:w="2835"/>
+            <w:vAlign w:val="center"/>
+            <w:tcMar>
+              <w:top w:w="60" w:type="dxa"/>
+              <w:start w:w="60" w:type="dxa"/>
+              <w:bottom w:w="60" w:type="dxa"/>
+              <w:end w:w="60" w:type="dxa"/>
+            </w:tcMar>
+          </w:tcPr>
+          <w:p>
+            <w:pPr>
+              <w:spacing w:line="240" w:lineRule="auto" w:after="0"/>
+              <w:ind w:firstLine="0"/>
+            </w:pPr>
+            <w:r>
+              <w:rPr>
+                <w:rFonts w:ascii="Times New Roman" w:hAnsi="Times New Roman"/>
+                <w:sz w:val="13"/>
+              </w:rPr>
+              <w:t>Подготовить и выполнить тесты каталога, поиска и корзины</w:t>
+            </w:r>
+          </w:p>
+        </w:tc>
+        <w:tc>
+          <w:tcPr>
+            <w:tcW w:type="dxa" w:w="680"/>
+            <w:vAlign w:val="center"/>
+            <w:tcMar>
+              <w:top w:w="60" w:type="dxa"/>
+              <w:start w:w="60" w:type="dxa"/>
+              <w:bottom w:w="60" w:type="dxa"/>
+              <w:end w:w="60" w:type="dxa"/>
+            </w:tcMar>
+          </w:tcPr>
+          <w:p>
+            <w:pPr>
+              <w:spacing w:line="240" w:lineRule="auto" w:after="0"/>
+              <w:ind w:firstLine="0"/>
+            </w:pPr>
+            <w:r>
+              <w:rPr>
+                <w:rFonts w:ascii="Times New Roman" w:hAnsi="Times New Roman"/>
+                <w:sz w:val="13"/>
+              </w:rPr>
+              <w:t>3 дн.</w:t>
+            </w:r>
+          </w:p>
+        </w:tc>
+        <w:tc>
+          <w:tcPr>
+            <w:tcW w:type="dxa" w:w="850"/>
+            <w:vAlign w:val="center"/>
+            <w:tcMar>
+              <w:top w:w="60" w:type="dxa"/>
+              <w:start w:w="60" w:type="dxa"/>
+              <w:bottom w:w="60" w:type="dxa"/>
+              <w:end w:w="60" w:type="dxa"/>
+            </w:tcMar>
+          </w:tcPr>
+          <w:p>
+            <w:pPr>
+              <w:spacing w:line="240" w:lineRule="auto" w:after="0"/>
+              <w:ind w:firstLine="0"/>
+            </w:pPr>
+            <w:r>
+              <w:rPr>
+                <w:rFonts w:ascii="Times New Roman" w:hAnsi="Times New Roman"/>
+                <w:sz w:val="13"/>
+              </w:rPr>
+              <w:t>4</w:t>
+            </w:r>
+          </w:p>
+        </w:tc>
+        <w:tc>
+          <w:tcPr>
+            <w:tcW w:type="dxa" w:w="1701"/>
+            <w:vAlign w:val="center"/>
+            <w:tcMar>
+              <w:top w:w="60" w:type="dxa"/>
+              <w:start w:w="60" w:type="dxa"/>
+              <w:bottom w:w="60" w:type="dxa"/>
+              <w:end w:w="60" w:type="dxa"/>
+            </w:tcMar>
+          </w:tcPr>
+          <w:p>
+            <w:pPr>
+              <w:spacing w:line="240" w:lineRule="auto" w:after="0"/>
+              <w:ind w:firstLine="0"/>
+            </w:pPr>
+            <w:r>
+              <w:rPr>
+                <w:rFonts w:ascii="Times New Roman" w:hAnsi="Times New Roman"/>
+                <w:sz w:val="13"/>
+              </w:rPr>
+              <w:t>QA, Р1, Р3</w:t>
+            </w:r>
+          </w:p>
+        </w:tc>
+        <w:tc>
+          <w:tcPr>
+            <w:tcW w:type="dxa" w:w="1701"/>
+            <w:vAlign w:val="center"/>
+            <w:tcMar>
+              <w:top w:w="60" w:type="dxa"/>
+              <w:start w:w="60" w:type="dxa"/>
+              <w:bottom w:w="60" w:type="dxa"/>
+              <w:end w:w="60" w:type="dxa"/>
+            </w:tcMar>
+          </w:tcPr>
+          <w:p>
+            <w:pPr>
+              <w:spacing w:line="240" w:lineRule="auto" w:after="0"/>
+              <w:ind w:firstLine="0"/>
+            </w:pPr>
+            <w:r>
+              <w:rPr>
+                <w:rFonts w:ascii="Times New Roman" w:hAnsi="Times New Roman"/>
+                <w:sz w:val="13"/>
+              </w:rPr>
+              <w:t>T11–T12; тесты частично параллельно</w:t>
+            </w:r>
+          </w:p>
+        </w:tc>
+      </w:tr>
+      <w:tr>
+        <w:tc>
+          <w:tcPr>
+            <w:tcW w:type="dxa" w:w="454"/>
+            <w:vAlign w:val="center"/>
+            <w:tcMar>
+              <w:top w:w="60" w:type="dxa"/>
+              <w:start w:w="60" w:type="dxa"/>
+              <w:bottom w:w="60" w:type="dxa"/>
+              <w:end w:w="60" w:type="dxa"/>
+            </w:tcMar>
+          </w:tcPr>
+          <w:p>
+            <w:pPr>
+              <w:spacing w:line="240" w:lineRule="auto" w:after="0"/>
+              <w:ind w:firstLine="0"/>
+            </w:pPr>
+            <w:r>
+              <w:rPr>
+                <w:rFonts w:ascii="Times New Roman" w:hAnsi="Times New Roman"/>
+                <w:sz w:val="13"/>
+              </w:rPr>
+              <w:t>T14</w:t>
+            </w:r>
+          </w:p>
+        </w:tc>
+        <w:tc>
+          <w:tcPr>
+            <w:tcW w:type="dxa" w:w="454"/>
+            <w:vAlign w:val="center"/>
+            <w:tcMar>
+              <w:top w:w="60" w:type="dxa"/>
+              <w:start w:w="60" w:type="dxa"/>
+              <w:bottom w:w="60" w:type="dxa"/>
+              <w:end w:w="60" w:type="dxa"/>
+            </w:tcMar>
+          </w:tcPr>
+          <w:p>
+            <w:pPr>
+              <w:spacing w:line="240" w:lineRule="auto" w:after="0"/>
+              <w:ind w:firstLine="0"/>
+            </w:pPr>
+            <w:r>
+              <w:rPr>
+                <w:rFonts w:ascii="Times New Roman" w:hAnsi="Times New Roman"/>
+                <w:sz w:val="13"/>
+              </w:rPr>
+              <w:t>3</w:t>
+            </w:r>
+          </w:p>
+        </w:tc>
+        <w:tc>
+          <w:tcPr>
+            <w:tcW w:type="dxa" w:w="2835"/>
+            <w:vAlign w:val="center"/>
+            <w:tcMar>
+              <w:top w:w="60" w:type="dxa"/>
+              <w:start w:w="60" w:type="dxa"/>
+              <w:bottom w:w="60" w:type="dxa"/>
+              <w:end w:w="60" w:type="dxa"/>
+            </w:tcMar>
+          </w:tcPr>
+          <w:p>
+            <w:pPr>
+              <w:spacing w:line="240" w:lineRule="auto" w:after="0"/>
+              <w:ind w:firstLine="0"/>
+            </w:pPr>
+            <w:r>
+              <w:rPr>
+                <w:rFonts w:ascii="Times New Roman" w:hAnsi="Times New Roman"/>
+                <w:sz w:val="13"/>
+              </w:rPr>
+              <w:t>Проверить основные сценарии и обновить бэклог</w:t>
+            </w:r>
+          </w:p>
+        </w:tc>
+        <w:tc>
+          <w:tcPr>
+            <w:tcW w:type="dxa" w:w="680"/>
+            <w:vAlign w:val="center"/>
+            <w:tcMar>
+              <w:top w:w="60" w:type="dxa"/>
+              <w:start w:w="60" w:type="dxa"/>
+              <w:bottom w:w="60" w:type="dxa"/>
+              <w:end w:w="60" w:type="dxa"/>
+            </w:tcMar>
+          </w:tcPr>
+          <w:p>
+            <w:pPr>
+              <w:spacing w:line="240" w:lineRule="auto" w:after="0"/>
+              <w:ind w:firstLine="0"/>
+            </w:pPr>
+            <w:r>
+              <w:rPr>
+                <w:rFonts w:ascii="Times New Roman" w:hAnsi="Times New Roman"/>
+                <w:sz w:val="13"/>
+              </w:rPr>
+              <w:t>1 дн.</w:t>
+            </w:r>
+          </w:p>
+        </w:tc>
+        <w:tc>
+          <w:tcPr>
+            <w:tcW w:type="dxa" w:w="850"/>
+            <w:vAlign w:val="center"/>
+            <w:tcMar>
+              <w:top w:w="60" w:type="dxa"/>
+              <w:start w:w="60" w:type="dxa"/>
+              <w:bottom w:w="60" w:type="dxa"/>
+              <w:end w:w="60" w:type="dxa"/>
+            </w:tcMar>
+          </w:tcPr>
+          <w:p>
+            <w:pPr>
+              <w:spacing w:line="240" w:lineRule="auto" w:after="0"/>
+              <w:ind w:firstLine="0"/>
+            </w:pPr>
+            <w:r>
+              <w:rPr>
+                <w:rFonts w:ascii="Times New Roman" w:hAnsi="Times New Roman"/>
+                <w:sz w:val="13"/>
+              </w:rPr>
+              <w:t>2</w:t>
+            </w:r>
+          </w:p>
+        </w:tc>
+        <w:tc>
+          <w:tcPr>
+            <w:tcW w:type="dxa" w:w="1701"/>
+            <w:vAlign w:val="center"/>
+            <w:tcMar>
+              <w:top w:w="60" w:type="dxa"/>
+              <w:start w:w="60" w:type="dxa"/>
+              <w:bottom w:w="60" w:type="dxa"/>
+              <w:end w:w="60" w:type="dxa"/>
+            </w:tcMar>
+          </w:tcPr>
+          <w:p>
+            <w:pPr>
+              <w:spacing w:line="240" w:lineRule="auto" w:after="0"/>
+              <w:ind w:firstLine="0"/>
+            </w:pPr>
+            <w:r>
+              <w:rPr>
+                <w:rFonts w:ascii="Times New Roman" w:hAnsi="Times New Roman"/>
+                <w:sz w:val="13"/>
+              </w:rPr>
+              <w:t>РК, команда, ЗК</w:t>
+            </w:r>
+          </w:p>
+        </w:tc>
+        <w:tc>
+          <w:tcPr>
+            <w:tcW w:type="dxa" w:w="1701"/>
+            <w:vAlign w:val="center"/>
+            <w:tcMar>
+              <w:top w:w="60" w:type="dxa"/>
+              <w:start w:w="60" w:type="dxa"/>
+              <w:bottom w:w="60" w:type="dxa"/>
+              <w:end w:w="60" w:type="dxa"/>
+            </w:tcMar>
+          </w:tcPr>
+          <w:p>
+            <w:pPr>
+              <w:spacing w:line="240" w:lineRule="auto" w:after="0"/>
+              <w:ind w:firstLine="0"/>
+            </w:pPr>
+            <w:r>
+              <w:rPr>
+                <w:rFonts w:ascii="Times New Roman" w:hAnsi="Times New Roman"/>
+                <w:sz w:val="13"/>
+              </w:rPr>
+              <w:t>T11–T13; M3</w:t>
+            </w:r>
+          </w:p>
+        </w:tc>
+      </w:tr>
+      <w:tr>
+        <w:tc>
+          <w:tcPr>
+            <w:tcW w:type="dxa" w:w="454"/>
+            <w:vAlign w:val="center"/>
+            <w:tcMar>
+              <w:top w:w="60" w:type="dxa"/>
+              <w:start w:w="60" w:type="dxa"/>
+              <w:bottom w:w="60" w:type="dxa"/>
+              <w:end w:w="60" w:type="dxa"/>
+            </w:tcMar>
+          </w:tcPr>
+          <w:p>
+            <w:pPr>
+              <w:spacing w:line="240" w:lineRule="auto" w:after="0"/>
+              <w:ind w:firstLine="0"/>
+            </w:pPr>
+            <w:r>
+              <w:rPr>
+                <w:rFonts w:ascii="Times New Roman" w:hAnsi="Times New Roman"/>
+                <w:sz w:val="13"/>
+              </w:rPr>
+              <w:t>T15</w:t>
+            </w:r>
+          </w:p>
+        </w:tc>
+        <w:tc>
+          <w:tcPr>
+            <w:tcW w:type="dxa" w:w="454"/>
+            <w:vAlign w:val="center"/>
+            <w:tcMar>
+              <w:top w:w="60" w:type="dxa"/>
+              <w:start w:w="60" w:type="dxa"/>
+              <w:bottom w:w="60" w:type="dxa"/>
+              <w:end w:w="60" w:type="dxa"/>
+            </w:tcMar>
+          </w:tcPr>
+          <w:p>
+            <w:pPr>
+              <w:spacing w:line="240" w:lineRule="auto" w:after="0"/>
+              <w:ind w:firstLine="0"/>
+            </w:pPr>
+            <w:r>
+              <w:rPr>
+                <w:rFonts w:ascii="Times New Roman" w:hAnsi="Times New Roman"/>
+                <w:sz w:val="13"/>
+              </w:rPr>
+              <w:t>4</w:t>
+            </w:r>
+          </w:p>
+        </w:tc>
+        <w:tc>
+          <w:tcPr>
+            <w:tcW w:type="dxa" w:w="2835"/>
+            <w:vAlign w:val="center"/>
+            <w:tcMar>
+              <w:top w:w="60" w:type="dxa"/>
+              <w:start w:w="60" w:type="dxa"/>
+              <w:bottom w:w="60" w:type="dxa"/>
+              <w:end w:w="60" w:type="dxa"/>
+            </w:tcMar>
+          </w:tcPr>
+          <w:p>
+            <w:pPr>
+              <w:spacing w:line="240" w:lineRule="auto" w:after="0"/>
+              <w:ind w:firstLine="0"/>
+            </w:pPr>
+            <w:r>
+              <w:rPr>
+                <w:rFonts w:ascii="Times New Roman" w:hAnsi="Times New Roman"/>
+                <w:sz w:val="13"/>
+              </w:rPr>
+              <w:t>Реализовать оформление заказа и проверку обязательных данных</w:t>
+            </w:r>
+          </w:p>
+        </w:tc>
+        <w:tc>
+          <w:tcPr>
+            <w:tcW w:type="dxa" w:w="680"/>
+            <w:vAlign w:val="center"/>
+            <w:tcMar>
+              <w:top w:w="60" w:type="dxa"/>
+              <w:start w:w="60" w:type="dxa"/>
+              <w:bottom w:w="60" w:type="dxa"/>
+              <w:end w:w="60" w:type="dxa"/>
+            </w:tcMar>
+          </w:tcPr>
+          <w:p>
+            <w:pPr>
+              <w:spacing w:line="240" w:lineRule="auto" w:after="0"/>
+              <w:ind w:firstLine="0"/>
+            </w:pPr>
+            <w:r>
+              <w:rPr>
+                <w:rFonts w:ascii="Times New Roman" w:hAnsi="Times New Roman"/>
+                <w:sz w:val="13"/>
+              </w:rPr>
+              <w:t>4 дн.</w:t>
+            </w:r>
+          </w:p>
+        </w:tc>
+        <w:tc>
+          <w:tcPr>
+            <w:tcW w:type="dxa" w:w="850"/>
+            <w:vAlign w:val="center"/>
+            <w:tcMar>
+              <w:top w:w="60" w:type="dxa"/>
+              <w:start w:w="60" w:type="dxa"/>
+              <w:bottom w:w="60" w:type="dxa"/>
+              <w:end w:w="60" w:type="dxa"/>
+            </w:tcMar>
+          </w:tcPr>
+          <w:p>
+            <w:pPr>
+              <w:spacing w:line="240" w:lineRule="auto" w:after="0"/>
+              <w:ind w:firstLine="0"/>
+            </w:pPr>
+            <w:r>
+              <w:rPr>
+                <w:rFonts w:ascii="Times New Roman" w:hAnsi="Times New Roman"/>
+                <w:sz w:val="13"/>
+              </w:rPr>
+              <w:t>8</w:t>
+            </w:r>
+          </w:p>
+        </w:tc>
+        <w:tc>
+          <w:tcPr>
+            <w:tcW w:type="dxa" w:w="1701"/>
+            <w:vAlign w:val="center"/>
+            <w:tcMar>
+              <w:top w:w="60" w:type="dxa"/>
+              <w:start w:w="60" w:type="dxa"/>
+              <w:bottom w:w="60" w:type="dxa"/>
+              <w:end w:w="60" w:type="dxa"/>
+            </w:tcMar>
+          </w:tcPr>
+          <w:p>
+            <w:pPr>
+              <w:spacing w:line="240" w:lineRule="auto" w:after="0"/>
+              <w:ind w:firstLine="0"/>
+            </w:pPr>
+            <w:r>
+              <w:rPr>
+                <w:rFonts w:ascii="Times New Roman" w:hAnsi="Times New Roman"/>
+                <w:sz w:val="13"/>
+              </w:rPr>
+              <w:t>Р1, Р2, Р3</w:t>
+            </w:r>
+          </w:p>
+        </w:tc>
+        <w:tc>
+          <w:tcPr>
+            <w:tcW w:type="dxa" w:w="1701"/>
+            <w:vAlign w:val="center"/>
+            <w:tcMar>
+              <w:top w:w="60" w:type="dxa"/>
+              <w:start w:w="60" w:type="dxa"/>
+              <w:bottom w:w="60" w:type="dxa"/>
+              <w:end w:w="60" w:type="dxa"/>
+            </w:tcMar>
+          </w:tcPr>
+          <w:p>
+            <w:pPr>
+              <w:spacing w:line="240" w:lineRule="auto" w:after="0"/>
+              <w:ind w:firstLine="0"/>
+            </w:pPr>
+            <w:r>
+              <w:rPr>
+                <w:rFonts w:ascii="Times New Roman" w:hAnsi="Times New Roman"/>
+                <w:sz w:val="13"/>
+              </w:rPr>
+              <w:t>T12</w:t>
+            </w:r>
+          </w:p>
+        </w:tc>
+      </w:tr>
+      <w:tr>
+        <w:tc>
+          <w:tcPr>
+            <w:tcW w:type="dxa" w:w="454"/>
+            <w:vAlign w:val="center"/>
+            <w:tcMar>
+              <w:top w:w="60" w:type="dxa"/>
+              <w:start w:w="60" w:type="dxa"/>
+              <w:bottom w:w="60" w:type="dxa"/>
+              <w:end w:w="60" w:type="dxa"/>
+            </w:tcMar>
+          </w:tcPr>
+          <w:p>
+            <w:pPr>
+              <w:spacing w:line="240" w:lineRule="auto" w:after="0"/>
+              <w:ind w:firstLine="0"/>
+            </w:pPr>
+            <w:r>
+              <w:rPr>
+                <w:rFonts w:ascii="Times New Roman" w:hAnsi="Times New Roman"/>
+                <w:sz w:val="13"/>
+              </w:rPr>
+              <w:t>T16</w:t>
+            </w:r>
+          </w:p>
+        </w:tc>
+        <w:tc>
+          <w:tcPr>
+            <w:tcW w:type="dxa" w:w="454"/>
+            <w:vAlign w:val="center"/>
+            <w:tcMar>
+              <w:top w:w="60" w:type="dxa"/>
+              <w:start w:w="60" w:type="dxa"/>
+              <w:bottom w:w="60" w:type="dxa"/>
+              <w:end w:w="60" w:type="dxa"/>
+            </w:tcMar>
+          </w:tcPr>
+          <w:p>
+            <w:pPr>
+              <w:spacing w:line="240" w:lineRule="auto" w:after="0"/>
+              <w:ind w:firstLine="0"/>
+            </w:pPr>
+            <w:r>
+              <w:rPr>
+                <w:rFonts w:ascii="Times New Roman" w:hAnsi="Times New Roman"/>
+                <w:sz w:val="13"/>
+              </w:rPr>
+              <w:t>4</w:t>
+            </w:r>
+          </w:p>
+        </w:tc>
+        <w:tc>
+          <w:tcPr>
+            <w:tcW w:type="dxa" w:w="2835"/>
+            <w:vAlign w:val="center"/>
+            <w:tcMar>
+              <w:top w:w="60" w:type="dxa"/>
+              <w:start w:w="60" w:type="dxa"/>
+              <w:bottom w:w="60" w:type="dxa"/>
+              <w:end w:w="60" w:type="dxa"/>
+            </w:tcMar>
+          </w:tcPr>
+          <w:p>
+            <w:pPr>
+              <w:spacing w:line="240" w:lineRule="auto" w:after="0"/>
+              <w:ind w:firstLine="0"/>
+            </w:pPr>
+            <w:r>
+              <w:rPr>
+                <w:rFonts w:ascii="Times New Roman" w:hAnsi="Times New Roman"/>
+                <w:sz w:val="13"/>
+              </w:rPr>
+              <w:t>Реализовать уведомления о статусе заказа</w:t>
+            </w:r>
+          </w:p>
+        </w:tc>
+        <w:tc>
+          <w:tcPr>
+            <w:tcW w:type="dxa" w:w="680"/>
+            <w:vAlign w:val="center"/>
+            <w:tcMar>
+              <w:top w:w="60" w:type="dxa"/>
+              <w:start w:w="60" w:type="dxa"/>
+              <w:bottom w:w="60" w:type="dxa"/>
+              <w:end w:w="60" w:type="dxa"/>
+            </w:tcMar>
+          </w:tcPr>
+          <w:p>
+            <w:pPr>
+              <w:spacing w:line="240" w:lineRule="auto" w:after="0"/>
+              <w:ind w:firstLine="0"/>
+            </w:pPr>
+            <w:r>
+              <w:rPr>
+                <w:rFonts w:ascii="Times New Roman" w:hAnsi="Times New Roman"/>
+                <w:sz w:val="13"/>
+              </w:rPr>
+              <w:t>3 дн.</w:t>
+            </w:r>
+          </w:p>
+        </w:tc>
+        <w:tc>
+          <w:tcPr>
+            <w:tcW w:type="dxa" w:w="850"/>
+            <w:vAlign w:val="center"/>
+            <w:tcMar>
+              <w:top w:w="60" w:type="dxa"/>
+              <w:start w:w="60" w:type="dxa"/>
+              <w:bottom w:w="60" w:type="dxa"/>
+              <w:end w:w="60" w:type="dxa"/>
+            </w:tcMar>
+          </w:tcPr>
+          <w:p>
+            <w:pPr>
+              <w:spacing w:line="240" w:lineRule="auto" w:after="0"/>
+              <w:ind w:firstLine="0"/>
+            </w:pPr>
+            <w:r>
+              <w:rPr>
+                <w:rFonts w:ascii="Times New Roman" w:hAnsi="Times New Roman"/>
+                <w:sz w:val="13"/>
+              </w:rPr>
+              <w:t>5</w:t>
+            </w:r>
+          </w:p>
+        </w:tc>
+        <w:tc>
+          <w:tcPr>
+            <w:tcW w:type="dxa" w:w="1701"/>
+            <w:vAlign w:val="center"/>
+            <w:tcMar>
+              <w:top w:w="60" w:type="dxa"/>
+              <w:start w:w="60" w:type="dxa"/>
+              <w:bottom w:w="60" w:type="dxa"/>
+              <w:end w:w="60" w:type="dxa"/>
+            </w:tcMar>
+          </w:tcPr>
+          <w:p>
+            <w:pPr>
+              <w:spacing w:line="240" w:lineRule="auto" w:after="0"/>
+              <w:ind w:firstLine="0"/>
+            </w:pPr>
+            <w:r>
+              <w:rPr>
+                <w:rFonts w:ascii="Times New Roman" w:hAnsi="Times New Roman"/>
+                <w:sz w:val="13"/>
+              </w:rPr>
+              <w:t>Р1, Р3</w:t>
+            </w:r>
+          </w:p>
+        </w:tc>
+        <w:tc>
+          <w:tcPr>
+            <w:tcW w:type="dxa" w:w="1701"/>
+            <w:vAlign w:val="center"/>
+            <w:tcMar>
+              <w:top w:w="60" w:type="dxa"/>
+              <w:start w:w="60" w:type="dxa"/>
+              <w:bottom w:w="60" w:type="dxa"/>
+              <w:end w:w="60" w:type="dxa"/>
+            </w:tcMar>
+          </w:tcPr>
+          <w:p>
+            <w:pPr>
+              <w:spacing w:line="240" w:lineRule="auto" w:after="0"/>
+              <w:ind w:firstLine="0"/>
+            </w:pPr>
+            <w:r>
+              <w:rPr>
+                <w:rFonts w:ascii="Times New Roman" w:hAnsi="Times New Roman"/>
+                <w:sz w:val="13"/>
+              </w:rPr>
+              <w:t>T15; сервис выбран в T04</w:t>
+            </w:r>
+          </w:p>
+        </w:tc>
+      </w:tr>
+      <w:tr>
+        <w:tc>
+          <w:tcPr>
+            <w:tcW w:type="dxa" w:w="454"/>
+            <w:vAlign w:val="center"/>
+            <w:tcMar>
+              <w:top w:w="60" w:type="dxa"/>
+              <w:start w:w="60" w:type="dxa"/>
+              <w:bottom w:w="60" w:type="dxa"/>
+              <w:end w:w="60" w:type="dxa"/>
+            </w:tcMar>
+          </w:tcPr>
+          <w:p>
+            <w:pPr>
+              <w:spacing w:line="240" w:lineRule="auto" w:after="0"/>
+              <w:ind w:firstLine="0"/>
+            </w:pPr>
+            <w:r>
+              <w:rPr>
+                <w:rFonts w:ascii="Times New Roman" w:hAnsi="Times New Roman"/>
+                <w:sz w:val="13"/>
+              </w:rPr>
+              <w:t>T17</w:t>
+            </w:r>
+          </w:p>
+        </w:tc>
+        <w:tc>
+          <w:tcPr>
+            <w:tcW w:type="dxa" w:w="454"/>
+            <w:vAlign w:val="center"/>
+            <w:tcMar>
+              <w:top w:w="60" w:type="dxa"/>
+              <w:start w:w="60" w:type="dxa"/>
+              <w:bottom w:w="60" w:type="dxa"/>
+              <w:end w:w="60" w:type="dxa"/>
+            </w:tcMar>
+          </w:tcPr>
+          <w:p>
+            <w:pPr>
+              <w:spacing w:line="240" w:lineRule="auto" w:after="0"/>
+              <w:ind w:firstLine="0"/>
+            </w:pPr>
+            <w:r>
+              <w:rPr>
+                <w:rFonts w:ascii="Times New Roman" w:hAnsi="Times New Roman"/>
+                <w:sz w:val="13"/>
+              </w:rPr>
+              <w:t>4</w:t>
+            </w:r>
+          </w:p>
+        </w:tc>
+        <w:tc>
+          <w:tcPr>
+            <w:tcW w:type="dxa" w:w="2835"/>
+            <w:vAlign w:val="center"/>
+            <w:tcMar>
+              <w:top w:w="60" w:type="dxa"/>
+              <w:start w:w="60" w:type="dxa"/>
+              <w:bottom w:w="60" w:type="dxa"/>
+              <w:end w:w="60" w:type="dxa"/>
+            </w:tcMar>
+          </w:tcPr>
+          <w:p>
+            <w:pPr>
+              <w:spacing w:line="240" w:lineRule="auto" w:after="0"/>
+              <w:ind w:firstLine="0"/>
+            </w:pPr>
+            <w:r>
+              <w:rPr>
+                <w:rFonts w:ascii="Times New Roman" w:hAnsi="Times New Roman"/>
+                <w:sz w:val="13"/>
+              </w:rPr>
+              <w:t>Интегрировать мобильный интерфейс, API, БД и сценарии заказа</w:t>
+            </w:r>
+          </w:p>
+        </w:tc>
+        <w:tc>
+          <w:tcPr>
+            <w:tcW w:type="dxa" w:w="680"/>
+            <w:vAlign w:val="center"/>
+            <w:tcMar>
+              <w:top w:w="60" w:type="dxa"/>
+              <w:start w:w="60" w:type="dxa"/>
+              <w:bottom w:w="60" w:type="dxa"/>
+              <w:end w:w="60" w:type="dxa"/>
+            </w:tcMar>
+          </w:tcPr>
+          <w:p>
+            <w:pPr>
+              <w:spacing w:line="240" w:lineRule="auto" w:after="0"/>
+              <w:ind w:firstLine="0"/>
+            </w:pPr>
+            <w:r>
+              <w:rPr>
+                <w:rFonts w:ascii="Times New Roman" w:hAnsi="Times New Roman"/>
+                <w:sz w:val="13"/>
+              </w:rPr>
+              <w:t>3 дн.</w:t>
+            </w:r>
+          </w:p>
+        </w:tc>
+        <w:tc>
+          <w:tcPr>
+            <w:tcW w:type="dxa" w:w="850"/>
+            <w:vAlign w:val="center"/>
+            <w:tcMar>
+              <w:top w:w="60" w:type="dxa"/>
+              <w:start w:w="60" w:type="dxa"/>
+              <w:bottom w:w="60" w:type="dxa"/>
+              <w:end w:w="60" w:type="dxa"/>
+            </w:tcMar>
+          </w:tcPr>
+          <w:p>
+            <w:pPr>
+              <w:spacing w:line="240" w:lineRule="auto" w:after="0"/>
+              <w:ind w:firstLine="0"/>
+            </w:pPr>
+            <w:r>
+              <w:rPr>
+                <w:rFonts w:ascii="Times New Roman" w:hAnsi="Times New Roman"/>
+                <w:sz w:val="13"/>
+              </w:rPr>
+              <w:t>6</w:t>
+            </w:r>
+          </w:p>
+        </w:tc>
+        <w:tc>
+          <w:tcPr>
+            <w:tcW w:type="dxa" w:w="1701"/>
+            <w:vAlign w:val="center"/>
+            <w:tcMar>
+              <w:top w:w="60" w:type="dxa"/>
+              <w:start w:w="60" w:type="dxa"/>
+              <w:bottom w:w="60" w:type="dxa"/>
+              <w:end w:w="60" w:type="dxa"/>
+            </w:tcMar>
+          </w:tcPr>
+          <w:p>
+            <w:pPr>
+              <w:spacing w:line="240" w:lineRule="auto" w:after="0"/>
+              <w:ind w:firstLine="0"/>
+            </w:pPr>
+            <w:r>
+              <w:rPr>
+                <w:rFonts w:ascii="Times New Roman" w:hAnsi="Times New Roman"/>
+                <w:sz w:val="13"/>
+              </w:rPr>
+              <w:t>Р1, Р2, Р3</w:t>
+            </w:r>
+          </w:p>
+        </w:tc>
+        <w:tc>
+          <w:tcPr>
+            <w:tcW w:type="dxa" w:w="1701"/>
+            <w:vAlign w:val="center"/>
+            <w:tcMar>
+              <w:top w:w="60" w:type="dxa"/>
+              <w:start w:w="60" w:type="dxa"/>
+              <w:bottom w:w="60" w:type="dxa"/>
+              <w:end w:w="60" w:type="dxa"/>
+            </w:tcMar>
+          </w:tcPr>
+          <w:p>
+            <w:pPr>
+              <w:spacing w:line="240" w:lineRule="auto" w:after="0"/>
+              <w:ind w:firstLine="0"/>
+            </w:pPr>
+            <w:r>
+              <w:rPr>
+                <w:rFonts w:ascii="Times New Roman" w:hAnsi="Times New Roman"/>
+                <w:sz w:val="13"/>
+              </w:rPr>
+              <w:t>T07–T16</w:t>
+            </w:r>
+          </w:p>
+        </w:tc>
+      </w:tr>
+      <w:tr>
+        <w:tc>
+          <w:tcPr>
+            <w:tcW w:type="dxa" w:w="454"/>
+            <w:vAlign w:val="center"/>
+            <w:tcMar>
+              <w:top w:w="60" w:type="dxa"/>
+              <w:start w:w="60" w:type="dxa"/>
+              <w:bottom w:w="60" w:type="dxa"/>
+              <w:end w:w="60" w:type="dxa"/>
+            </w:tcMar>
+          </w:tcPr>
+          <w:p>
+            <w:pPr>
+              <w:spacing w:line="240" w:lineRule="auto" w:after="0"/>
+              <w:ind w:firstLine="0"/>
+            </w:pPr>
+            <w:r>
+              <w:rPr>
+                <w:rFonts w:ascii="Times New Roman" w:hAnsi="Times New Roman"/>
+                <w:sz w:val="13"/>
+              </w:rPr>
+              <w:t>T18</w:t>
+            </w:r>
+          </w:p>
+        </w:tc>
+        <w:tc>
+          <w:tcPr>
+            <w:tcW w:type="dxa" w:w="454"/>
+            <w:vAlign w:val="center"/>
+            <w:tcMar>
+              <w:top w:w="60" w:type="dxa"/>
+              <w:start w:w="60" w:type="dxa"/>
+              <w:bottom w:w="60" w:type="dxa"/>
+              <w:end w:w="60" w:type="dxa"/>
+            </w:tcMar>
+          </w:tcPr>
+          <w:p>
+            <w:pPr>
+              <w:spacing w:line="240" w:lineRule="auto" w:after="0"/>
+              <w:ind w:firstLine="0"/>
+            </w:pPr>
+            <w:r>
+              <w:rPr>
+                <w:rFonts w:ascii="Times New Roman" w:hAnsi="Times New Roman"/>
+                <w:sz w:val="13"/>
+              </w:rPr>
+              <w:t>4</w:t>
+            </w:r>
+          </w:p>
+        </w:tc>
+        <w:tc>
+          <w:tcPr>
+            <w:tcW w:type="dxa" w:w="2835"/>
+            <w:vAlign w:val="center"/>
+            <w:tcMar>
+              <w:top w:w="60" w:type="dxa"/>
+              <w:start w:w="60" w:type="dxa"/>
+              <w:bottom w:w="60" w:type="dxa"/>
+              <w:end w:w="60" w:type="dxa"/>
+            </w:tcMar>
+          </w:tcPr>
+          <w:p>
+            <w:pPr>
+              <w:spacing w:line="240" w:lineRule="auto" w:after="0"/>
+              <w:ind w:firstLine="0"/>
+            </w:pPr>
+            <w:r>
+              <w:rPr>
+                <w:rFonts w:ascii="Times New Roman" w:hAnsi="Times New Roman"/>
+                <w:sz w:val="13"/>
+              </w:rPr>
+              <w:t>Выполнить интеграционные и регрессионные тесты, устранить критические дефекты</w:t>
+            </w:r>
+          </w:p>
+        </w:tc>
+        <w:tc>
+          <w:tcPr>
+            <w:tcW w:type="dxa" w:w="680"/>
+            <w:vAlign w:val="center"/>
+            <w:tcMar>
+              <w:top w:w="60" w:type="dxa"/>
+              <w:start w:w="60" w:type="dxa"/>
+              <w:bottom w:w="60" w:type="dxa"/>
+              <w:end w:w="60" w:type="dxa"/>
+            </w:tcMar>
+          </w:tcPr>
+          <w:p>
+            <w:pPr>
+              <w:spacing w:line="240" w:lineRule="auto" w:after="0"/>
+              <w:ind w:firstLine="0"/>
+            </w:pPr>
+            <w:r>
+              <w:rPr>
+                <w:rFonts w:ascii="Times New Roman" w:hAnsi="Times New Roman"/>
+                <w:sz w:val="13"/>
+              </w:rPr>
+              <w:t>3 дн.</w:t>
+            </w:r>
+          </w:p>
+        </w:tc>
+        <w:tc>
+          <w:tcPr>
+            <w:tcW w:type="dxa" w:w="850"/>
+            <w:vAlign w:val="center"/>
+            <w:tcMar>
+              <w:top w:w="60" w:type="dxa"/>
+              <w:start w:w="60" w:type="dxa"/>
+              <w:bottom w:w="60" w:type="dxa"/>
+              <w:end w:w="60" w:type="dxa"/>
+            </w:tcMar>
+          </w:tcPr>
+          <w:p>
+            <w:pPr>
+              <w:spacing w:line="240" w:lineRule="auto" w:after="0"/>
+              <w:ind w:firstLine="0"/>
+            </w:pPr>
+            <w:r>
+              <w:rPr>
+                <w:rFonts w:ascii="Times New Roman" w:hAnsi="Times New Roman"/>
+                <w:sz w:val="13"/>
+              </w:rPr>
+              <w:t>5</w:t>
+            </w:r>
+          </w:p>
+        </w:tc>
+        <w:tc>
+          <w:tcPr>
+            <w:tcW w:type="dxa" w:w="1701"/>
+            <w:vAlign w:val="center"/>
+            <w:tcMar>
+              <w:top w:w="60" w:type="dxa"/>
+              <w:start w:w="60" w:type="dxa"/>
+              <w:bottom w:w="60" w:type="dxa"/>
+              <w:end w:w="60" w:type="dxa"/>
+            </w:tcMar>
+          </w:tcPr>
+          <w:p>
+            <w:pPr>
+              <w:spacing w:line="240" w:lineRule="auto" w:after="0"/>
+              <w:ind w:firstLine="0"/>
+            </w:pPr>
+            <w:r>
+              <w:rPr>
+                <w:rFonts w:ascii="Times New Roman" w:hAnsi="Times New Roman"/>
+                <w:sz w:val="13"/>
+              </w:rPr>
+              <w:t>QA, Р1, Р2, Р3</w:t>
+            </w:r>
+          </w:p>
+        </w:tc>
+        <w:tc>
+          <w:tcPr>
+            <w:tcW w:type="dxa" w:w="1701"/>
+            <w:vAlign w:val="center"/>
+            <w:tcMar>
+              <w:top w:w="60" w:type="dxa"/>
+              <w:start w:w="60" w:type="dxa"/>
+              <w:bottom w:w="60" w:type="dxa"/>
+              <w:end w:w="60" w:type="dxa"/>
+            </w:tcMar>
+          </w:tcPr>
+          <w:p>
+            <w:pPr>
+              <w:spacing w:line="240" w:lineRule="auto" w:after="0"/>
+              <w:ind w:firstLine="0"/>
+            </w:pPr>
+            <w:r>
+              <w:rPr>
+                <w:rFonts w:ascii="Times New Roman" w:hAnsi="Times New Roman"/>
+                <w:sz w:val="13"/>
+              </w:rPr>
+              <w:t>T17; M4 после исправления критических дефектов</w:t>
+            </w:r>
+          </w:p>
+        </w:tc>
+      </w:tr>
+      <w:tr>
+        <w:tc>
+          <w:tcPr>
+            <w:tcW w:type="dxa" w:w="454"/>
+            <w:vAlign w:val="center"/>
+            <w:tcMar>
+              <w:top w:w="60" w:type="dxa"/>
+              <w:start w:w="60" w:type="dxa"/>
+              <w:bottom w:w="60" w:type="dxa"/>
+              <w:end w:w="60" w:type="dxa"/>
+            </w:tcMar>
+          </w:tcPr>
+          <w:p>
+            <w:pPr>
+              <w:spacing w:line="240" w:lineRule="auto" w:after="0"/>
+              <w:ind w:firstLine="0"/>
+            </w:pPr>
+            <w:r>
+              <w:rPr>
+                <w:rFonts w:ascii="Times New Roman" w:hAnsi="Times New Roman"/>
+                <w:sz w:val="13"/>
+              </w:rPr>
+              <w:t>T19</w:t>
+            </w:r>
+          </w:p>
+        </w:tc>
+        <w:tc>
+          <w:tcPr>
+            <w:tcW w:type="dxa" w:w="454"/>
+            <w:vAlign w:val="center"/>
+            <w:tcMar>
+              <w:top w:w="60" w:type="dxa"/>
+              <w:start w:w="60" w:type="dxa"/>
+              <w:bottom w:w="60" w:type="dxa"/>
+              <w:end w:w="60" w:type="dxa"/>
+            </w:tcMar>
+          </w:tcPr>
+          <w:p>
+            <w:pPr>
+              <w:spacing w:line="240" w:lineRule="auto" w:after="0"/>
+              <w:ind w:firstLine="0"/>
+            </w:pPr>
+            <w:r>
+              <w:rPr>
+                <w:rFonts w:ascii="Times New Roman" w:hAnsi="Times New Roman"/>
+                <w:sz w:val="13"/>
+              </w:rPr>
+              <w:t>5</w:t>
+            </w:r>
+          </w:p>
+        </w:tc>
+        <w:tc>
+          <w:tcPr>
+            <w:tcW w:type="dxa" w:w="2835"/>
+            <w:vAlign w:val="center"/>
+            <w:tcMar>
+              <w:top w:w="60" w:type="dxa"/>
+              <w:start w:w="60" w:type="dxa"/>
+              <w:bottom w:w="60" w:type="dxa"/>
+              <w:end w:w="60" w:type="dxa"/>
+            </w:tcMar>
+          </w:tcPr>
+          <w:p>
+            <w:pPr>
+              <w:spacing w:line="240" w:lineRule="auto" w:after="0"/>
+              <w:ind w:firstLine="0"/>
+            </w:pPr>
+            <w:r>
+              <w:rPr>
+                <w:rFonts w:ascii="Times New Roman" w:hAnsi="Times New Roman"/>
+                <w:sz w:val="13"/>
+              </w:rPr>
+              <w:t>Подготовить сборку MVP и сценарий пользовательской проверки</w:t>
+            </w:r>
+          </w:p>
+        </w:tc>
+        <w:tc>
+          <w:tcPr>
+            <w:tcW w:type="dxa" w:w="680"/>
+            <w:vAlign w:val="center"/>
+            <w:tcMar>
+              <w:top w:w="60" w:type="dxa"/>
+              <w:start w:w="60" w:type="dxa"/>
+              <w:bottom w:w="60" w:type="dxa"/>
+              <w:end w:w="60" w:type="dxa"/>
+            </w:tcMar>
+          </w:tcPr>
+          <w:p>
+            <w:pPr>
+              <w:spacing w:line="240" w:lineRule="auto" w:after="0"/>
+              <w:ind w:firstLine="0"/>
+            </w:pPr>
+            <w:r>
+              <w:rPr>
+                <w:rFonts w:ascii="Times New Roman" w:hAnsi="Times New Roman"/>
+                <w:sz w:val="13"/>
+              </w:rPr>
+              <w:t>1 дн.</w:t>
+            </w:r>
+          </w:p>
+        </w:tc>
+        <w:tc>
+          <w:tcPr>
+            <w:tcW w:type="dxa" w:w="850"/>
+            <w:vAlign w:val="center"/>
+            <w:tcMar>
+              <w:top w:w="60" w:type="dxa"/>
+              <w:start w:w="60" w:type="dxa"/>
+              <w:bottom w:w="60" w:type="dxa"/>
+              <w:end w:w="60" w:type="dxa"/>
+            </w:tcMar>
+          </w:tcPr>
+          <w:p>
+            <w:pPr>
+              <w:spacing w:line="240" w:lineRule="auto" w:after="0"/>
+              <w:ind w:firstLine="0"/>
+            </w:pPr>
+            <w:r>
+              <w:rPr>
+                <w:rFonts w:ascii="Times New Roman" w:hAnsi="Times New Roman"/>
+                <w:sz w:val="13"/>
+              </w:rPr>
+              <w:t>2</w:t>
+            </w:r>
+          </w:p>
+        </w:tc>
+        <w:tc>
+          <w:tcPr>
+            <w:tcW w:type="dxa" w:w="1701"/>
+            <w:vAlign w:val="center"/>
+            <w:tcMar>
+              <w:top w:w="60" w:type="dxa"/>
+              <w:start w:w="60" w:type="dxa"/>
+              <w:bottom w:w="60" w:type="dxa"/>
+              <w:end w:w="60" w:type="dxa"/>
+            </w:tcMar>
+          </w:tcPr>
+          <w:p>
+            <w:pPr>
+              <w:spacing w:line="240" w:lineRule="auto" w:after="0"/>
+              <w:ind w:firstLine="0"/>
+            </w:pPr>
+            <w:r>
+              <w:rPr>
+                <w:rFonts w:ascii="Times New Roman" w:hAnsi="Times New Roman"/>
+                <w:sz w:val="13"/>
+              </w:rPr>
+              <w:t>Р2, QA, РК</w:t>
+            </w:r>
+          </w:p>
+        </w:tc>
+        <w:tc>
+          <w:tcPr>
+            <w:tcW w:type="dxa" w:w="1701"/>
+            <w:vAlign w:val="center"/>
+            <w:tcMar>
+              <w:top w:w="60" w:type="dxa"/>
+              <w:start w:w="60" w:type="dxa"/>
+              <w:bottom w:w="60" w:type="dxa"/>
+              <w:end w:w="60" w:type="dxa"/>
+            </w:tcMar>
+          </w:tcPr>
+          <w:p>
+            <w:pPr>
+              <w:spacing w:line="240" w:lineRule="auto" w:after="0"/>
+              <w:ind w:firstLine="0"/>
+            </w:pPr>
+            <w:r>
+              <w:rPr>
+                <w:rFonts w:ascii="Times New Roman" w:hAnsi="Times New Roman"/>
+                <w:sz w:val="13"/>
+              </w:rPr>
+              <w:t>T18; график проверки согласован заранее</w:t>
+            </w:r>
+          </w:p>
+        </w:tc>
+      </w:tr>
+      <w:tr>
+        <w:tc>
+          <w:tcPr>
+            <w:tcW w:type="dxa" w:w="454"/>
+            <w:vAlign w:val="center"/>
+            <w:tcMar>
+              <w:top w:w="60" w:type="dxa"/>
+              <w:start w:w="60" w:type="dxa"/>
+              <w:bottom w:w="60" w:type="dxa"/>
+              <w:end w:w="60" w:type="dxa"/>
+            </w:tcMar>
+          </w:tcPr>
+          <w:p>
+            <w:pPr>
+              <w:spacing w:line="240" w:lineRule="auto" w:after="0"/>
+              <w:ind w:firstLine="0"/>
+            </w:pPr>
+            <w:r>
+              <w:rPr>
+                <w:rFonts w:ascii="Times New Roman" w:hAnsi="Times New Roman"/>
+                <w:sz w:val="13"/>
+              </w:rPr>
+              <w:t>T20</w:t>
+            </w:r>
+          </w:p>
+        </w:tc>
+        <w:tc>
+          <w:tcPr>
+            <w:tcW w:type="dxa" w:w="454"/>
+            <w:vAlign w:val="center"/>
+            <w:tcMar>
+              <w:top w:w="60" w:type="dxa"/>
+              <w:start w:w="60" w:type="dxa"/>
+              <w:bottom w:w="60" w:type="dxa"/>
+              <w:end w:w="60" w:type="dxa"/>
+            </w:tcMar>
+          </w:tcPr>
+          <w:p>
+            <w:pPr>
+              <w:spacing w:line="240" w:lineRule="auto" w:after="0"/>
+              <w:ind w:firstLine="0"/>
+            </w:pPr>
+            <w:r>
+              <w:rPr>
+                <w:rFonts w:ascii="Times New Roman" w:hAnsi="Times New Roman"/>
+                <w:sz w:val="13"/>
+              </w:rPr>
+              <w:t>5</w:t>
+            </w:r>
+          </w:p>
+        </w:tc>
+        <w:tc>
+          <w:tcPr>
+            <w:tcW w:type="dxa" w:w="2835"/>
+            <w:vAlign w:val="center"/>
+            <w:tcMar>
+              <w:top w:w="60" w:type="dxa"/>
+              <w:start w:w="60" w:type="dxa"/>
+              <w:bottom w:w="60" w:type="dxa"/>
+              <w:end w:w="60" w:type="dxa"/>
+            </w:tcMar>
+          </w:tcPr>
+          <w:p>
+            <w:pPr>
+              <w:spacing w:line="240" w:lineRule="auto" w:after="0"/>
+              <w:ind w:firstLine="0"/>
+            </w:pPr>
+            <w:r>
+              <w:rPr>
+                <w:rFonts w:ascii="Times New Roman" w:hAnsi="Times New Roman"/>
+                <w:sz w:val="13"/>
+              </w:rPr>
+              <w:t>Провести двухдневную проверку целевой группой</w:t>
+            </w:r>
+          </w:p>
+        </w:tc>
+        <w:tc>
+          <w:tcPr>
+            <w:tcW w:type="dxa" w:w="680"/>
+            <w:vAlign w:val="center"/>
+            <w:tcMar>
+              <w:top w:w="60" w:type="dxa"/>
+              <w:start w:w="60" w:type="dxa"/>
+              <w:bottom w:w="60" w:type="dxa"/>
+              <w:end w:w="60" w:type="dxa"/>
+            </w:tcMar>
+          </w:tcPr>
+          <w:p>
+            <w:pPr>
+              <w:spacing w:line="240" w:lineRule="auto" w:after="0"/>
+              <w:ind w:firstLine="0"/>
+            </w:pPr>
+            <w:r>
+              <w:rPr>
+                <w:rFonts w:ascii="Times New Roman" w:hAnsi="Times New Roman"/>
+                <w:sz w:val="13"/>
+              </w:rPr>
+              <w:t>2 дн.</w:t>
+            </w:r>
+          </w:p>
+        </w:tc>
+        <w:tc>
+          <w:tcPr>
+            <w:tcW w:type="dxa" w:w="850"/>
+            <w:vAlign w:val="center"/>
+            <w:tcMar>
+              <w:top w:w="60" w:type="dxa"/>
+              <w:start w:w="60" w:type="dxa"/>
+              <w:bottom w:w="60" w:type="dxa"/>
+              <w:end w:w="60" w:type="dxa"/>
+            </w:tcMar>
+          </w:tcPr>
+          <w:p>
+            <w:pPr>
+              <w:spacing w:line="240" w:lineRule="auto" w:after="0"/>
+              <w:ind w:firstLine="0"/>
+            </w:pPr>
+            <w:r>
+              <w:rPr>
+                <w:rFonts w:ascii="Times New Roman" w:hAnsi="Times New Roman"/>
+                <w:sz w:val="13"/>
+              </w:rPr>
+              <w:t>3</w:t>
+            </w:r>
+          </w:p>
+        </w:tc>
+        <w:tc>
+          <w:tcPr>
+            <w:tcW w:type="dxa" w:w="1701"/>
+            <w:vAlign w:val="center"/>
+            <w:tcMar>
+              <w:top w:w="60" w:type="dxa"/>
+              <w:start w:w="60" w:type="dxa"/>
+              <w:bottom w:w="60" w:type="dxa"/>
+              <w:end w:w="60" w:type="dxa"/>
+            </w:tcMar>
+          </w:tcPr>
+          <w:p>
+            <w:pPr>
+              <w:spacing w:line="240" w:lineRule="auto" w:after="0"/>
+              <w:ind w:firstLine="0"/>
+            </w:pPr>
+            <w:r>
+              <w:rPr>
+                <w:rFonts w:ascii="Times New Roman" w:hAnsi="Times New Roman"/>
+                <w:sz w:val="13"/>
+              </w:rPr>
+              <w:t>Целевая группа; РК координирует; QA</w:t>
+            </w:r>
+          </w:p>
+        </w:tc>
+        <w:tc>
+          <w:tcPr>
+            <w:tcW w:type="dxa" w:w="1701"/>
+            <w:vAlign w:val="center"/>
+            <w:tcMar>
+              <w:top w:w="60" w:type="dxa"/>
+              <w:start w:w="60" w:type="dxa"/>
+              <w:bottom w:w="60" w:type="dxa"/>
+              <w:end w:w="60" w:type="dxa"/>
+            </w:tcMar>
+          </w:tcPr>
+          <w:p>
+            <w:pPr>
+              <w:spacing w:line="240" w:lineRule="auto" w:after="0"/>
+              <w:ind w:firstLine="0"/>
+            </w:pPr>
+            <w:r>
+              <w:rPr>
+                <w:rFonts w:ascii="Times New Roman" w:hAnsi="Times New Roman"/>
+                <w:sz w:val="13"/>
+              </w:rPr>
+              <w:t>T19</w:t>
+            </w:r>
+          </w:p>
+        </w:tc>
+      </w:tr>
+      <w:tr>
+        <w:tc>
+          <w:tcPr>
+            <w:tcW w:type="dxa" w:w="454"/>
+            <w:vAlign w:val="center"/>
+            <w:tcMar>
+              <w:top w:w="60" w:type="dxa"/>
+              <w:start w:w="60" w:type="dxa"/>
+              <w:bottom w:w="60" w:type="dxa"/>
+              <w:end w:w="60" w:type="dxa"/>
+            </w:tcMar>
+          </w:tcPr>
+          <w:p>
+            <w:pPr>
+              <w:spacing w:line="240" w:lineRule="auto" w:after="0"/>
+              <w:ind w:firstLine="0"/>
+            </w:pPr>
+            <w:r>
+              <w:rPr>
+                <w:rFonts w:ascii="Times New Roman" w:hAnsi="Times New Roman"/>
+                <w:sz w:val="13"/>
+              </w:rPr>
+              <w:t>T21</w:t>
+            </w:r>
+          </w:p>
+        </w:tc>
+        <w:tc>
+          <w:tcPr>
+            <w:tcW w:type="dxa" w:w="454"/>
+            <w:vAlign w:val="center"/>
+            <w:tcMar>
+              <w:top w:w="60" w:type="dxa"/>
+              <w:start w:w="60" w:type="dxa"/>
+              <w:bottom w:w="60" w:type="dxa"/>
+              <w:end w:w="60" w:type="dxa"/>
+            </w:tcMar>
+          </w:tcPr>
+          <w:p>
+            <w:pPr>
+              <w:spacing w:line="240" w:lineRule="auto" w:after="0"/>
+              <w:ind w:firstLine="0"/>
+            </w:pPr>
+            <w:r>
+              <w:rPr>
+                <w:rFonts w:ascii="Times New Roman" w:hAnsi="Times New Roman"/>
+                <w:sz w:val="13"/>
+              </w:rPr>
+              <w:t>5</w:t>
+            </w:r>
+          </w:p>
+        </w:tc>
+        <w:tc>
+          <w:tcPr>
+            <w:tcW w:type="dxa" w:w="2835"/>
+            <w:vAlign w:val="center"/>
+            <w:tcMar>
+              <w:top w:w="60" w:type="dxa"/>
+              <w:start w:w="60" w:type="dxa"/>
+              <w:bottom w:w="60" w:type="dxa"/>
+              <w:end w:w="60" w:type="dxa"/>
+            </w:tcMar>
+          </w:tcPr>
+          <w:p>
+            <w:pPr>
+              <w:spacing w:line="240" w:lineRule="auto" w:after="0"/>
+              <w:ind w:firstLine="0"/>
+            </w:pPr>
+            <w:r>
+              <w:rPr>
+                <w:rFonts w:ascii="Times New Roman" w:hAnsi="Times New Roman"/>
+                <w:sz w:val="13"/>
+              </w:rPr>
+              <w:t>Собрать и проанализировать консолидированный отзыв</w:t>
+            </w:r>
+          </w:p>
+        </w:tc>
+        <w:tc>
+          <w:tcPr>
+            <w:tcW w:type="dxa" w:w="680"/>
+            <w:vAlign w:val="center"/>
+            <w:tcMar>
+              <w:top w:w="60" w:type="dxa"/>
+              <w:start w:w="60" w:type="dxa"/>
+              <w:bottom w:w="60" w:type="dxa"/>
+              <w:end w:w="60" w:type="dxa"/>
+            </w:tcMar>
+          </w:tcPr>
+          <w:p>
+            <w:pPr>
+              <w:spacing w:line="240" w:lineRule="auto" w:after="0"/>
+              <w:ind w:firstLine="0"/>
+            </w:pPr>
+            <w:r>
+              <w:rPr>
+                <w:rFonts w:ascii="Times New Roman" w:hAnsi="Times New Roman"/>
+                <w:sz w:val="13"/>
+              </w:rPr>
+              <w:t>1 дн.</w:t>
+            </w:r>
+          </w:p>
+        </w:tc>
+        <w:tc>
+          <w:tcPr>
+            <w:tcW w:type="dxa" w:w="850"/>
+            <w:vAlign w:val="center"/>
+            <w:tcMar>
+              <w:top w:w="60" w:type="dxa"/>
+              <w:start w:w="60" w:type="dxa"/>
+              <w:bottom w:w="60" w:type="dxa"/>
+              <w:end w:w="60" w:type="dxa"/>
+            </w:tcMar>
+          </w:tcPr>
+          <w:p>
+            <w:pPr>
+              <w:spacing w:line="240" w:lineRule="auto" w:after="0"/>
+              <w:ind w:firstLine="0"/>
+            </w:pPr>
+            <w:r>
+              <w:rPr>
+                <w:rFonts w:ascii="Times New Roman" w:hAnsi="Times New Roman"/>
+                <w:sz w:val="13"/>
+              </w:rPr>
+              <w:t>2</w:t>
+            </w:r>
+          </w:p>
+        </w:tc>
+        <w:tc>
+          <w:tcPr>
+            <w:tcW w:type="dxa" w:w="1701"/>
+            <w:vAlign w:val="center"/>
+            <w:tcMar>
+              <w:top w:w="60" w:type="dxa"/>
+              <w:start w:w="60" w:type="dxa"/>
+              <w:bottom w:w="60" w:type="dxa"/>
+              <w:end w:w="60" w:type="dxa"/>
+            </w:tcMar>
+          </w:tcPr>
+          <w:p>
+            <w:pPr>
+              <w:spacing w:line="240" w:lineRule="auto" w:after="0"/>
+              <w:ind w:firstLine="0"/>
+            </w:pPr>
+            <w:r>
+              <w:rPr>
+                <w:rFonts w:ascii="Times New Roman" w:hAnsi="Times New Roman"/>
+                <w:sz w:val="13"/>
+              </w:rPr>
+              <w:t>РК, QA, команда</w:t>
+            </w:r>
+          </w:p>
+        </w:tc>
+        <w:tc>
+          <w:tcPr>
+            <w:tcW w:type="dxa" w:w="1701"/>
+            <w:vAlign w:val="center"/>
+            <w:tcMar>
+              <w:top w:w="60" w:type="dxa"/>
+              <w:start w:w="60" w:type="dxa"/>
+              <w:bottom w:w="60" w:type="dxa"/>
+              <w:end w:w="60" w:type="dxa"/>
+            </w:tcMar>
+          </w:tcPr>
+          <w:p>
+            <w:pPr>
+              <w:spacing w:line="240" w:lineRule="auto" w:after="0"/>
+              <w:ind w:firstLine="0"/>
+            </w:pPr>
+            <w:r>
+              <w:rPr>
+                <w:rFonts w:ascii="Times New Roman" w:hAnsi="Times New Roman"/>
+                <w:sz w:val="13"/>
+              </w:rPr>
+              <w:t>T20</w:t>
+            </w:r>
+          </w:p>
+        </w:tc>
+      </w:tr>
+      <w:tr>
+        <w:tc>
+          <w:tcPr>
+            <w:tcW w:type="dxa" w:w="454"/>
+            <w:vAlign w:val="center"/>
+            <w:tcMar>
+              <w:top w:w="60" w:type="dxa"/>
+              <w:start w:w="60" w:type="dxa"/>
+              <w:bottom w:w="60" w:type="dxa"/>
+              <w:end w:w="60" w:type="dxa"/>
+            </w:tcMar>
+          </w:tcPr>
+          <w:p>
+            <w:pPr>
+              <w:spacing w:line="240" w:lineRule="auto" w:after="0"/>
+              <w:ind w:firstLine="0"/>
+            </w:pPr>
+            <w:r>
+              <w:rPr>
+                <w:rFonts w:ascii="Times New Roman" w:hAnsi="Times New Roman"/>
+                <w:sz w:val="13"/>
+              </w:rPr>
+              <w:t>T22</w:t>
+            </w:r>
+          </w:p>
+        </w:tc>
+        <w:tc>
+          <w:tcPr>
+            <w:tcW w:type="dxa" w:w="454"/>
+            <w:vAlign w:val="center"/>
+            <w:tcMar>
+              <w:top w:w="60" w:type="dxa"/>
+              <w:start w:w="60" w:type="dxa"/>
+              <w:bottom w:w="60" w:type="dxa"/>
+              <w:end w:w="60" w:type="dxa"/>
+            </w:tcMar>
+          </w:tcPr>
+          <w:p>
+            <w:pPr>
+              <w:spacing w:line="240" w:lineRule="auto" w:after="0"/>
+              <w:ind w:firstLine="0"/>
+            </w:pPr>
+            <w:r>
+              <w:rPr>
+                <w:rFonts w:ascii="Times New Roman" w:hAnsi="Times New Roman"/>
+                <w:sz w:val="13"/>
+              </w:rPr>
+              <w:t>5</w:t>
+            </w:r>
+          </w:p>
+        </w:tc>
+        <w:tc>
+          <w:tcPr>
+            <w:tcW w:type="dxa" w:w="2835"/>
+            <w:vAlign w:val="center"/>
+            <w:tcMar>
+              <w:top w:w="60" w:type="dxa"/>
+              <w:start w:w="60" w:type="dxa"/>
+              <w:bottom w:w="60" w:type="dxa"/>
+              <w:end w:w="60" w:type="dxa"/>
+            </w:tcMar>
+          </w:tcPr>
+          <w:p>
+            <w:pPr>
+              <w:spacing w:line="240" w:lineRule="auto" w:after="0"/>
+              <w:ind w:firstLine="0"/>
+            </w:pPr>
+            <w:r>
+              <w:rPr>
+                <w:rFonts w:ascii="Times New Roman" w:hAnsi="Times New Roman"/>
+                <w:sz w:val="13"/>
+              </w:rPr>
+              <w:t>Исправить замечания и повторно проверить затронутые сценарии при отрицательном отзыве</w:t>
+            </w:r>
+          </w:p>
+        </w:tc>
+        <w:tc>
+          <w:tcPr>
+            <w:tcW w:type="dxa" w:w="680"/>
+            <w:vAlign w:val="center"/>
+            <w:tcMar>
+              <w:top w:w="60" w:type="dxa"/>
+              <w:start w:w="60" w:type="dxa"/>
+              <w:bottom w:w="60" w:type="dxa"/>
+              <w:end w:w="60" w:type="dxa"/>
+            </w:tcMar>
+          </w:tcPr>
+          <w:p>
+            <w:pPr>
+              <w:spacing w:line="240" w:lineRule="auto" w:after="0"/>
+              <w:ind w:firstLine="0"/>
+            </w:pPr>
+            <w:r>
+              <w:rPr>
+                <w:rFonts w:ascii="Times New Roman" w:hAnsi="Times New Roman"/>
+                <w:sz w:val="13"/>
+              </w:rPr>
+              <w:t>2–4 дн.</w:t>
+            </w:r>
+          </w:p>
+        </w:tc>
+        <w:tc>
+          <w:tcPr>
+            <w:tcW w:type="dxa" w:w="850"/>
+            <w:vAlign w:val="center"/>
+            <w:tcMar>
+              <w:top w:w="60" w:type="dxa"/>
+              <w:start w:w="60" w:type="dxa"/>
+              <w:bottom w:w="60" w:type="dxa"/>
+              <w:end w:w="60" w:type="dxa"/>
+            </w:tcMar>
+          </w:tcPr>
+          <w:p>
+            <w:pPr>
+              <w:spacing w:line="240" w:lineRule="auto" w:after="0"/>
+              <w:ind w:firstLine="0"/>
+            </w:pPr>
+            <w:r>
+              <w:rPr>
+                <w:rFonts w:ascii="Times New Roman" w:hAnsi="Times New Roman"/>
+                <w:sz w:val="13"/>
+              </w:rPr>
+              <w:t>4–8</w:t>
+            </w:r>
+          </w:p>
+        </w:tc>
+        <w:tc>
+          <w:tcPr>
+            <w:tcW w:type="dxa" w:w="1701"/>
+            <w:vAlign w:val="center"/>
+            <w:tcMar>
+              <w:top w:w="60" w:type="dxa"/>
+              <w:start w:w="60" w:type="dxa"/>
+              <w:bottom w:w="60" w:type="dxa"/>
+              <w:end w:w="60" w:type="dxa"/>
+            </w:tcMar>
+          </w:tcPr>
+          <w:p>
+            <w:pPr>
+              <w:spacing w:line="240" w:lineRule="auto" w:after="0"/>
+              <w:ind w:firstLine="0"/>
+            </w:pPr>
+            <w:r>
+              <w:rPr>
+                <w:rFonts w:ascii="Times New Roman" w:hAnsi="Times New Roman"/>
+                <w:sz w:val="13"/>
+              </w:rPr>
+              <w:t>Р1, Р2, Р3, QA</w:t>
+            </w:r>
+          </w:p>
+        </w:tc>
+        <w:tc>
+          <w:tcPr>
+            <w:tcW w:type="dxa" w:w="1701"/>
+            <w:vAlign w:val="center"/>
+            <w:tcMar>
+              <w:top w:w="60" w:type="dxa"/>
+              <w:start w:w="60" w:type="dxa"/>
+              <w:bottom w:w="60" w:type="dxa"/>
+              <w:end w:w="60" w:type="dxa"/>
+            </w:tcMar>
+          </w:tcPr>
+          <w:p>
+            <w:pPr>
+              <w:spacing w:line="240" w:lineRule="auto" w:after="0"/>
+              <w:ind w:firstLine="0"/>
+            </w:pPr>
+            <w:r>
+              <w:rPr>
+                <w:rFonts w:ascii="Times New Roman" w:hAnsi="Times New Roman"/>
+                <w:sz w:val="13"/>
+              </w:rPr>
+              <w:t>T21; условная задача</w:t>
+            </w:r>
+          </w:p>
+        </w:tc>
+      </w:tr>
+      <w:tr>
+        <w:tc>
+          <w:tcPr>
+            <w:tcW w:type="dxa" w:w="454"/>
+            <w:vAlign w:val="center"/>
+            <w:tcMar>
+              <w:top w:w="60" w:type="dxa"/>
+              <w:start w:w="60" w:type="dxa"/>
+              <w:bottom w:w="60" w:type="dxa"/>
+              <w:end w:w="60" w:type="dxa"/>
+            </w:tcMar>
+          </w:tcPr>
+          <w:p>
+            <w:pPr>
+              <w:spacing w:line="240" w:lineRule="auto" w:after="0"/>
+              <w:ind w:firstLine="0"/>
+            </w:pPr>
+            <w:r>
+              <w:rPr>
+                <w:rFonts w:ascii="Times New Roman" w:hAnsi="Times New Roman"/>
+                <w:sz w:val="13"/>
+              </w:rPr>
+              <w:t>T23</w:t>
+            </w:r>
+          </w:p>
+        </w:tc>
+        <w:tc>
+          <w:tcPr>
+            <w:tcW w:type="dxa" w:w="454"/>
+            <w:vAlign w:val="center"/>
+            <w:tcMar>
+              <w:top w:w="60" w:type="dxa"/>
+              <w:start w:w="60" w:type="dxa"/>
+              <w:bottom w:w="60" w:type="dxa"/>
+              <w:end w:w="60" w:type="dxa"/>
+            </w:tcMar>
+          </w:tcPr>
+          <w:p>
+            <w:pPr>
+              <w:spacing w:line="240" w:lineRule="auto" w:after="0"/>
+              <w:ind w:firstLine="0"/>
+            </w:pPr>
+            <w:r>
+              <w:rPr>
+                <w:rFonts w:ascii="Times New Roman" w:hAnsi="Times New Roman"/>
+                <w:sz w:val="13"/>
+              </w:rPr>
+              <w:t>5</w:t>
+            </w:r>
+          </w:p>
+        </w:tc>
+        <w:tc>
+          <w:tcPr>
+            <w:tcW w:type="dxa" w:w="2835"/>
+            <w:vAlign w:val="center"/>
+            <w:tcMar>
+              <w:top w:w="60" w:type="dxa"/>
+              <w:start w:w="60" w:type="dxa"/>
+              <w:bottom w:w="60" w:type="dxa"/>
+              <w:end w:w="60" w:type="dxa"/>
+            </w:tcMar>
+          </w:tcPr>
+          <w:p>
+            <w:pPr>
+              <w:spacing w:line="240" w:lineRule="auto" w:after="0"/>
+              <w:ind w:firstLine="0"/>
+            </w:pPr>
+            <w:r>
+              <w:rPr>
+                <w:rFonts w:ascii="Times New Roman" w:hAnsi="Times New Roman"/>
+                <w:sz w:val="13"/>
+              </w:rPr>
+              <w:t>Подготовить релиз и передать MVP после положительного отзыва</w:t>
+            </w:r>
+          </w:p>
+        </w:tc>
+        <w:tc>
+          <w:tcPr>
+            <w:tcW w:type="dxa" w:w="680"/>
+            <w:vAlign w:val="center"/>
+            <w:tcMar>
+              <w:top w:w="60" w:type="dxa"/>
+              <w:start w:w="60" w:type="dxa"/>
+              <w:bottom w:w="60" w:type="dxa"/>
+              <w:end w:w="60" w:type="dxa"/>
+            </w:tcMar>
+          </w:tcPr>
+          <w:p>
+            <w:pPr>
+              <w:spacing w:line="240" w:lineRule="auto" w:after="0"/>
+              <w:ind w:firstLine="0"/>
+            </w:pPr>
+            <w:r>
+              <w:rPr>
+                <w:rFonts w:ascii="Times New Roman" w:hAnsi="Times New Roman"/>
+                <w:sz w:val="13"/>
+              </w:rPr>
+              <w:t>1 дн.</w:t>
+            </w:r>
+          </w:p>
+        </w:tc>
+        <w:tc>
+          <w:tcPr>
+            <w:tcW w:type="dxa" w:w="850"/>
+            <w:vAlign w:val="center"/>
+            <w:tcMar>
+              <w:top w:w="60" w:type="dxa"/>
+              <w:start w:w="60" w:type="dxa"/>
+              <w:bottom w:w="60" w:type="dxa"/>
+              <w:end w:w="60" w:type="dxa"/>
+            </w:tcMar>
+          </w:tcPr>
+          <w:p>
+            <w:pPr>
+              <w:spacing w:line="240" w:lineRule="auto" w:after="0"/>
+              <w:ind w:firstLine="0"/>
+            </w:pPr>
+            <w:r>
+              <w:rPr>
+                <w:rFonts w:ascii="Times New Roman" w:hAnsi="Times New Roman"/>
+                <w:sz w:val="13"/>
+              </w:rPr>
+              <w:t>2</w:t>
+            </w:r>
+          </w:p>
+        </w:tc>
+        <w:tc>
+          <w:tcPr>
+            <w:tcW w:type="dxa" w:w="1701"/>
+            <w:vAlign w:val="center"/>
+            <w:tcMar>
+              <w:top w:w="60" w:type="dxa"/>
+              <w:start w:w="60" w:type="dxa"/>
+              <w:bottom w:w="60" w:type="dxa"/>
+              <w:end w:w="60" w:type="dxa"/>
+            </w:tcMar>
+          </w:tcPr>
+          <w:p>
+            <w:pPr>
+              <w:spacing w:line="240" w:lineRule="auto" w:after="0"/>
+              <w:ind w:firstLine="0"/>
+            </w:pPr>
+            <w:r>
+              <w:rPr>
+                <w:rFonts w:ascii="Times New Roman" w:hAnsi="Times New Roman"/>
+                <w:sz w:val="13"/>
+              </w:rPr>
+              <w:t>РК, Р2, Р3, QA</w:t>
+            </w:r>
+          </w:p>
+        </w:tc>
+        <w:tc>
+          <w:tcPr>
+            <w:tcW w:type="dxa" w:w="1701"/>
+            <w:vAlign w:val="center"/>
+            <w:tcMar>
+              <w:top w:w="60" w:type="dxa"/>
+              <w:start w:w="60" w:type="dxa"/>
+              <w:bottom w:w="60" w:type="dxa"/>
+              <w:end w:w="60" w:type="dxa"/>
+            </w:tcMar>
+          </w:tcPr>
+          <w:p>
+            <w:pPr>
+              <w:spacing w:line="240" w:lineRule="auto" w:after="0"/>
+              <w:ind w:firstLine="0"/>
+            </w:pPr>
+            <w:r>
+              <w:rPr>
+                <w:rFonts w:ascii="Times New Roman" w:hAnsi="Times New Roman"/>
+                <w:sz w:val="13"/>
+              </w:rPr>
+              <w:t>T21 и T22, если выполнялась; M5</w:t>
+            </w:r>
+          </w:p>
+        </w:tc>
+      </w:tr>
+    </w:tbl>
+    <w:p/>
+    <w:p>
+      <w:pPr>
+        <w:pStyle w:val="Heading2"/>
+      </w:pPr>
+      <w:r>
+        <w:t>4.3. Зависимости и параллельное выполнение</w:t>
+      </w:r>
+    </w:p>
+    <w:p>
+      <w:r>
+        <w:rPr>
+          <w:i w:val="0"/>
+        </w:rPr>
+        <w:t>Анализ требований T01 предшествует уточнению границ MVP и формированию бэклога. Выбор архитектуры и инструментов (T04) предшествует настройке среды (T05) и подготовке базовой структуры (T06). После T06 регистрация/авторизация (T07) и каталог (T08) могут выполняться параллельно; тестовые данные и часть тестов готовятся по мере появления функциональности.</w:t>
+      </w:r>
+    </w:p>
+    <w:p>
+      <w:r>
+        <w:rPr>
+          <w:i w:val="0"/>
+        </w:rPr>
+        <w:t>Поиск и фильтрация (T11), а также корзина (T12) зависят от каталога. Оформление заказа (T15) зависит от корзины, а уведомления (T16) — от сценария заказа и выбранного сервиса. Интеграционные тесты T18 выполняются после интеграции T17. Проверка целевой группой невозможна до подготовки сборки и сценария проверки T19.</w:t>
+      </w:r>
+    </w:p>
+    <w:p>
+      <w:r>
+        <w:rPr>
+          <w:i w:val="0"/>
+        </w:rPr>
+        <w:t>T22 выполняется только при наличии замечаний. Если отзыв отрицательный, выпуск запрещён до исправлений и получения положительного результата. Время на доработки в спринте 5 ограничено, поэтому значительный объём замечаний может потребовать пересмотра графика; условие заказчика о положительном отзыве имеет приоритет над выпуском в установленную дату.</w:t>
+      </w:r>
+    </w:p>
+    <w:p>
+      <w:pPr>
+        <w:pStyle w:val="Heading2"/>
+      </w:pPr>
+      <w:r>
+        <w:t>4.4. Выводы</w:t>
+      </w:r>
+    </w:p>
+    <w:p>
+      <w:r>
+        <w:rPr>
+          <w:i w:val="0"/>
+        </w:rPr>
+        <w:t>Перечень охватывает анализ требований, подготовку среды, реализацию функций MVP, интеграцию, тестирование и пользовательскую проверку. Задачи распределены по пяти спринтам и связаны зависимостями; вехи отмечены в задачах, завершающих соответствующие этапы. Оценки являются предварительными и должны уточняться командой.</w:t>
+      </w:r>
+    </w:p>
+    <w:p>
+      <w:pPr>
+        <w:pStyle w:val="Heading1"/>
+      </w:pPr>
+      <w:r>
+        <w:t>Основание и исходные документы</w:t>
+      </w:r>
+    </w:p>
+    <w:p>
+      <w:r>
+        <w:rPr>
+          <w:i w:val="0"/>
+        </w:rPr>
+        <w:t>1. «Основы процесса разработки качественного программного продукта и его метрология. Методические указания к выполнению курсовой работы и пункты задания КР», 2026, разделы II–VI, особенно раздел V, пункты 1–4.</w:t>
+      </w:r>
+    </w:p>
+    <w:p>
+      <w:r>
+        <w:rPr>
+          <w:i w:val="0"/>
+        </w:rPr>
+        <w:t>2. «ОПРКППиМ: варианты исходных данных для курсовой работы, группа 5130904/30103, 2026 г.», вариант 3.</w:t>
       </w:r>
     </w:p>
     <w:sectPr>
@@ -3533,10 +8840,6 @@
       <w:jc w:val="center"/>
     </w:pPr>
     <w:r>
-      <w:rPr>
-        <w:rFonts w:ascii="Times New Roman" w:hAnsi="Times New Roman"/>
-        <w:sz w:val="20"/>
-      </w:rPr>
       <w:fldChar w:fldCharType="begin"/>
       <w:instrText xml:space="preserve"> PAGE </w:instrText>
       <w:fldChar w:fldCharType="end"/>
@@ -3928,7 +9231,7 @@
     <w:qFormat/>
     <w:rsid w:val="00FC693F"/>
     <w:pPr>
-      <w:spacing w:line="360" w:lineRule="auto" w:after="0"/>
+      <w:spacing w:line="360" w:lineRule="auto"/>
       <w:ind w:firstLine="709"/>
     </w:pPr>
     <w:rPr>
@@ -3991,7 +9294,7 @@
     <w:pPr>
       <w:keepNext/>
       <w:keepLines/>
-      <w:spacing w:before="240" w:after="120"/>
+      <w:spacing w:before="480" w:after="0"/>
       <w:ind w:firstLine="0"/>
       <w:outlineLvl w:val="0"/>
     </w:pPr>
@@ -4016,7 +9319,7 @@
     <w:pPr>
       <w:keepNext/>
       <w:keepLines/>
-      <w:spacing w:before="160" w:after="80"/>
+      <w:spacing w:before="200" w:after="0"/>
       <w:ind w:firstLine="0"/>
       <w:outlineLvl w:val="1"/>
     </w:pPr>
@@ -4045,7 +9348,7 @@
       <w:outlineLvl w:val="2"/>
     </w:pPr>
     <w:rPr>
-      <w:rFonts w:asciiTheme="majorHAnsi" w:eastAsiaTheme="majorEastAsia" w:hAnsiTheme="majorHAnsi" w:cstheme="majorBidi" w:ascii="Times New Roman" w:hAnsi="Times New Roman" w:eastAsia="Times New Roman"/>
+      <w:rFonts w:asciiTheme="majorHAnsi" w:eastAsiaTheme="majorEastAsia" w:hAnsiTheme="majorHAnsi" w:cstheme="majorBidi"/>
       <w:b/>
       <w:bCs/>
       <w:color w:val="4F81BD" w:themeColor="accent1"/>
@@ -4287,11 +9590,10 @@
     </w:pPr>
     <w:rPr>
       <w:rFonts w:asciiTheme="majorHAnsi" w:eastAsiaTheme="majorEastAsia" w:hAnsiTheme="majorHAnsi" w:cstheme="majorBidi" w:ascii="Times New Roman" w:hAnsi="Times New Roman" w:eastAsia="Times New Roman"/>
-      <w:b/>
       <w:color w:val="17365D" w:themeColor="text2" w:themeShade="BF"/>
       <w:spacing w:val="5"/>
       <w:kern w:val="28"/>
-      <w:sz w:val="32"/>
+      <w:sz w:val="52"/>
       <w:szCs w:val="52"/>
     </w:rPr>
   </w:style>
